--- a/documents/1as/modhakirat/modhakira_wahda8_1as.docx
+++ b/documents/1as/modhakirat/modhakira_wahda8_1as.docx
@@ -243,55 +243,467 @@
         <w:br w:type="page"/>
       </w:r>
     </w:p>
+    <w:tbl>
+      <w:tblPr>
+        <w:tblW w:w="9864" w:type="dxa"/>
+        <w:jc w:val="center"/>
+        <w:tblBorders>
+          <w:top w:val="single" w:sz="10" w:space="0" w:color="8F1E18"/>
+          <w:left w:val="single" w:sz="10" w:space="0" w:color="8F1E18"/>
+          <w:bottom w:val="single" w:sz="10" w:space="0" w:color="8F1E18"/>
+          <w:right w:val="single" w:sz="10" w:space="0" w:color="8F1E18"/>
+          <w:insideH w:val="single" w:sz="10" w:space="0" w:color="8F1E18"/>
+        </w:tblBorders>
+        <w:tblLayout w:type="fixed"/>
+        <w:tblCellMar>
+          <w:top w:w="40" w:type="dxa"/>
+          <w:left w:w="140" w:type="dxa"/>
+          <w:bottom w:w="60" w:type="dxa"/>
+          <w:right w:w="140" w:type="dxa"/>
+        </w:tblCellMar>
+      </w:tblPr>
+      <w:tblGrid>
+        <w:gridCol w:w="9864"/>
+      </w:tblGrid>
+      <w:tr>
+        <w:trPr>
+          <w:cantSplit/>
+        </w:trPr>
+        <w:tc>
+          <w:tcPr>
+            <w:tcW w:w="9864" w:type="dxa"/>
+            <w:shd w:val="clear" w:color="auto" w:fill="8F1E18"/>
+          </w:tcPr>
+          <w:p>
+            <w:pPr>
+              <w:keepNext/>
+              <w:bidi/>
+              <w:spacing w:before="0" w:after="0"/>
+            </w:pPr>
+            <w:r>
+              <w:rPr>
+                <w:b/>
+                <w:bCs/>
+                <w:color w:val="FFFFFF"/>
+                <w:rtl/>
+              </w:rPr>
+              <w:t xml:space="preserve">مذكرة رقم 48</w:t>
+            </w:r>
+          </w:p>
+        </w:tc>
+      </w:tr>
+      <w:tr>
+        <w:tc>
+          <w:tcPr>
+            <w:tcW w:w="9864" w:type="dxa"/>
+            <w:shd w:val="clear" w:color="auto" w:fill="FBF4F4"/>
+          </w:tcPr>
+          <w:tbl>
+            <w:tblPr>
+              <w:tblStyle w:val="Table"/>
+              <w:tblW w:w="7128" w:type="dxa"/>
+              <w:jc w:val="center"/>
+              <w:tblBorders>
+                <w:top w:val="single" w:sz="4" w:space="0" w:color="000000"/>
+                <w:left w:val="single" w:sz="4" w:space="0" w:color="000000"/>
+                <w:bottom w:val="single" w:sz="4" w:space="0" w:color="000000"/>
+                <w:right w:val="single" w:sz="4" w:space="0" w:color="000000"/>
+                <w:insideH w:val="single" w:sz="4" w:space="0" w:color="000000"/>
+                <w:insideV w:val="single" w:sz="4" w:space="0" w:color="000000"/>
+              </w:tblBorders>
+              <w:tblLook w:firstRow="0" w:lastRow="0" w:firstColumn="0" w:lastColumn="0" w:noHBand="0" w:noVBand="0" w:val="0000"/>
+            </w:tblPr>
+            <w:tblGrid>
+              <w:gridCol w:w="3564"/>
+              <w:gridCol w:w="3564"/>
+            </w:tblGrid>
+            <w:tr>
+              <w:tc>
+                <w:tcPr/>
+                <w:p>
+                  <w:pPr>
+                    <w:pStyle w:val="Compact"/>
+                    <w:bidi/>
+                    <w:jc w:val="left"/>
+                  </w:pPr>
+                  <w:r>
+                    <w:rPr>
+                      <w:b/>
+                      <w:bCs/>
+                      <w:rtl/>
+                    </w:rPr>
+                    <w:t xml:space="preserve">المستوى:</w:t>
+                  </w:r>
+                  <w:r>
+                    <w:rPr>
+                      <w:rtl/>
+                    </w:rPr>
+                    <w:t xml:space="preserve"> </w:t>
+                  </w:r>
+                  <w:r>
+                    <w:rPr>
+                      <w:rtl/>
+                    </w:rPr>
+                    <w:t xml:space="preserve">1 ج م ع ت</w:t>
+                  </w:r>
+                </w:p>
+              </w:tc>
+              <w:tc>
+                <w:tcPr/>
+                <w:p>
+                  <w:pPr>
+                    <w:pStyle w:val="Compact"/>
+                    <w:bidi/>
+                    <w:jc w:val="left"/>
+                  </w:pPr>
+                  <w:r>
+                    <w:rPr>
+                      <w:b/>
+                      <w:bCs/>
+                      <w:rtl/>
+                    </w:rPr>
+                    <w:t xml:space="preserve">الثانوية:</w:t>
+                  </w:r>
+                  <w:r>
+                    <w:rPr>
+                      <w:rtl/>
+                    </w:rPr>
+                    <w:t xml:space="preserve"> </w:t>
+                  </w:r>
+                  <w:r>
+                    <w:rPr>
+                      <w:rtl/>
+                    </w:rPr>
+                    <w:t xml:space="preserve">..........</w:t>
+                  </w:r>
+                </w:p>
+              </w:tc>
+            </w:tr>
+            <w:tr>
+              <w:tc>
+                <w:tcPr/>
+                <w:p>
+                  <w:pPr>
+                    <w:pStyle w:val="Compact"/>
+                    <w:bidi/>
+                    <w:jc w:val="left"/>
+                  </w:pPr>
+                  <w:r>
+                    <w:rPr>
+                      <w:b/>
+                      <w:bCs/>
+                      <w:rtl/>
+                    </w:rPr>
+                    <w:t xml:space="preserve">المادة:</w:t>
+                  </w:r>
+                  <w:r>
+                    <w:rPr>
+                      <w:rtl/>
+                    </w:rPr>
+                    <w:t xml:space="preserve"> </w:t>
+                  </w:r>
+                  <w:r>
+                    <w:rPr>
+                      <w:rtl/>
+                    </w:rPr>
+                    <w:t xml:space="preserve">رياضيات</w:t>
+                  </w:r>
+                </w:p>
+              </w:tc>
+              <w:tc>
+                <w:tcPr/>
+                <w:p>
+                  <w:pPr>
+                    <w:pStyle w:val="Compact"/>
+                    <w:bidi/>
+                    <w:jc w:val="left"/>
+                  </w:pPr>
+                  <w:r>
+                    <w:rPr>
+                      <w:b/>
+                      <w:bCs/>
+                      <w:rtl/>
+                    </w:rPr>
+                    <w:t xml:space="preserve">ميدان التعلم:</w:t>
+                  </w:r>
+                  <w:r>
+                    <w:rPr>
+                      <w:rtl/>
+                    </w:rPr>
+                    <w:t xml:space="preserve"> </w:t>
+                  </w:r>
+                  <w:r>
+                    <w:rPr>
+                      <w:rtl/>
+                    </w:rPr>
+                    <w:t xml:space="preserve">إحصاء</w:t>
+                  </w:r>
+                </w:p>
+              </w:tc>
+            </w:tr>
+            <w:tr>
+              <w:tc>
+                <w:tcPr/>
+                <w:p>
+                  <w:pPr>
+                    <w:pStyle w:val="Compact"/>
+                    <w:bidi/>
+                    <w:jc w:val="left"/>
+                  </w:pPr>
+                  <w:r>
+                    <w:rPr>
+                      <w:b/>
+                      <w:bCs/>
+                      <w:rtl/>
+                    </w:rPr>
+                    <w:t xml:space="preserve">المدة:</w:t>
+                  </w:r>
+                  <w:r>
+                    <w:rPr>
+                      <w:rtl/>
+                    </w:rPr>
+                    <w:t xml:space="preserve"> </w:t>
+                  </w:r>
+                  <w:r>
+                    <w:rPr>
+                      <w:rtl/>
+                    </w:rPr>
+                    <w:t xml:space="preserve">02 سا</w:t>
+                  </w:r>
+                </w:p>
+              </w:tc>
+              <w:tc>
+                <w:tcPr/>
+                <w:p>
+                  <w:pPr>
+                    <w:pStyle w:val="Compact"/>
+                    <w:bidi/>
+                    <w:jc w:val="left"/>
+                  </w:pPr>
+                  <w:r>
+                    <w:rPr>
+                      <w:b/>
+                      <w:bCs/>
+                      <w:rtl/>
+                    </w:rPr>
+                    <w:t xml:space="preserve">الوحدة التعلمية:</w:t>
+                  </w:r>
+                  <w:r>
+                    <w:rPr>
+                      <w:rtl/>
+                    </w:rPr>
+                    <w:t xml:space="preserve"> </w:t>
+                  </w:r>
+                  <w:r>
+                    <w:rPr>
+                      <w:rtl/>
+                    </w:rPr>
+                    <w:t xml:space="preserve">الإحصاء</w:t>
+                  </w:r>
+                </w:p>
+              </w:tc>
+            </w:tr>
+            <w:tr>
+              <w:tc>
+                <w:tcPr/>
+                <w:p>
+                  <w:pPr>
+                    <w:pStyle w:val="Compact"/>
+                    <w:bidi/>
+                    <w:jc w:val="left"/>
+                  </w:pPr>
+                  <w:r>
+                    <w:rPr>
+                      <w:b/>
+                      <w:bCs/>
+                      <w:rtl/>
+                    </w:rPr>
+                    <w:t xml:space="preserve">الأستاذ:</w:t>
+                  </w:r>
+                  <w:r>
+                    <w:rPr>
+                      <w:rtl/>
+                    </w:rPr>
+                    <w:t xml:space="preserve"> </w:t>
+                  </w:r>
+                  <w:r>
+                    <w:rPr>
+                      <w:rtl/>
+                    </w:rPr>
+                    <w:t xml:space="preserve">..........</w:t>
+                  </w:r>
+                </w:p>
+              </w:tc>
+              <w:tc>
+                <w:tcPr/>
+                <w:p>
+                  <w:pPr>
+                    <w:pStyle w:val="Compact"/>
+                    <w:bidi/>
+                    <w:jc w:val="left"/>
+                  </w:pPr>
+                  <w:r>
+                    <w:rPr>
+                      <w:b/>
+                      <w:bCs/>
+                      <w:rtl/>
+                    </w:rPr>
+                    <w:t xml:space="preserve">المحتوى المعرفي:</w:t>
+                  </w:r>
+                  <w:r>
+                    <w:rPr>
+                      <w:rtl/>
+                    </w:rPr>
+                    <w:t xml:space="preserve"> </w:t>
+                  </w:r>
+                  <w:r>
+                    <w:rPr>
+                      <w:rtl/>
+                    </w:rPr>
+                    <w:t xml:space="preserve">مفردات الإحصاء والتوزيعات التكرارية</w:t>
+                  </w:r>
+                </w:p>
+              </w:tc>
+            </w:tr>
+          </w:tbl>
+          <w:p>
+            <w:pPr>
+              <w:bidi/>
+              <w:spacing w:before="120"/>
+            </w:pPr>
+          </w:p>
+        </w:tc>
+      </w:tr>
+    </w:tbl>
     <w:p>
       <w:pPr>
-        <w:numPr>
-          <w:ilvl w:val="0"/>
-          <w:numId w:val="1002"/>
-        </w:numPr>
         <w:bidi/>
+        <w:spacing w:before="0" w:after="0"/>
       </w:pPr>
+    </w:p>
+    <w:tbl>
+      <w:tblPr>
+        <w:tblStyle w:val="Table"/>
+        <w:tblW w:w="7128" w:type="dxa"/>
+        <w:jc w:val="center"/>
+        <w:tblBorders>
+          <w:top w:val="single" w:sz="4" w:space="0" w:color="000000"/>
+          <w:left w:val="single" w:sz="4" w:space="0" w:color="000000"/>
+          <w:bottom w:val="single" w:sz="4" w:space="0" w:color="000000"/>
+          <w:right w:val="single" w:sz="4" w:space="0" w:color="000000"/>
+          <w:insideH w:val="single" w:sz="4" w:space="0" w:color="000000"/>
+          <w:insideV w:val="single" w:sz="4" w:space="0" w:color="000000"/>
+        </w:tblBorders>
+        <w:tblLook w:firstRow="0" w:lastRow="0" w:firstColumn="0" w:lastColumn="0" w:noHBand="0" w:noVBand="0" w:val="0000"/>
+      </w:tblPr>
+      <w:tblGrid>
+        <w:gridCol w:w="3564"/>
+        <w:gridCol w:w="3564"/>
+      </w:tblGrid>
+      <w:tr>
+        <w:tc>
+          <w:tcPr/>
+          <w:p>
+            <w:pPr>
+              <w:bidi/>
+              <w:jc w:val="left"/>
+            </w:pPr>
+            <w:r>
+              <w:rPr>
+                <w:b/>
+                <w:bCs/>
+                <w:rtl/>
+              </w:rPr>
+              <w:t xml:space="preserve">الكفاءات المستهدفة:</w:t>
+            </w:r>
+          </w:p>
+          <w:p>
+            <w:pPr>
+              <w:numPr>
+                <w:ilvl w:val="0"/>
+                <w:numId w:val="1002"/>
+              </w:numPr>
+              <w:bidi/>
+              <w:jc w:val="left"/>
+            </w:pPr>
+            <w:r>
+              <w:rPr>
+                <w:rtl/>
+              </w:rPr>
+              <w:t xml:space="preserve">التمييز بين ميزة كمية وميزة نوعية ، متقطعة ومستمرة.</w:t>
+            </w:r>
+          </w:p>
+          <w:p>
+            <w:pPr>
+              <w:numPr>
+                <w:ilvl w:val="0"/>
+                <w:numId w:val="1002"/>
+              </w:numPr>
+              <w:bidi/>
+              <w:jc w:val="left"/>
+            </w:pPr>
+            <w:r>
+              <w:rPr>
+                <w:rtl/>
+              </w:rPr>
+              <w:t xml:space="preserve">حساب التكرارات والتواترات والتكرارات المجمعة.</w:t>
+            </w:r>
+          </w:p>
+        </w:tc>
+        <w:tc>
+          <w:tcPr/>
+          <w:p>
+            <w:pPr>
+              <w:bidi/>
+              <w:jc w:val="left"/>
+            </w:pPr>
+            <w:r>
+              <w:rPr>
+                <w:b/>
+                <w:bCs/>
+                <w:rtl/>
+              </w:rPr>
+              <w:t xml:space="preserve">الكفاءات القبلية:</w:t>
+            </w:r>
+          </w:p>
+          <w:p>
+            <w:pPr>
+              <w:numPr>
+                <w:ilvl w:val="0"/>
+                <w:numId w:val="1003"/>
+              </w:numPr>
+              <w:bidi/>
+              <w:jc w:val="left"/>
+            </w:pPr>
+            <w:r>
+              <w:rPr>
+                <w:rtl/>
+              </w:rPr>
+              <w:t xml:space="preserve">الإحصاء في المتوسط (التكرار ، التواتر).</w:t>
+            </w:r>
+          </w:p>
+        </w:tc>
+      </w:tr>
+    </w:tbl>
+    <w:p>
+      <w:pPr>
+        <w:bidi/>
+        <w:spacing w:before="120"/>
+      </w:pPr>
+      <w:r>
+        <w:rPr>
+          <w:b/>
+          <w:bCs/>
+          <w:rtl/>
+        </w:rPr>
+        <w:t xml:space="preserve">الوسائل:</w:t>
+      </w:r>
       <w:r>
         <w:rPr>
           <w:rtl/>
         </w:rPr>
-        <w:t xml:space="preserve">الإحصاء في المتوسط (التكرار ، التواتر).</w:t>
+        <w:t xml:space="preserve"> </w:t>
       </w:r>
-    </w:p>
-    <w:p>
-      <w:pPr>
-        <w:numPr>
-          <w:ilvl w:val="0"/>
-          <w:numId w:val="1003"/>
-        </w:numPr>
-        <w:bidi/>
-      </w:pPr>
-      <w:r>
-        <w:rPr>
-          <w:rtl/>
-        </w:rPr>
-        <w:t xml:space="preserve">التمييز بين ميزة كمية وميزة نوعية ، متقطعة ومستمرة.</w:t>
-      </w:r>
-    </w:p>
-    <w:p>
-      <w:pPr>
-        <w:numPr>
-          <w:ilvl w:val="0"/>
-          <w:numId w:val="1003"/>
-        </w:numPr>
-        <w:bidi/>
-      </w:pPr>
-      <w:r>
-        <w:rPr>
-          <w:rtl/>
-        </w:rPr>
-        <w:t xml:space="preserve">حساب التكرارات والتواترات والتكرارات المجمعة.</w:t>
-      </w:r>
-    </w:p>
-    <w:p>
-      <w:pPr>
-        <w:bidi/>
-      </w:pPr>
       <w:r>
         <w:rPr>
           <w:rtl/>
@@ -299,9 +711,1283 @@
         <w:t xml:space="preserve">المنهاج ، الكتاب المدرسي ، مراجع ، الحاسبة العلمية.</w:t>
       </w:r>
     </w:p>
+    <w:tbl>
+      <w:tblPr>
+        <w:tblStyle w:val="Table"/>
+        <w:tblW w:w="7681" w:type="dxa"/>
+        <w:jc w:val="center"/>
+        <w:tblBorders>
+          <w:top w:val="single" w:sz="4" w:space="0" w:color="000000"/>
+          <w:left w:val="single" w:sz="4" w:space="0" w:color="000000"/>
+          <w:bottom w:val="single" w:sz="4" w:space="0" w:color="000000"/>
+          <w:right w:val="single" w:sz="4" w:space="0" w:color="000000"/>
+          <w:insideH w:val="single" w:sz="4" w:space="0" w:color="000000"/>
+          <w:insideV w:val="single" w:sz="4" w:space="0" w:color="000000"/>
+        </w:tblBorders>
+        <w:tblLook w:firstRow="0" w:lastRow="0" w:firstColumn="0" w:lastColumn="0" w:noHBand="0" w:noVBand="0" w:val="0000"/>
+      </w:tblPr>
+      <w:tblGrid>
+        <w:gridCol w:w="1188"/>
+        <w:gridCol w:w="712"/>
+        <w:gridCol w:w="4593"/>
+        <w:gridCol w:w="1188"/>
+      </w:tblGrid>
+      <w:tr>
+        <w:tc>
+          <w:tcPr>
+            <w:shd w:val="clear" w:color="auto" w:fill="E4E7ED"/>
+          </w:tcPr>
+          <w:p>
+            <w:pPr>
+              <w:pStyle w:val="Compact"/>
+              <w:bidi/>
+              <w:jc w:val="left"/>
+            </w:pPr>
+            <w:r>
+              <w:rPr>
+                <w:rtl/>
+              </w:rPr>
+              <w:t xml:space="preserve"/>
+            </w:r>
+            <w:r>
+              <w:rPr>
+                <w:b/>
+                <w:bCs/>
+                <w:rtl/>
+              </w:rPr>
+              <w:t xml:space="preserve">توجيهات وتعاليق</w:t>
+            </w:r>
+          </w:p>
+        </w:tc>
+        <w:tc>
+          <w:tcPr>
+            <w:shd w:val="clear" w:color="auto" w:fill="E4E7ED"/>
+          </w:tcPr>
+          <w:p>
+            <w:pPr>
+              <w:pStyle w:val="Compact"/>
+              <w:bidi/>
+              <w:jc w:val="left"/>
+            </w:pPr>
+            <w:r>
+              <w:rPr>
+                <w:b/>
+                <w:bCs/>
+                <w:rtl/>
+              </w:rPr>
+              <w:t xml:space="preserve">المدة</w:t>
+            </w:r>
+          </w:p>
+        </w:tc>
+        <w:tc>
+          <w:tcPr>
+            <w:shd w:val="clear" w:color="auto" w:fill="E4E7ED"/>
+          </w:tcPr>
+          <w:p>
+            <w:pPr>
+              <w:pStyle w:val="Compact"/>
+              <w:bidi/>
+              <w:jc w:val="left"/>
+            </w:pPr>
+            <w:r>
+              <w:rPr>
+                <w:b/>
+                <w:bCs/>
+                <w:rtl/>
+              </w:rPr>
+              <w:t xml:space="preserve">سير الحصة</w:t>
+            </w:r>
+          </w:p>
+        </w:tc>
+        <w:tc>
+          <w:tcPr>
+            <w:shd w:val="clear" w:color="auto" w:fill="E4E7ED"/>
+          </w:tcPr>
+          <w:p>
+            <w:pPr>
+              <w:pStyle w:val="Compact"/>
+              <w:bidi/>
+              <w:jc w:val="left"/>
+            </w:pPr>
+            <w:r>
+              <w:rPr>
+                <w:b/>
+                <w:bCs/>
+                <w:rtl/>
+              </w:rPr>
+              <w:t xml:space="preserve">مراحل الحصة</w:t>
+            </w:r>
+          </w:p>
+        </w:tc>
+      </w:tr>
+      <w:tr>
+        <w:tc>
+          <w:tcPr/>
+          <w:p>
+            <w:pPr>
+              <w:pStyle w:val="Compact"/>
+              <w:bidi/>
+              <w:jc w:val="left"/>
+            </w:pPr>
+            <w:r>
+              <w:rPr>
+                <w:rtl/>
+              </w:rPr>
+              <w:t xml:space="preserve">أمثلة من القسم.</w:t>
+            </w:r>
+          </w:p>
+        </w:tc>
+        <w:tc>
+          <w:tcPr/>
+          <w:p>
+            <w:pPr>
+              <w:pStyle w:val="Compact"/>
+              <w:bidi/>
+              <w:jc w:val="left"/>
+            </w:pPr>
+            <w:r>
+              <w:rPr>
+                <w:rtl/>
+              </w:rPr>
+              <w:t xml:space="preserve">10 د</w:t>
+            </w:r>
+          </w:p>
+        </w:tc>
+        <w:tc>
+          <w:tcPr/>
+          <w:p>
+            <w:pPr>
+              <w:pStyle w:val="Compact"/>
+              <w:bidi/>
+              <w:jc w:val="left"/>
+            </w:pPr>
+            <w:r>
+              <w:rPr>
+                <w:b/>
+                <w:bCs/>
+                <w:rtl/>
+              </w:rPr>
+              <w:t xml:space="preserve">التهيئة النفسية:</w:t>
+            </w:r>
+            <w:r>
+              <w:rPr>
+                <w:rtl/>
+              </w:rPr>
+              <w:t xml:space="preserve"> </w:t>
+            </w:r>
+            <w:r>
+              <w:rPr>
+                <w:rtl/>
+              </w:rPr>
+              <w:t xml:space="preserve">ما المعلومات التي نجمعها عن تلاميذ القسم؟ (السن ، الطول ، الرياضة المفضلة ،</w:t>
+            </w:r>
+            <w:r>
+              <w:rPr>
+                <w:rtl/>
+              </w:rPr>
+              <w:t xml:space="preserve"> </w:t>
+            </w:r>
+            <m:oMath>
+              <m:r>
+                <m:rPr>
+                  <m:sty m:val="p"/>
+                </m:rPr>
+                <m:t>…</m:t>
+              </m:r>
+            </m:oMath>
+            <w:r>
+              <w:rPr>
+                <w:rtl/>
+              </w:rPr>
+              <w:t xml:space="preserve">)</w:t>
+            </w:r>
+          </w:p>
+        </w:tc>
+        <w:tc>
+          <w:tcPr>
+            <w:shd w:val="clear" w:color="auto" w:fill="E4E7ED"/>
+          </w:tcPr>
+          <w:p>
+            <w:pPr>
+              <w:pStyle w:val="Compact"/>
+              <w:bidi/>
+              <w:jc w:val="left"/>
+            </w:pPr>
+            <w:r>
+              <w:rPr>
+                <w:rtl/>
+              </w:rPr>
+              <w:t xml:space="preserve"/>
+            </w:r>
+            <w:r>
+              <w:rPr>
+                <w:b/>
+                <w:bCs/>
+                <w:rtl/>
+              </w:rPr>
+              <w:t xml:space="preserve">مرحلة الانطلاق</w:t>
+            </w:r>
+          </w:p>
+        </w:tc>
+      </w:tr>
+      <w:tr>
+        <w:tc>
+          <w:tcPr/>
+          <w:p>
+            <w:pPr>
+              <w:pStyle w:val="Compact"/>
+              <w:bidi/>
+              <w:jc w:val="left"/>
+            </w:pPr>
+            <w:r>
+              <w:rPr>
+                <w:rtl/>
+              </w:rPr>
+              <w:t xml:space="preserve">جمع معطيات حقيقية من التلاميذ.</w:t>
+            </w:r>
+          </w:p>
+        </w:tc>
+        <w:tc>
+          <w:tcPr/>
+          <w:p>
+            <w:pPr>
+              <w:pStyle w:val="Compact"/>
+              <w:bidi/>
+              <w:jc w:val="left"/>
+            </w:pPr>
+            <w:r>
+              <w:rPr>
+                <w:rtl/>
+              </w:rPr>
+              <w:t xml:space="preserve">35 د</w:t>
+            </w:r>
+          </w:p>
+        </w:tc>
+        <w:tc>
+          <w:tcPr/>
+          <w:p>
+            <w:pPr>
+              <w:bidi/>
+              <w:jc w:val="left"/>
+            </w:pPr>
+            <w:r>
+              <w:rPr>
+                <w:b/>
+                <w:bCs/>
+                <w:rtl/>
+              </w:rPr>
+              <w:t xml:space="preserve">[مناقشة نشاط 01 صفحة 139]</w:t>
+            </w:r>
+          </w:p>
+          <w:p>
+            <w:pPr>
+              <w:bidi/>
+              <w:jc w:val="left"/>
+            </w:pPr>
+            <w:r>
+              <w:rPr>
+                <w:rtl/>
+              </w:rPr>
+              <w:t xml:space="preserve">✓ علامات التلاميذ في اختبار: المجتمع هو تلاميذ القسم ، والميزة هي العلامة.</w:t>
+            </w:r>
+          </w:p>
+          <w:p>
+            <w:pPr>
+              <w:bidi/>
+              <w:jc w:val="left"/>
+            </w:pPr>
+            <w:r>
+              <w:rPr>
+                <w:rtl/>
+              </w:rPr>
+              <w:t xml:space="preserve">✓ التكرار: عدد التلاميذ الذين لهم نفس العلامة ؛ التواتر: التكرار مقسوماً على العدد الكلي.</w:t>
+            </w:r>
+          </w:p>
+          <w:p>
+            <w:pPr>
+              <w:bidi/>
+              <w:jc w:val="left"/>
+            </w:pPr>
+            <w:r>
+              <w:rPr>
+                <w:rtl/>
+              </w:rPr>
+              <w:t xml:space="preserve">✓ «عدد التلاميذ الذين علامتهم أقل من أو تساوي</w:t>
+            </w:r>
+            <w:r>
+              <w:rPr>
+                <w:rtl/>
+              </w:rPr>
+              <w:t xml:space="preserve"> </w:t>
+            </w:r>
+            <m:oMath>
+              <m:r>
+                <m:t>a</m:t>
+              </m:r>
+            </m:oMath>
+            <w:r>
+              <w:rPr>
+                <w:rtl/>
+              </w:rPr>
+              <w:t xml:space="preserve">» هو</w:t>
+            </w:r>
+            <w:r>
+              <w:rPr>
+                <w:rtl/>
+              </w:rPr>
+              <w:t xml:space="preserve"> </w:t>
+            </w:r>
+            <w:r>
+              <w:rPr>
+                <w:b/>
+                <w:bCs/>
+                <w:rtl/>
+              </w:rPr>
+              <w:t xml:space="preserve">التكرار المجمع الصاعد</w:t>
+            </w:r>
+            <w:r>
+              <w:rPr>
+                <w:rtl/>
+              </w:rPr>
+              <w:t xml:space="preserve">.</w:t>
+            </w:r>
+          </w:p>
+        </w:tc>
+        <w:tc>
+          <w:tcPr>
+            <w:shd w:val="clear" w:color="auto" w:fill="E4E7ED"/>
+          </w:tcPr>
+          <w:p>
+            <w:pPr>
+              <w:pStyle w:val="Compact"/>
+              <w:bidi/>
+              <w:jc w:val="left"/>
+            </w:pPr>
+            <w:r>
+              <w:rPr>
+                <w:rtl/>
+              </w:rPr>
+              <w:t xml:space="preserve"/>
+            </w:r>
+            <w:r>
+              <w:rPr>
+                <w:b/>
+                <w:bCs/>
+                <w:rtl/>
+              </w:rPr>
+              <w:t xml:space="preserve">التشخيص والاكتشاف</w:t>
+            </w:r>
+          </w:p>
+        </w:tc>
+      </w:tr>
+      <w:tr>
+        <w:tc>
+          <w:tcPr/>
+          <w:p>
+            <w:pPr>
+              <w:pStyle w:val="Compact"/>
+              <w:bidi/>
+              <w:jc w:val="left"/>
+            </w:pPr>
+            <w:r>
+              <w:rPr>
+                <w:rtl/>
+              </w:rPr>
+              <w:t xml:space="preserve">نرسم الجدول خطوة خطوة.</w:t>
+            </w:r>
+          </w:p>
+        </w:tc>
+        <w:tc>
+          <w:tcPr/>
+          <w:p>
+            <w:pPr>
+              <w:pStyle w:val="Compact"/>
+              <w:bidi/>
+              <w:jc w:val="left"/>
+            </w:pPr>
+            <w:r>
+              <w:rPr>
+                <w:rtl/>
+              </w:rPr>
+              <w:t xml:space="preserve">50 د</w:t>
+            </w:r>
+          </w:p>
+        </w:tc>
+        <w:tc>
+          <w:tcPr/>
+          <w:p>
+            <w:pPr>
+              <w:bidi/>
+              <w:jc w:val="left"/>
+            </w:pPr>
+            <w:r>
+              <w:rPr>
+                <w:b/>
+                <w:bCs/>
+                <w:rtl/>
+              </w:rPr>
+              <w:t xml:space="preserve">[مفردات]</w:t>
+            </w:r>
+          </w:p>
+          <w:p>
+            <w:pPr>
+              <w:bidi/>
+              <w:jc w:val="left"/>
+            </w:pPr>
+            <w:r>
+              <w:rPr>
+                <w:rtl/>
+              </w:rPr>
+              <w:t xml:space="preserve">✓ </w:t>
+            </w:r>
+            <w:r>
+              <w:rPr>
+                <w:b/>
+                <w:bCs/>
+                <w:rtl/>
+              </w:rPr>
+              <w:t xml:space="preserve">المجتمع الإحصائي</w:t>
+            </w:r>
+            <w:r>
+              <w:rPr>
+                <w:rtl/>
+              </w:rPr>
+              <w:t xml:space="preserve"> </w:t>
+            </w:r>
+            <w:r>
+              <w:rPr>
+                <w:rtl/>
+              </w:rPr>
+              <w:t xml:space="preserve">،</w:t>
+            </w:r>
+            <w:r>
+              <w:rPr>
+                <w:rtl/>
+              </w:rPr>
+              <w:t xml:space="preserve"> </w:t>
+            </w:r>
+            <w:r>
+              <w:rPr>
+                <w:b/>
+                <w:bCs/>
+                <w:rtl/>
+              </w:rPr>
+              <w:t xml:space="preserve">الفرد</w:t>
+            </w:r>
+            <w:r>
+              <w:rPr>
+                <w:rtl/>
+              </w:rPr>
+              <w:t xml:space="preserve"> </w:t>
+            </w:r>
+            <w:r>
+              <w:rPr>
+                <w:rtl/>
+              </w:rPr>
+              <w:t xml:space="preserve">،</w:t>
+            </w:r>
+            <w:r>
+              <w:rPr>
+                <w:rtl/>
+              </w:rPr>
+              <w:t xml:space="preserve"> </w:t>
+            </w:r>
+            <w:r>
+              <w:rPr>
+                <w:b/>
+                <w:bCs/>
+                <w:rtl/>
+              </w:rPr>
+              <w:t xml:space="preserve">الميزة</w:t>
+            </w:r>
+            <w:r>
+              <w:rPr>
+                <w:rtl/>
+              </w:rPr>
+              <w:t xml:space="preserve">: كمية (عددية) أو نوعية.</w:t>
+            </w:r>
+          </w:p>
+          <w:p>
+            <w:pPr>
+              <w:bidi/>
+              <w:jc w:val="left"/>
+            </w:pPr>
+            <w:r>
+              <w:rPr>
+                <w:rtl/>
+              </w:rPr>
+              <w:t xml:space="preserve">✓ الميزة الكمية</w:t>
+            </w:r>
+            <w:r>
+              <w:rPr>
+                <w:rtl/>
+              </w:rPr>
+              <w:t xml:space="preserve"> </w:t>
+            </w:r>
+            <w:r>
+              <w:rPr>
+                <w:b/>
+                <w:bCs/>
+                <w:rtl/>
+              </w:rPr>
+              <w:t xml:space="preserve">متقطعة</w:t>
+            </w:r>
+            <w:r>
+              <w:rPr>
+                <w:rtl/>
+              </w:rPr>
+              <w:t xml:space="preserve"> </w:t>
+            </w:r>
+            <w:r>
+              <w:rPr>
+                <w:rtl/>
+              </w:rPr>
+              <w:t xml:space="preserve">(قيم منعزلة) أو</w:t>
+            </w:r>
+            <w:r>
+              <w:rPr>
+                <w:rtl/>
+              </w:rPr>
+              <w:t xml:space="preserve"> </w:t>
+            </w:r>
+            <w:r>
+              <w:rPr>
+                <w:b/>
+                <w:bCs/>
+                <w:rtl/>
+              </w:rPr>
+              <w:t xml:space="preserve">مستمرة</w:t>
+            </w:r>
+            <w:r>
+              <w:rPr>
+                <w:rtl/>
+              </w:rPr>
+              <w:t xml:space="preserve"> </w:t>
+            </w:r>
+            <w:r>
+              <w:rPr>
+                <w:rtl/>
+              </w:rPr>
+              <w:t xml:space="preserve">(فئات</w:t>
+            </w:r>
+            <w:r>
+              <w:rPr>
+                <w:rtl/>
+              </w:rPr>
+              <w:t xml:space="preserve"> </w:t>
+            </w:r>
+            <m:oMath>
+              <m:r>
+                <m:rPr>
+                  <m:sty m:val="p"/>
+                </m:rPr>
+                <m:t>[</m:t>
+              </m:r>
+              <m:r>
+                <m:t>a</m:t>
+              </m:r>
+              <m:r>
+                <m:rPr>
+                  <m:sty m:val="p"/>
+                </m:rPr>
+                <m:t>;</m:t>
+              </m:r>
+              <m:r>
+                <m:t>b</m:t>
+              </m:r>
+              <m:r>
+                <m:rPr>
+                  <m:sty m:val="p"/>
+                </m:rPr>
+                <m:t>[</m:t>
+              </m:r>
+            </m:oMath>
+            <w:r>
+              <w:rPr>
+                <w:rtl/>
+              </w:rPr>
+              <w:t xml:space="preserve"> </w:t>
+            </w:r>
+            <w:r>
+              <w:rPr>
+                <w:rtl/>
+              </w:rPr>
+              <w:t xml:space="preserve">مركزها</w:t>
+            </w:r>
+            <w:r>
+              <w:rPr>
+                <w:rtl/>
+              </w:rPr>
+              <w:t xml:space="preserve"> </w:t>
+            </w:r>
+            <m:oMath>
+              <m:f>
+                <m:fPr>
+                  <m:type m:val="bar"/>
+                </m:fPr>
+                <m:num>
+                  <m:r>
+                    <m:t>a</m:t>
+                  </m:r>
+                  <m:r>
+                    <m:rPr>
+                      <m:sty m:val="p"/>
+                    </m:rPr>
+                    <m:t>+</m:t>
+                  </m:r>
+                  <m:r>
+                    <m:t>b</m:t>
+                  </m:r>
+                </m:num>
+                <m:den>
+                  <m:r>
+                    <m:t>2</m:t>
+                  </m:r>
+                </m:den>
+              </m:f>
+            </m:oMath>
+            <w:r>
+              <w:rPr>
+                <w:rtl/>
+              </w:rPr>
+              <w:t xml:space="preserve">).</w:t>
+            </w:r>
+          </w:p>
+          <w:p>
+            <w:pPr>
+              <w:bidi/>
+              <w:jc w:val="left"/>
+            </w:pPr>
+            <w:r>
+              <w:rPr>
+                <w:rtl/>
+              </w:rPr>
+              <w:t xml:space="preserve">✓ </w:t>
+            </w:r>
+            <w:r>
+              <w:rPr>
+                <w:b/>
+                <w:bCs/>
+                <w:rtl/>
+              </w:rPr>
+              <w:t xml:space="preserve">التواتر</w:t>
+            </w:r>
+            <w:r>
+              <w:rPr>
+                <w:rtl/>
+              </w:rPr>
+              <w:t xml:space="preserve"> </w:t>
+            </w:r>
+            <m:oMath>
+              <m:sSub>
+                <m:e>
+                  <m:r>
+                    <m:t>f</m:t>
+                  </m:r>
+                </m:e>
+                <m:sub>
+                  <m:r>
+                    <m:t>i</m:t>
+                  </m:r>
+                </m:sub>
+              </m:sSub>
+              <m:r>
+                <m:rPr>
+                  <m:sty m:val="p"/>
+                </m:rPr>
+                <m:t>=</m:t>
+              </m:r>
+              <m:f>
+                <m:fPr>
+                  <m:type m:val="bar"/>
+                </m:fPr>
+                <m:num>
+                  <m:sSub>
+                    <m:e>
+                      <m:r>
+                        <m:t>n</m:t>
+                      </m:r>
+                    </m:e>
+                    <m:sub>
+                      <m:r>
+                        <m:t>i</m:t>
+                      </m:r>
+                    </m:sub>
+                  </m:sSub>
+                </m:num>
+                <m:den>
+                  <m:r>
+                    <m:t>N</m:t>
+                  </m:r>
+                </m:den>
+              </m:f>
+            </m:oMath>
+            <w:r>
+              <w:rPr>
+                <w:rtl/>
+              </w:rPr>
+              <w:t xml:space="preserve"> </w:t>
+            </w:r>
+            <w:r>
+              <w:rPr>
+                <w:rtl/>
+              </w:rPr>
+              <w:t xml:space="preserve">، ومجموع التواترات يساوي</w:t>
+            </w:r>
+            <w:r>
+              <w:rPr>
+                <w:rtl/>
+              </w:rPr>
+              <w:t xml:space="preserve"> </w:t>
+            </w:r>
+            <m:oMath>
+              <m:r>
+                <m:t>1</m:t>
+              </m:r>
+            </m:oMath>
+            <w:r>
+              <w:rPr>
+                <w:rtl/>
+              </w:rPr>
+              <w:t xml:space="preserve">.</w:t>
+            </w:r>
+          </w:p>
+          <w:p>
+            <w:pPr>
+              <w:bidi/>
+              <w:jc w:val="left"/>
+            </w:pPr>
+            <w:r>
+              <w:rPr>
+                <w:b/>
+                <w:bCs/>
+                <w:rtl/>
+              </w:rPr>
+              <w:t xml:space="preserve">[سلسلة علامات</w:t>
+            </w:r>
+            <w:r>
+              <w:rPr>
+                <w:b/>
+                <w:bCs/>
+                <w:rtl/>
+              </w:rPr>
+              <w:t xml:space="preserve"> </w:t>
+            </w:r>
+            <m:oMath>
+              <m:r>
+                <m:t>30</m:t>
+              </m:r>
+            </m:oMath>
+            <w:r>
+              <w:rPr>
+                <w:b/>
+                <w:bCs/>
+                <w:rtl/>
+              </w:rPr>
+              <w:t xml:space="preserve"> </w:t>
+            </w:r>
+            <w:r>
+              <w:rPr>
+                <w:b/>
+                <w:bCs/>
+                <w:rtl/>
+              </w:rPr>
+              <w:t xml:space="preserve">تلميذاً]</w:t>
+            </w:r>
+          </w:p>
+          <w:p>
+            <w:pPr>
+              <w:bidi/>
+              <w:jc w:val="center"/>
+            </w:pPr>
+            <w:r>
+              <w:rPr>
+                <w:rtl/>
+              </w:rPr>
+              <w:drawing>
+                <wp:inline>
+                  <wp:extent cx="2772554" cy="490064"/>
+                  <wp:docPr id="1" name="Picture 1"/>
+                  <wp:cNvGraphicFramePr>
+                    <a:graphicFrameLocks noChangeAspect="1"/>
+                  </wp:cNvGraphicFramePr>
+                  <a:graphic>
+                    <a:graphicData uri="http://schemas.openxmlformats.org/drawingml/2006/picture">
+                      <pic:pic>
+                        <pic:nvPicPr>
+                          <pic:cNvPr id="0" name="fcea6616f892f22d.png"/>
+                          <pic:cNvPicPr/>
+                        </pic:nvPicPr>
+                        <pic:blipFill>
+                          <a:blip r:embed="rId9"/>
+                          <a:stretch>
+                            <a:fillRect/>
+                          </a:stretch>
+                        </pic:blipFill>
+                        <pic:spPr>
+                          <a:xfrm>
+                            <a:off x="0" y="0"/>
+                            <a:ext cx="2772554" cy="490064"/>
+                          </a:xfrm>
+                          <a:prstGeom prst="rect"/>
+                        </pic:spPr>
+                      </pic:pic>
+                    </a:graphicData>
+                  </a:graphic>
+                </wp:inline>
+              </w:drawing>
+            </w:r>
+          </w:p>
+        </w:tc>
+        <w:tc>
+          <w:tcPr>
+            <w:shd w:val="clear" w:color="auto" w:fill="E4E7ED"/>
+          </w:tcPr>
+          <w:p>
+            <w:pPr>
+              <w:pStyle w:val="Compact"/>
+              <w:bidi/>
+              <w:jc w:val="left"/>
+            </w:pPr>
+            <w:r>
+              <w:rPr>
+                <w:rtl/>
+              </w:rPr>
+              <w:t xml:space="preserve"/>
+            </w:r>
+            <w:r>
+              <w:rPr>
+                <w:b/>
+                <w:bCs/>
+                <w:rtl/>
+              </w:rPr>
+              <w:t xml:space="preserve">بناء المعارف</w:t>
+            </w:r>
+          </w:p>
+        </w:tc>
+      </w:tr>
+      <w:tr>
+        <w:tc>
+          <w:tcPr/>
+          <w:p>
+            <w:pPr>
+              <w:pStyle w:val="Compact"/>
+              <w:bidi/>
+              <w:jc w:val="center"/>
+            </w:pPr>
+          </w:p>
+        </w:tc>
+        <w:tc>
+          <w:tcPr/>
+          <w:p>
+            <w:pPr>
+              <w:pStyle w:val="Compact"/>
+              <w:bidi/>
+              <w:jc w:val="center"/>
+            </w:pPr>
+          </w:p>
+        </w:tc>
+        <w:tc>
+          <w:tcPr/>
+          <w:p>
+            <w:pPr>
+              <w:pStyle w:val="Compact"/>
+              <w:bidi/>
+              <w:jc w:val="left"/>
+            </w:pPr>
+            <w:r>
+              <w:rPr>
+                <w:b/>
+                <w:bCs/>
+                <w:rtl/>
+              </w:rPr>
+              <w:t xml:space="preserve">[حذار]</w:t>
+            </w:r>
+            <w:r>
+              <w:rPr>
+                <w:rtl/>
+              </w:rPr>
+              <w:t xml:space="preserve"> رقم اللباس ميزة رقمية لكنها ليست كمية بالمعنى الحسابي.</w:t>
+            </w:r>
+          </w:p>
+        </w:tc>
+        <w:tc>
+          <w:tcPr>
+            <w:shd w:val="clear" w:color="auto" w:fill="E4E7ED"/>
+          </w:tcPr>
+          <w:p>
+            <w:pPr>
+              <w:pStyle w:val="Compact"/>
+              <w:bidi/>
+              <w:jc w:val="left"/>
+            </w:pPr>
+            <w:r>
+              <w:rPr>
+                <w:rtl/>
+              </w:rPr>
+              <w:t xml:space="preserve"/>
+            </w:r>
+          </w:p>
+        </w:tc>
+      </w:tr>
+      <w:tr>
+        <w:tc>
+          <w:tcPr/>
+          <w:p>
+            <w:pPr>
+              <w:pStyle w:val="Compact"/>
+              <w:bidi/>
+              <w:jc w:val="left"/>
+            </w:pPr>
+            <w:r>
+              <w:rPr>
+                <w:rtl/>
+              </w:rPr>
+              <w:t xml:space="preserve">تقويم فردي.</w:t>
+            </w:r>
+          </w:p>
+        </w:tc>
+        <w:tc>
+          <w:tcPr/>
+          <w:p>
+            <w:pPr>
+              <w:pStyle w:val="Compact"/>
+              <w:bidi/>
+              <w:jc w:val="left"/>
+            </w:pPr>
+            <w:r>
+              <w:rPr>
+                <w:rtl/>
+              </w:rPr>
+              <w:t xml:space="preserve">25 د</w:t>
+            </w:r>
+          </w:p>
+        </w:tc>
+        <w:tc>
+          <w:tcPr/>
+          <w:p>
+            <w:pPr>
+              <w:bidi/>
+              <w:jc w:val="left"/>
+            </w:pPr>
+            <w:r>
+              <w:rPr>
+                <w:b/>
+                <w:bCs/>
+                <w:rtl/>
+              </w:rPr>
+              <w:t xml:space="preserve">[تطبيق]</w:t>
+            </w:r>
+          </w:p>
+          <w:p>
+            <w:pPr>
+              <w:bidi/>
+              <w:jc w:val="left"/>
+            </w:pPr>
+            <w:r>
+              <w:rPr>
+                <w:rtl/>
+              </w:rPr>
+              <w:t xml:space="preserve">من الجدول: ① احسب تواتر العلامة</w:t>
+            </w:r>
+            <w:r>
+              <w:rPr>
+                <w:rtl/>
+              </w:rPr>
+              <w:t xml:space="preserve"> </w:t>
+            </w:r>
+            <m:oMath>
+              <m:r>
+                <m:t>10</m:t>
+              </m:r>
+            </m:oMath>
+            <w:r>
+              <w:rPr>
+                <w:rtl/>
+              </w:rPr>
+              <w:t xml:space="preserve">. ② كم تلميذاً علامته أقل من أو تساوي</w:t>
+            </w:r>
+            <w:r>
+              <w:rPr>
+                <w:rtl/>
+              </w:rPr>
+              <w:t xml:space="preserve"> </w:t>
+            </w:r>
+            <m:oMath>
+              <m:r>
+                <m:t>8</m:t>
+              </m:r>
+            </m:oMath>
+            <w:r>
+              <w:rPr>
+                <w:rtl/>
+              </w:rPr>
+              <w:t xml:space="preserve"> </w:t>
+            </w:r>
+            <w:r>
+              <w:rPr>
+                <w:rtl/>
+              </w:rPr>
+              <w:t xml:space="preserve">؟ ③ ما نسبة التلاميذ الذين علامتهم أكبر من أو تساوي</w:t>
+            </w:r>
+            <w:r>
+              <w:rPr>
+                <w:rtl/>
+              </w:rPr>
+              <w:t xml:space="preserve"> </w:t>
+            </w:r>
+            <m:oMath>
+              <m:r>
+                <m:t>12</m:t>
+              </m:r>
+            </m:oMath>
+            <w:r>
+              <w:rPr>
+                <w:rtl/>
+              </w:rPr>
+              <w:t xml:space="preserve"> </w:t>
+            </w:r>
+            <w:r>
+              <w:rPr>
+                <w:rtl/>
+              </w:rPr>
+              <w:t xml:space="preserve">؟</w:t>
+            </w:r>
+          </w:p>
+          <w:p>
+            <w:pPr>
+              <w:bidi/>
+              <w:jc w:val="left"/>
+            </w:pPr>
+            <w:r>
+              <w:rPr>
+                <w:b/>
+                <w:bCs/>
+                <w:rtl/>
+              </w:rPr>
+              <w:t xml:space="preserve">الحل:</w:t>
+            </w:r>
+            <w:r>
+              <w:rPr>
+                <w:rtl/>
+              </w:rPr>
+              <w:t xml:space="preserve"> </w:t>
+            </w:r>
+            <w:r>
+              <w:rPr>
+                <w:rtl/>
+              </w:rPr>
+              <w:t xml:space="preserve">①</w:t>
+            </w:r>
+            <w:r>
+              <w:rPr>
+                <w:rtl/>
+              </w:rPr>
+              <w:t xml:space="preserve"> </w:t>
+            </w:r>
+            <m:oMath>
+              <m:f>
+                <m:fPr>
+                  <m:type m:val="bar"/>
+                </m:fPr>
+                <m:num>
+                  <m:r>
+                    <m:t>8</m:t>
+                  </m:r>
+                </m:num>
+                <m:den>
+                  <m:r>
+                    <m:t>30</m:t>
+                  </m:r>
+                </m:den>
+              </m:f>
+              <m:r>
+                <m:rPr>
+                  <m:sty m:val="p"/>
+                </m:rPr>
+                <m:t>≈</m:t>
+              </m:r>
+              <m:r>
+                <m:t>0</m:t>
+              </m:r>
+              <m:r>
+                <m:rPr>
+                  <m:sty m:val="p"/>
+                </m:rPr>
+                <m:t>,</m:t>
+              </m:r>
+              <m:r>
+                <m:t>27</m:t>
+              </m:r>
+            </m:oMath>
+            <w:r>
+              <w:rPr>
+                <w:rtl/>
+              </w:rPr>
+              <w:t xml:space="preserve"> </w:t>
+            </w:r>
+            <w:r>
+              <w:rPr>
+                <w:rtl/>
+              </w:rPr>
+              <w:t xml:space="preserve">؛ ②</w:t>
+            </w:r>
+            <w:r>
+              <w:rPr>
+                <w:rtl/>
+              </w:rPr>
+              <w:t xml:space="preserve"> </w:t>
+            </w:r>
+            <m:oMath>
+              <m:r>
+                <m:t>11</m:t>
+              </m:r>
+            </m:oMath>
+            <w:r>
+              <w:rPr>
+                <w:rtl/>
+              </w:rPr>
+              <w:t xml:space="preserve"> </w:t>
+            </w:r>
+            <w:r>
+              <w:rPr>
+                <w:rtl/>
+              </w:rPr>
+              <w:t xml:space="preserve">؛ ③</w:t>
+            </w:r>
+            <w:r>
+              <w:rPr>
+                <w:rtl/>
+              </w:rPr>
+              <w:t xml:space="preserve"> </w:t>
+            </w:r>
+            <m:oMath>
+              <m:f>
+                <m:fPr>
+                  <m:type m:val="bar"/>
+                </m:fPr>
+                <m:num>
+                  <m:r>
+                    <m:t>11</m:t>
+                  </m:r>
+                </m:num>
+                <m:den>
+                  <m:r>
+                    <m:t>30</m:t>
+                  </m:r>
+                </m:den>
+              </m:f>
+              <m:r>
+                <m:rPr>
+                  <m:sty m:val="p"/>
+                </m:rPr>
+                <m:t>≈</m:t>
+              </m:r>
+              <m:r>
+                <m:t>37</m:t>
+              </m:r>
+              <m:r>
+                <m:t> </m:t>
+              </m:r>
+              <m:r>
+                <m:rPr>
+                  <m:sty m:val="p"/>
+                </m:rPr>
+                <m:t>%</m:t>
+              </m:r>
+            </m:oMath>
+            <w:r>
+              <w:rPr>
+                <w:rtl/>
+              </w:rPr>
+              <w:t xml:space="preserve">.</w:t>
+            </w:r>
+          </w:p>
+          <w:p>
+            <w:pPr>
+              <w:bidi/>
+              <w:jc w:val="left"/>
+            </w:pPr>
+            <w:r>
+              <w:rPr>
+                <w:b/>
+                <w:bCs/>
+                <w:rtl/>
+              </w:rPr>
+              <w:t xml:space="preserve">واجب منزلي:</w:t>
+            </w:r>
+            <w:r>
+              <w:rPr>
+                <w:rtl/>
+              </w:rPr>
+              <w:t xml:space="preserve"> </w:t>
+            </w:r>
+            <w:r>
+              <w:rPr>
+                <w:rtl/>
+              </w:rPr>
+              <w:t xml:space="preserve">تمارين من الكتاب المدرسي.</w:t>
+            </w:r>
+          </w:p>
+          <w:p>
+            <w:pPr>
+              <w:bidi/>
+              <w:jc w:val="left"/>
+            </w:pPr>
+            <w:r>
+              <w:rPr>
+                <w:b/>
+                <w:bCs/>
+                <w:rtl/>
+              </w:rPr>
+              <w:t xml:space="preserve">ملاحظات حول سير الحصة:</w:t>
+            </w:r>
+            <w:r>
+              <w:rPr>
+                <w:rtl/>
+              </w:rPr>
+              <w:t xml:space="preserve"> </w:t>
+            </w:r>
+            <w:r>
+              <w:rPr>
+                <w:rtl/>
+              </w:rPr>
+              <w:t xml:space="preserve">..........</w:t>
+            </w:r>
+          </w:p>
+        </w:tc>
+        <w:tc>
+          <w:tcPr>
+            <w:shd w:val="clear" w:color="auto" w:fill="E4E7ED"/>
+          </w:tcPr>
+          <w:p>
+            <w:pPr>
+              <w:pStyle w:val="Compact"/>
+              <w:bidi/>
+              <w:jc w:val="left"/>
+            </w:pPr>
+            <w:r>
+              <w:rPr>
+                <w:rtl/>
+              </w:rPr>
+              <w:t xml:space="preserve"/>
+            </w:r>
+            <w:r>
+              <w:rPr>
+                <w:b/>
+                <w:bCs/>
+                <w:rtl/>
+              </w:rPr>
+              <w:t xml:space="preserve">التقويم</w:t>
+            </w:r>
+          </w:p>
+        </w:tc>
+      </w:tr>
+    </w:tbl>
     <w:p>
       <w:pPr>
         <w:bidi/>
+        <w:spacing w:before="120"/>
       </w:pPr>
       <w:r>
         <w:rPr>
@@ -310,55 +1996,467 @@
         <w:br w:type="page"/>
       </w:r>
     </w:p>
+    <w:tbl>
+      <w:tblPr>
+        <w:tblW w:w="9864" w:type="dxa"/>
+        <w:jc w:val="center"/>
+        <w:tblBorders>
+          <w:top w:val="single" w:sz="10" w:space="0" w:color="8F1E18"/>
+          <w:left w:val="single" w:sz="10" w:space="0" w:color="8F1E18"/>
+          <w:bottom w:val="single" w:sz="10" w:space="0" w:color="8F1E18"/>
+          <w:right w:val="single" w:sz="10" w:space="0" w:color="8F1E18"/>
+          <w:insideH w:val="single" w:sz="10" w:space="0" w:color="8F1E18"/>
+        </w:tblBorders>
+        <w:tblLayout w:type="fixed"/>
+        <w:tblCellMar>
+          <w:top w:w="40" w:type="dxa"/>
+          <w:left w:w="140" w:type="dxa"/>
+          <w:bottom w:w="60" w:type="dxa"/>
+          <w:right w:w="140" w:type="dxa"/>
+        </w:tblCellMar>
+      </w:tblPr>
+      <w:tblGrid>
+        <w:gridCol w:w="9864"/>
+      </w:tblGrid>
+      <w:tr>
+        <w:trPr>
+          <w:cantSplit/>
+        </w:trPr>
+        <w:tc>
+          <w:tcPr>
+            <w:tcW w:w="9864" w:type="dxa"/>
+            <w:shd w:val="clear" w:color="auto" w:fill="8F1E18"/>
+          </w:tcPr>
+          <w:p>
+            <w:pPr>
+              <w:keepNext/>
+              <w:bidi/>
+              <w:spacing w:before="0" w:after="0"/>
+            </w:pPr>
+            <w:r>
+              <w:rPr>
+                <w:b/>
+                <w:bCs/>
+                <w:color w:val="FFFFFF"/>
+                <w:rtl/>
+              </w:rPr>
+              <w:t xml:space="preserve">مذكرة رقم 49</w:t>
+            </w:r>
+          </w:p>
+        </w:tc>
+      </w:tr>
+      <w:tr>
+        <w:tc>
+          <w:tcPr>
+            <w:tcW w:w="9864" w:type="dxa"/>
+            <w:shd w:val="clear" w:color="auto" w:fill="FBF4F4"/>
+          </w:tcPr>
+          <w:tbl>
+            <w:tblPr>
+              <w:tblStyle w:val="Table"/>
+              <w:tblW w:w="7128" w:type="dxa"/>
+              <w:jc w:val="center"/>
+              <w:tblBorders>
+                <w:top w:val="single" w:sz="4" w:space="0" w:color="000000"/>
+                <w:left w:val="single" w:sz="4" w:space="0" w:color="000000"/>
+                <w:bottom w:val="single" w:sz="4" w:space="0" w:color="000000"/>
+                <w:right w:val="single" w:sz="4" w:space="0" w:color="000000"/>
+                <w:insideH w:val="single" w:sz="4" w:space="0" w:color="000000"/>
+                <w:insideV w:val="single" w:sz="4" w:space="0" w:color="000000"/>
+              </w:tblBorders>
+              <w:tblLook w:firstRow="0" w:lastRow="0" w:firstColumn="0" w:lastColumn="0" w:noHBand="0" w:noVBand="0" w:val="0000"/>
+            </w:tblPr>
+            <w:tblGrid>
+              <w:gridCol w:w="3564"/>
+              <w:gridCol w:w="3564"/>
+            </w:tblGrid>
+            <w:tr>
+              <w:tc>
+                <w:tcPr/>
+                <w:p>
+                  <w:pPr>
+                    <w:pStyle w:val="Compact"/>
+                    <w:bidi/>
+                    <w:jc w:val="left"/>
+                  </w:pPr>
+                  <w:r>
+                    <w:rPr>
+                      <w:b/>
+                      <w:bCs/>
+                      <w:rtl/>
+                    </w:rPr>
+                    <w:t xml:space="preserve">المستوى:</w:t>
+                  </w:r>
+                  <w:r>
+                    <w:rPr>
+                      <w:rtl/>
+                    </w:rPr>
+                    <w:t xml:space="preserve"> </w:t>
+                  </w:r>
+                  <w:r>
+                    <w:rPr>
+                      <w:rtl/>
+                    </w:rPr>
+                    <w:t xml:space="preserve">1 ج م ع ت</w:t>
+                  </w:r>
+                </w:p>
+              </w:tc>
+              <w:tc>
+                <w:tcPr/>
+                <w:p>
+                  <w:pPr>
+                    <w:pStyle w:val="Compact"/>
+                    <w:bidi/>
+                    <w:jc w:val="left"/>
+                  </w:pPr>
+                  <w:r>
+                    <w:rPr>
+                      <w:b/>
+                      <w:bCs/>
+                      <w:rtl/>
+                    </w:rPr>
+                    <w:t xml:space="preserve">الثانوية:</w:t>
+                  </w:r>
+                  <w:r>
+                    <w:rPr>
+                      <w:rtl/>
+                    </w:rPr>
+                    <w:t xml:space="preserve"> </w:t>
+                  </w:r>
+                  <w:r>
+                    <w:rPr>
+                      <w:rtl/>
+                    </w:rPr>
+                    <w:t xml:space="preserve">..........</w:t>
+                  </w:r>
+                </w:p>
+              </w:tc>
+            </w:tr>
+            <w:tr>
+              <w:tc>
+                <w:tcPr/>
+                <w:p>
+                  <w:pPr>
+                    <w:pStyle w:val="Compact"/>
+                    <w:bidi/>
+                    <w:jc w:val="left"/>
+                  </w:pPr>
+                  <w:r>
+                    <w:rPr>
+                      <w:b/>
+                      <w:bCs/>
+                      <w:rtl/>
+                    </w:rPr>
+                    <w:t xml:space="preserve">المادة:</w:t>
+                  </w:r>
+                  <w:r>
+                    <w:rPr>
+                      <w:rtl/>
+                    </w:rPr>
+                    <w:t xml:space="preserve"> </w:t>
+                  </w:r>
+                  <w:r>
+                    <w:rPr>
+                      <w:rtl/>
+                    </w:rPr>
+                    <w:t xml:space="preserve">رياضيات</w:t>
+                  </w:r>
+                </w:p>
+              </w:tc>
+              <w:tc>
+                <w:tcPr/>
+                <w:p>
+                  <w:pPr>
+                    <w:pStyle w:val="Compact"/>
+                    <w:bidi/>
+                    <w:jc w:val="left"/>
+                  </w:pPr>
+                  <w:r>
+                    <w:rPr>
+                      <w:b/>
+                      <w:bCs/>
+                      <w:rtl/>
+                    </w:rPr>
+                    <w:t xml:space="preserve">ميدان التعلم:</w:t>
+                  </w:r>
+                  <w:r>
+                    <w:rPr>
+                      <w:rtl/>
+                    </w:rPr>
+                    <w:t xml:space="preserve"> </w:t>
+                  </w:r>
+                  <w:r>
+                    <w:rPr>
+                      <w:rtl/>
+                    </w:rPr>
+                    <w:t xml:space="preserve">إحصاء</w:t>
+                  </w:r>
+                </w:p>
+              </w:tc>
+            </w:tr>
+            <w:tr>
+              <w:tc>
+                <w:tcPr/>
+                <w:p>
+                  <w:pPr>
+                    <w:pStyle w:val="Compact"/>
+                    <w:bidi/>
+                    <w:jc w:val="left"/>
+                  </w:pPr>
+                  <w:r>
+                    <w:rPr>
+                      <w:b/>
+                      <w:bCs/>
+                      <w:rtl/>
+                    </w:rPr>
+                    <w:t xml:space="preserve">المدة:</w:t>
+                  </w:r>
+                  <w:r>
+                    <w:rPr>
+                      <w:rtl/>
+                    </w:rPr>
+                    <w:t xml:space="preserve"> </w:t>
+                  </w:r>
+                  <w:r>
+                    <w:rPr>
+                      <w:rtl/>
+                    </w:rPr>
+                    <w:t xml:space="preserve">02 سا</w:t>
+                  </w:r>
+                </w:p>
+              </w:tc>
+              <w:tc>
+                <w:tcPr/>
+                <w:p>
+                  <w:pPr>
+                    <w:pStyle w:val="Compact"/>
+                    <w:bidi/>
+                    <w:jc w:val="left"/>
+                  </w:pPr>
+                  <w:r>
+                    <w:rPr>
+                      <w:b/>
+                      <w:bCs/>
+                      <w:rtl/>
+                    </w:rPr>
+                    <w:t xml:space="preserve">الوحدة التعلمية:</w:t>
+                  </w:r>
+                  <w:r>
+                    <w:rPr>
+                      <w:rtl/>
+                    </w:rPr>
+                    <w:t xml:space="preserve"> </w:t>
+                  </w:r>
+                  <w:r>
+                    <w:rPr>
+                      <w:rtl/>
+                    </w:rPr>
+                    <w:t xml:space="preserve">الإحصاء</w:t>
+                  </w:r>
+                </w:p>
+              </w:tc>
+            </w:tr>
+            <w:tr>
+              <w:tc>
+                <w:tcPr/>
+                <w:p>
+                  <w:pPr>
+                    <w:pStyle w:val="Compact"/>
+                    <w:bidi/>
+                    <w:jc w:val="left"/>
+                  </w:pPr>
+                  <w:r>
+                    <w:rPr>
+                      <w:b/>
+                      <w:bCs/>
+                      <w:rtl/>
+                    </w:rPr>
+                    <w:t xml:space="preserve">الأستاذ:</w:t>
+                  </w:r>
+                  <w:r>
+                    <w:rPr>
+                      <w:rtl/>
+                    </w:rPr>
+                    <w:t xml:space="preserve"> </w:t>
+                  </w:r>
+                  <w:r>
+                    <w:rPr>
+                      <w:rtl/>
+                    </w:rPr>
+                    <w:t xml:space="preserve">..........</w:t>
+                  </w:r>
+                </w:p>
+              </w:tc>
+              <w:tc>
+                <w:tcPr/>
+                <w:p>
+                  <w:pPr>
+                    <w:pStyle w:val="Compact"/>
+                    <w:bidi/>
+                    <w:jc w:val="left"/>
+                  </w:pPr>
+                  <w:r>
+                    <w:rPr>
+                      <w:b/>
+                      <w:bCs/>
+                      <w:rtl/>
+                    </w:rPr>
+                    <w:t xml:space="preserve">المحتوى المعرفي:</w:t>
+                  </w:r>
+                  <w:r>
+                    <w:rPr>
+                      <w:rtl/>
+                    </w:rPr>
+                    <w:t xml:space="preserve"> </w:t>
+                  </w:r>
+                  <w:r>
+                    <w:rPr>
+                      <w:rtl/>
+                    </w:rPr>
+                    <w:t xml:space="preserve">التمثيلات البيانية: أعمدة ، دائري ، مضلع ، مدرج تكراري</w:t>
+                  </w:r>
+                </w:p>
+              </w:tc>
+            </w:tr>
+          </w:tbl>
+          <w:p>
+            <w:pPr>
+              <w:bidi/>
+              <w:spacing w:before="120"/>
+            </w:pPr>
+          </w:p>
+        </w:tc>
+      </w:tr>
+    </w:tbl>
     <w:p>
       <w:pPr>
-        <w:numPr>
-          <w:ilvl w:val="0"/>
-          <w:numId w:val="1004"/>
-        </w:numPr>
         <w:bidi/>
+        <w:spacing w:before="0" w:after="0"/>
       </w:pPr>
+    </w:p>
+    <w:tbl>
+      <w:tblPr>
+        <w:tblStyle w:val="Table"/>
+        <w:tblW w:w="7128" w:type="dxa"/>
+        <w:jc w:val="center"/>
+        <w:tblBorders>
+          <w:top w:val="single" w:sz="4" w:space="0" w:color="000000"/>
+          <w:left w:val="single" w:sz="4" w:space="0" w:color="000000"/>
+          <w:bottom w:val="single" w:sz="4" w:space="0" w:color="000000"/>
+          <w:right w:val="single" w:sz="4" w:space="0" w:color="000000"/>
+          <w:insideH w:val="single" w:sz="4" w:space="0" w:color="000000"/>
+          <w:insideV w:val="single" w:sz="4" w:space="0" w:color="000000"/>
+        </w:tblBorders>
+        <w:tblLook w:firstRow="0" w:lastRow="0" w:firstColumn="0" w:lastColumn="0" w:noHBand="0" w:noVBand="0" w:val="0000"/>
+      </w:tblPr>
+      <w:tblGrid>
+        <w:gridCol w:w="3564"/>
+        <w:gridCol w:w="3564"/>
+      </w:tblGrid>
+      <w:tr>
+        <w:tc>
+          <w:tcPr/>
+          <w:p>
+            <w:pPr>
+              <w:bidi/>
+              <w:jc w:val="left"/>
+            </w:pPr>
+            <w:r>
+              <w:rPr>
+                <w:b/>
+                <w:bCs/>
+                <w:rtl/>
+              </w:rPr>
+              <w:t xml:space="preserve">الكفاءات المستهدفة:</w:t>
+            </w:r>
+          </w:p>
+          <w:p>
+            <w:pPr>
+              <w:numPr>
+                <w:ilvl w:val="0"/>
+                <w:numId w:val="1004"/>
+              </w:numPr>
+              <w:bidi/>
+              <w:jc w:val="left"/>
+            </w:pPr>
+            <w:r>
+              <w:rPr>
+                <w:rtl/>
+              </w:rPr>
+              <w:t xml:space="preserve">اختيار التمثيل المناسب لسلسلة إحصائية وإنجازه.</w:t>
+            </w:r>
+          </w:p>
+          <w:p>
+            <w:pPr>
+              <w:numPr>
+                <w:ilvl w:val="0"/>
+                <w:numId w:val="1004"/>
+              </w:numPr>
+              <w:bidi/>
+              <w:jc w:val="left"/>
+            </w:pPr>
+            <w:r>
+              <w:rPr>
+                <w:rtl/>
+              </w:rPr>
+              <w:t xml:space="preserve">قراءة تمثيل بياني.</w:t>
+            </w:r>
+          </w:p>
+        </w:tc>
+        <w:tc>
+          <w:tcPr/>
+          <w:p>
+            <w:pPr>
+              <w:bidi/>
+              <w:jc w:val="left"/>
+            </w:pPr>
+            <w:r>
+              <w:rPr>
+                <w:b/>
+                <w:bCs/>
+                <w:rtl/>
+              </w:rPr>
+              <w:t xml:space="preserve">الكفاءات القبلية:</w:t>
+            </w:r>
+          </w:p>
+          <w:p>
+            <w:pPr>
+              <w:numPr>
+                <w:ilvl w:val="0"/>
+                <w:numId w:val="1005"/>
+              </w:numPr>
+              <w:bidi/>
+              <w:jc w:val="left"/>
+            </w:pPr>
+            <w:r>
+              <w:rPr>
+                <w:rtl/>
+              </w:rPr>
+              <w:t xml:space="preserve">التوزيعات التكرارية.</w:t>
+            </w:r>
+          </w:p>
+        </w:tc>
+      </w:tr>
+    </w:tbl>
+    <w:p>
+      <w:pPr>
+        <w:bidi/>
+        <w:spacing w:before="120"/>
+      </w:pPr>
+      <w:r>
+        <w:rPr>
+          <w:b/>
+          <w:bCs/>
+          <w:rtl/>
+        </w:rPr>
+        <w:t xml:space="preserve">الوسائل:</w:t>
+      </w:r>
       <w:r>
         <w:rPr>
           <w:rtl/>
         </w:rPr>
-        <w:t xml:space="preserve">التوزيعات التكرارية.</w:t>
+        <w:t xml:space="preserve"> </w:t>
       </w:r>
-    </w:p>
-    <w:p>
-      <w:pPr>
-        <w:numPr>
-          <w:ilvl w:val="0"/>
-          <w:numId w:val="1005"/>
-        </w:numPr>
-        <w:bidi/>
-      </w:pPr>
-      <w:r>
-        <w:rPr>
-          <w:rtl/>
-        </w:rPr>
-        <w:t xml:space="preserve">اختيار التمثيل المناسب لسلسلة إحصائية وإنجازه.</w:t>
-      </w:r>
-    </w:p>
-    <w:p>
-      <w:pPr>
-        <w:numPr>
-          <w:ilvl w:val="0"/>
-          <w:numId w:val="1005"/>
-        </w:numPr>
-        <w:bidi/>
-      </w:pPr>
-      <w:r>
-        <w:rPr>
-          <w:rtl/>
-        </w:rPr>
-        <w:t xml:space="preserve">قراءة تمثيل بياني.</w:t>
-      </w:r>
-    </w:p>
-    <w:p>
-      <w:pPr>
-        <w:bidi/>
-      </w:pPr>
       <w:r>
         <w:rPr>
           <w:rtl/>
@@ -366,9 +2464,925 @@
         <w:t xml:space="preserve">المنهاج ، الكتاب المدرسي ، مراجع ، الحاسبة العلمية.</w:t>
       </w:r>
     </w:p>
+    <w:tbl>
+      <w:tblPr>
+        <w:tblStyle w:val="Table"/>
+        <w:tblW w:w="7681" w:type="dxa"/>
+        <w:jc w:val="center"/>
+        <w:tblBorders>
+          <w:top w:val="single" w:sz="4" w:space="0" w:color="000000"/>
+          <w:left w:val="single" w:sz="4" w:space="0" w:color="000000"/>
+          <w:bottom w:val="single" w:sz="4" w:space="0" w:color="000000"/>
+          <w:right w:val="single" w:sz="4" w:space="0" w:color="000000"/>
+          <w:insideH w:val="single" w:sz="4" w:space="0" w:color="000000"/>
+          <w:insideV w:val="single" w:sz="4" w:space="0" w:color="000000"/>
+        </w:tblBorders>
+        <w:tblLook w:firstRow="0" w:lastRow="0" w:firstColumn="0" w:lastColumn="0" w:noHBand="0" w:noVBand="0" w:val="0000"/>
+      </w:tblPr>
+      <w:tblGrid>
+        <w:gridCol w:w="1188"/>
+        <w:gridCol w:w="712"/>
+        <w:gridCol w:w="4593"/>
+        <w:gridCol w:w="1188"/>
+      </w:tblGrid>
+      <w:tr>
+        <w:tc>
+          <w:tcPr>
+            <w:shd w:val="clear" w:color="auto" w:fill="E4E7ED"/>
+          </w:tcPr>
+          <w:p>
+            <w:pPr>
+              <w:pStyle w:val="Compact"/>
+              <w:bidi/>
+              <w:jc w:val="left"/>
+            </w:pPr>
+            <w:r>
+              <w:rPr>
+                <w:rtl/>
+              </w:rPr>
+              <w:t xml:space="preserve"/>
+            </w:r>
+            <w:r>
+              <w:rPr>
+                <w:b/>
+                <w:bCs/>
+                <w:rtl/>
+              </w:rPr>
+              <w:t xml:space="preserve">توجيهات وتعاليق</w:t>
+            </w:r>
+          </w:p>
+        </w:tc>
+        <w:tc>
+          <w:tcPr>
+            <w:shd w:val="clear" w:color="auto" w:fill="E4E7ED"/>
+          </w:tcPr>
+          <w:p>
+            <w:pPr>
+              <w:pStyle w:val="Compact"/>
+              <w:bidi/>
+              <w:jc w:val="left"/>
+            </w:pPr>
+            <w:r>
+              <w:rPr>
+                <w:b/>
+                <w:bCs/>
+                <w:rtl/>
+              </w:rPr>
+              <w:t xml:space="preserve">المدة</w:t>
+            </w:r>
+          </w:p>
+        </w:tc>
+        <w:tc>
+          <w:tcPr>
+            <w:shd w:val="clear" w:color="auto" w:fill="E4E7ED"/>
+          </w:tcPr>
+          <w:p>
+            <w:pPr>
+              <w:pStyle w:val="Compact"/>
+              <w:bidi/>
+              <w:jc w:val="left"/>
+            </w:pPr>
+            <w:r>
+              <w:rPr>
+                <w:b/>
+                <w:bCs/>
+                <w:rtl/>
+              </w:rPr>
+              <w:t xml:space="preserve">سير الحصة</w:t>
+            </w:r>
+          </w:p>
+        </w:tc>
+        <w:tc>
+          <w:tcPr>
+            <w:shd w:val="clear" w:color="auto" w:fill="E4E7ED"/>
+          </w:tcPr>
+          <w:p>
+            <w:pPr>
+              <w:pStyle w:val="Compact"/>
+              <w:bidi/>
+              <w:jc w:val="left"/>
+            </w:pPr>
+            <w:r>
+              <w:rPr>
+                <w:b/>
+                <w:bCs/>
+                <w:rtl/>
+              </w:rPr>
+              <w:t xml:space="preserve">مراحل الحصة</w:t>
+            </w:r>
+          </w:p>
+        </w:tc>
+      </w:tr>
+      <w:tr>
+        <w:tc>
+          <w:tcPr/>
+          <w:p>
+            <w:pPr>
+              <w:pStyle w:val="Compact"/>
+              <w:bidi/>
+              <w:jc w:val="left"/>
+            </w:pPr>
+            <w:r>
+              <w:rPr>
+                <w:rtl/>
+              </w:rPr>
+              <w:t xml:space="preserve">أمثلة من الصحافة.</w:t>
+            </w:r>
+          </w:p>
+        </w:tc>
+        <w:tc>
+          <w:tcPr/>
+          <w:p>
+            <w:pPr>
+              <w:pStyle w:val="Compact"/>
+              <w:bidi/>
+              <w:jc w:val="left"/>
+            </w:pPr>
+            <w:r>
+              <w:rPr>
+                <w:rtl/>
+              </w:rPr>
+              <w:t xml:space="preserve">10 د</w:t>
+            </w:r>
+          </w:p>
+        </w:tc>
+        <w:tc>
+          <w:tcPr/>
+          <w:p>
+            <w:pPr>
+              <w:pStyle w:val="Compact"/>
+              <w:bidi/>
+              <w:jc w:val="left"/>
+            </w:pPr>
+            <w:r>
+              <w:rPr>
+                <w:b/>
+                <w:bCs/>
+                <w:rtl/>
+              </w:rPr>
+              <w:t xml:space="preserve">التهيئة النفسية:</w:t>
+            </w:r>
+            <w:r>
+              <w:rPr>
+                <w:rtl/>
+              </w:rPr>
+              <w:t xml:space="preserve"> </w:t>
+            </w:r>
+            <w:r>
+              <w:rPr>
+                <w:rtl/>
+              </w:rPr>
+              <w:t xml:space="preserve">جريدة تعرض نتائج انتخابات بدائرة ، ونتائج حرارة الأسبوع بمنحنى: لماذا؟</w:t>
+            </w:r>
+          </w:p>
+        </w:tc>
+        <w:tc>
+          <w:tcPr>
+            <w:shd w:val="clear" w:color="auto" w:fill="E4E7ED"/>
+          </w:tcPr>
+          <w:p>
+            <w:pPr>
+              <w:pStyle w:val="Compact"/>
+              <w:bidi/>
+              <w:jc w:val="left"/>
+            </w:pPr>
+            <w:r>
+              <w:rPr>
+                <w:rtl/>
+              </w:rPr>
+              <w:t xml:space="preserve"/>
+            </w:r>
+            <w:r>
+              <w:rPr>
+                <w:b/>
+                <w:bCs/>
+                <w:rtl/>
+              </w:rPr>
+              <w:t xml:space="preserve">مرحلة الانطلاق</w:t>
+            </w:r>
+          </w:p>
+        </w:tc>
+      </w:tr>
+      <w:tr>
+        <w:tc>
+          <w:tcPr/>
+          <w:p>
+            <w:pPr>
+              <w:pStyle w:val="Compact"/>
+              <w:bidi/>
+              <w:jc w:val="left"/>
+            </w:pPr>
+            <w:r>
+              <w:rPr>
+                <w:rtl/>
+              </w:rPr>
+              <w:t xml:space="preserve">عمل بالمنقلة والمسطرة.</w:t>
+            </w:r>
+          </w:p>
+        </w:tc>
+        <w:tc>
+          <w:tcPr/>
+          <w:p>
+            <w:pPr>
+              <w:pStyle w:val="Compact"/>
+              <w:bidi/>
+              <w:jc w:val="left"/>
+            </w:pPr>
+            <w:r>
+              <w:rPr>
+                <w:rtl/>
+              </w:rPr>
+              <w:t xml:space="preserve">35 د</w:t>
+            </w:r>
+          </w:p>
+        </w:tc>
+        <w:tc>
+          <w:tcPr/>
+          <w:p>
+            <w:pPr>
+              <w:bidi/>
+              <w:jc w:val="left"/>
+            </w:pPr>
+            <w:r>
+              <w:rPr>
+                <w:b/>
+                <w:bCs/>
+                <w:rtl/>
+              </w:rPr>
+              <w:t xml:space="preserve">[مناقشة النشاطين 02 و 03 صفحة 139]</w:t>
+            </w:r>
+          </w:p>
+          <w:p>
+            <w:pPr>
+              <w:bidi/>
+              <w:jc w:val="left"/>
+            </w:pPr>
+            <w:r>
+              <w:rPr>
+                <w:rtl/>
+              </w:rPr>
+              <w:t xml:space="preserve">✓ مدد المكالمات ميزة مستمرة: نجمعها في فئات ونمثلها بـ</w:t>
+            </w:r>
+            <w:r>
+              <w:rPr>
+                <w:rtl/>
+              </w:rPr>
+              <w:t xml:space="preserve"> </w:t>
+            </w:r>
+            <w:r>
+              <w:rPr>
+                <w:b/>
+                <w:bCs/>
+                <w:rtl/>
+              </w:rPr>
+              <w:t xml:space="preserve">مدرج تكراري</w:t>
+            </w:r>
+            <w:r>
+              <w:rPr>
+                <w:rtl/>
+              </w:rPr>
+              <w:t xml:space="preserve">.</w:t>
+            </w:r>
+          </w:p>
+          <w:p>
+            <w:pPr>
+              <w:bidi/>
+              <w:jc w:val="left"/>
+            </w:pPr>
+            <w:r>
+              <w:rPr>
+                <w:rtl/>
+              </w:rPr>
+              <w:t xml:space="preserve">✓ المخطط الدائري: زاوية كل قطاع متناسبة مع التواتر:</w:t>
+            </w:r>
+            <w:r>
+              <w:rPr>
+                <w:rtl/>
+              </w:rPr>
+              <w:t xml:space="preserve"> </w:t>
+            </w:r>
+            <m:oMath>
+              <m:sSub>
+                <m:e>
+                  <m:r>
+                    <m:t>α</m:t>
+                  </m:r>
+                </m:e>
+                <m:sub>
+                  <m:r>
+                    <m:t>i</m:t>
+                  </m:r>
+                </m:sub>
+              </m:sSub>
+              <m:r>
+                <m:rPr>
+                  <m:sty m:val="p"/>
+                </m:rPr>
+                <m:t>=</m:t>
+              </m:r>
+              <m:sSub>
+                <m:e>
+                  <m:r>
+                    <m:t>f</m:t>
+                  </m:r>
+                </m:e>
+                <m:sub>
+                  <m:r>
+                    <m:t>i</m:t>
+                  </m:r>
+                </m:sub>
+              </m:sSub>
+              <m:r>
+                <m:rPr>
+                  <m:sty m:val="p"/>
+                </m:rPr>
+                <m:t>×</m:t>
+              </m:r>
+              <m:sSup>
+                <m:e>
+                  <m:r>
+                    <m:t>360</m:t>
+                  </m:r>
+                </m:e>
+                <m:sup>
+                  <m:r>
+                    <m:rPr>
+                      <m:sty m:val="p"/>
+                    </m:rPr>
+                    <m:t>∘</m:t>
+                  </m:r>
+                </m:sup>
+              </m:sSup>
+            </m:oMath>
+            <w:r>
+              <w:rPr>
+                <w:rtl/>
+              </w:rPr>
+              <w:t xml:space="preserve">.</w:t>
+            </w:r>
+          </w:p>
+        </w:tc>
+        <w:tc>
+          <w:tcPr>
+            <w:shd w:val="clear" w:color="auto" w:fill="E4E7ED"/>
+          </w:tcPr>
+          <w:p>
+            <w:pPr>
+              <w:pStyle w:val="Compact"/>
+              <w:bidi/>
+              <w:jc w:val="left"/>
+            </w:pPr>
+            <w:r>
+              <w:rPr>
+                <w:rtl/>
+              </w:rPr>
+              <w:t xml:space="preserve"/>
+            </w:r>
+            <w:r>
+              <w:rPr>
+                <w:b/>
+                <w:bCs/>
+                <w:rtl/>
+              </w:rPr>
+              <w:t xml:space="preserve">التشخيص والاكتشاف</w:t>
+            </w:r>
+          </w:p>
+        </w:tc>
+      </w:tr>
+      <w:tr>
+        <w:tc>
+          <w:tcPr/>
+          <w:p>
+            <w:pPr>
+              <w:pStyle w:val="Compact"/>
+              <w:bidi/>
+              <w:jc w:val="left"/>
+            </w:pPr>
+            <w:r>
+              <w:rPr>
+                <w:rtl/>
+              </w:rPr>
+              <w:t xml:space="preserve">جدول اختيار التمثيل.</w:t>
+            </w:r>
+          </w:p>
+        </w:tc>
+        <w:tc>
+          <w:tcPr/>
+          <w:p>
+            <w:pPr>
+              <w:pStyle w:val="Compact"/>
+              <w:bidi/>
+              <w:jc w:val="left"/>
+            </w:pPr>
+            <w:r>
+              <w:rPr>
+                <w:rtl/>
+              </w:rPr>
+              <w:t xml:space="preserve">50 د</w:t>
+            </w:r>
+          </w:p>
+        </w:tc>
+        <w:tc>
+          <w:tcPr/>
+          <w:p>
+            <w:pPr>
+              <w:bidi/>
+              <w:jc w:val="left"/>
+            </w:pPr>
+            <w:r>
+              <w:rPr>
+                <w:b/>
+                <w:bCs/>
+                <w:rtl/>
+              </w:rPr>
+              <w:t xml:space="preserve">[اختيار التمثيل]</w:t>
+            </w:r>
+          </w:p>
+          <w:p>
+            <w:pPr>
+              <w:bidi/>
+              <w:jc w:val="left"/>
+            </w:pPr>
+            <w:r>
+              <w:rPr>
+                <w:rtl/>
+              </w:rPr>
+              <w:t xml:space="preserve">✓ ميزة نوعية: مخطط بالأعمدة أو دائري.</w:t>
+            </w:r>
+          </w:p>
+          <w:p>
+            <w:pPr>
+              <w:bidi/>
+              <w:jc w:val="left"/>
+            </w:pPr>
+            <w:r>
+              <w:rPr>
+                <w:rtl/>
+              </w:rPr>
+              <w:t xml:space="preserve">✓ ميزة كمية متقطعة: مخطط بالأعمدة ، أو مضلع التكرارات (نصل رؤوس الأعمدة).</w:t>
+            </w:r>
+          </w:p>
+          <w:p>
+            <w:pPr>
+              <w:bidi/>
+              <w:jc w:val="left"/>
+            </w:pPr>
+            <w:r>
+              <w:rPr>
+                <w:rtl/>
+              </w:rPr>
+              <w:t xml:space="preserve">✓ ميزة مستمرة: مدرج تكراري (مستطيلات متلاصقة) ، ومضلع التكرارات بوصل منتصفات أعلى المستطيلات.</w:t>
+            </w:r>
+          </w:p>
+          <w:p>
+            <w:pPr>
+              <w:bidi/>
+              <w:jc w:val="left"/>
+            </w:pPr>
+            <w:r>
+              <w:rPr>
+                <w:b/>
+                <w:bCs/>
+                <w:rtl/>
+              </w:rPr>
+              <w:t xml:space="preserve">[مدرج تكراري لمدد مكالمات (بالثواني)]</w:t>
+            </w:r>
+          </w:p>
+          <w:p>
+            <w:pPr>
+              <w:bidi/>
+              <w:jc w:val="center"/>
+            </w:pPr>
+            <w:r>
+              <w:rPr>
+                <w:rtl/>
+              </w:rPr>
+              <w:drawing>
+                <wp:inline>
+                  <wp:extent cx="2189988" cy="1056132"/>
+                  <wp:docPr id="2" name="Picture 2"/>
+                  <wp:cNvGraphicFramePr>
+                    <a:graphicFrameLocks noChangeAspect="1"/>
+                  </wp:cNvGraphicFramePr>
+                  <a:graphic>
+                    <a:graphicData uri="http://schemas.openxmlformats.org/drawingml/2006/picture">
+                      <pic:pic>
+                        <pic:nvPicPr>
+                          <pic:cNvPr id="0" name="235061cbd13685bb.png"/>
+                          <pic:cNvPicPr/>
+                        </pic:nvPicPr>
+                        <pic:blipFill>
+                          <a:blip r:embed="rId10"/>
+                          <a:stretch>
+                            <a:fillRect/>
+                          </a:stretch>
+                        </pic:blipFill>
+                        <pic:spPr>
+                          <a:xfrm>
+                            <a:off x="0" y="0"/>
+                            <a:ext cx="2189988" cy="1056132"/>
+                          </a:xfrm>
+                          <a:prstGeom prst="rect"/>
+                        </pic:spPr>
+                      </pic:pic>
+                    </a:graphicData>
+                  </a:graphic>
+                </wp:inline>
+              </w:drawing>
+            </w:r>
+          </w:p>
+        </w:tc>
+        <w:tc>
+          <w:tcPr>
+            <w:shd w:val="clear" w:color="auto" w:fill="E4E7ED"/>
+          </w:tcPr>
+          <w:p>
+            <w:pPr>
+              <w:pStyle w:val="Compact"/>
+              <w:bidi/>
+              <w:jc w:val="left"/>
+            </w:pPr>
+            <w:r>
+              <w:rPr>
+                <w:rtl/>
+              </w:rPr>
+              <w:t xml:space="preserve"/>
+            </w:r>
+            <w:r>
+              <w:rPr>
+                <w:b/>
+                <w:bCs/>
+                <w:rtl/>
+              </w:rPr>
+              <w:t xml:space="preserve">بناء المعارف</w:t>
+            </w:r>
+          </w:p>
+        </w:tc>
+      </w:tr>
+      <w:tr>
+        <w:tc>
+          <w:tcPr/>
+          <w:p>
+            <w:pPr>
+              <w:pStyle w:val="Compact"/>
+              <w:bidi/>
+              <w:jc w:val="center"/>
+            </w:pPr>
+          </w:p>
+        </w:tc>
+        <w:tc>
+          <w:tcPr/>
+          <w:p>
+            <w:pPr>
+              <w:pStyle w:val="Compact"/>
+              <w:bidi/>
+              <w:jc w:val="center"/>
+            </w:pPr>
+          </w:p>
+        </w:tc>
+        <w:tc>
+          <w:tcPr/>
+          <w:p>
+            <w:pPr>
+              <w:pStyle w:val="Compact"/>
+              <w:bidi/>
+              <w:jc w:val="left"/>
+            </w:pPr>
+            <w:r>
+              <w:rPr>
+                <w:b/>
+                <w:bCs/>
+                <w:rtl/>
+              </w:rPr>
+              <w:t xml:space="preserve">[حذار]</w:t>
+            </w:r>
+            <w:r>
+              <w:rPr>
+                <w:rtl/>
+              </w:rPr>
+              <w:t xml:space="preserve"> في المدرج التكراري تكون المساحات متناسبة مع التكرارات ، فننتبه إذا اختلفت أطوال الفئات.</w:t>
+            </w:r>
+          </w:p>
+        </w:tc>
+        <w:tc>
+          <w:tcPr>
+            <w:shd w:val="clear" w:color="auto" w:fill="E4E7ED"/>
+          </w:tcPr>
+          <w:p>
+            <w:pPr>
+              <w:pStyle w:val="Compact"/>
+              <w:bidi/>
+              <w:jc w:val="left"/>
+            </w:pPr>
+            <w:r>
+              <w:rPr>
+                <w:rtl/>
+              </w:rPr>
+              <w:t xml:space="preserve"/>
+            </w:r>
+          </w:p>
+        </w:tc>
+      </w:tr>
+      <w:tr>
+        <w:tc>
+          <w:tcPr/>
+          <w:p>
+            <w:pPr>
+              <w:pStyle w:val="Compact"/>
+              <w:bidi/>
+              <w:jc w:val="left"/>
+            </w:pPr>
+            <w:r>
+              <w:rPr>
+                <w:rtl/>
+              </w:rPr>
+              <w:t xml:space="preserve">تقويم فردي.</w:t>
+            </w:r>
+          </w:p>
+        </w:tc>
+        <w:tc>
+          <w:tcPr/>
+          <w:p>
+            <w:pPr>
+              <w:pStyle w:val="Compact"/>
+              <w:bidi/>
+              <w:jc w:val="left"/>
+            </w:pPr>
+            <w:r>
+              <w:rPr>
+                <w:rtl/>
+              </w:rPr>
+              <w:t xml:space="preserve">25 د</w:t>
+            </w:r>
+          </w:p>
+        </w:tc>
+        <w:tc>
+          <w:tcPr/>
+          <w:p>
+            <w:pPr>
+              <w:bidi/>
+              <w:jc w:val="left"/>
+            </w:pPr>
+            <w:r>
+              <w:rPr>
+                <w:b/>
+                <w:bCs/>
+                <w:rtl/>
+              </w:rPr>
+              <w:t xml:space="preserve">[تطبيق]</w:t>
+            </w:r>
+          </w:p>
+          <w:p>
+            <w:pPr>
+              <w:bidi/>
+              <w:jc w:val="left"/>
+            </w:pPr>
+            <w:r>
+              <w:rPr>
+                <w:rtl/>
+              </w:rPr>
+              <w:t xml:space="preserve">في مؤسسة</w:t>
+            </w:r>
+            <w:r>
+              <w:rPr>
+                <w:rtl/>
+              </w:rPr>
+              <w:t xml:space="preserve"> </w:t>
+            </w:r>
+            <m:oMath>
+              <m:r>
+                <m:t>360</m:t>
+              </m:r>
+            </m:oMath>
+            <w:r>
+              <w:rPr>
+                <w:rtl/>
+              </w:rPr>
+              <w:t xml:space="preserve"> </w:t>
+            </w:r>
+            <w:r>
+              <w:rPr>
+                <w:rtl/>
+              </w:rPr>
+              <w:t xml:space="preserve">عاملاً ،</w:t>
+            </w:r>
+            <w:r>
+              <w:rPr>
+                <w:rtl/>
+              </w:rPr>
+              <w:t xml:space="preserve"> </w:t>
+            </w:r>
+            <m:oMath>
+              <m:r>
+                <m:t>90</m:t>
+              </m:r>
+            </m:oMath>
+            <w:r>
+              <w:rPr>
+                <w:rtl/>
+              </w:rPr>
+              <w:t xml:space="preserve"> </w:t>
+            </w:r>
+            <w:r>
+              <w:rPr>
+                <w:rtl/>
+              </w:rPr>
+              <w:t xml:space="preserve">منهم أعمارهم أقل من</w:t>
+            </w:r>
+            <w:r>
+              <w:rPr>
+                <w:rtl/>
+              </w:rPr>
+              <w:t xml:space="preserve"> </w:t>
+            </w:r>
+            <m:oMath>
+              <m:r>
+                <m:t>30</m:t>
+              </m:r>
+            </m:oMath>
+            <w:r>
+              <w:rPr>
+                <w:rtl/>
+              </w:rPr>
+              <w:t xml:space="preserve"> </w:t>
+            </w:r>
+            <w:r>
+              <w:rPr>
+                <w:rtl/>
+              </w:rPr>
+              <w:t xml:space="preserve">سنة. ما زاوية قطاعهم في المخطط الدائري؟</w:t>
+            </w:r>
+          </w:p>
+          <w:p>
+            <w:pPr>
+              <w:bidi/>
+              <w:jc w:val="left"/>
+            </w:pPr>
+            <w:r>
+              <w:rPr>
+                <w:b/>
+                <w:bCs/>
+                <w:rtl/>
+              </w:rPr>
+              <w:t xml:space="preserve">الحل:</w:t>
+            </w:r>
+            <w:r>
+              <w:rPr>
+                <w:rtl/>
+              </w:rPr>
+              <w:t xml:space="preserve"> </w:t>
+            </w:r>
+            <m:oMath>
+              <m:f>
+                <m:fPr>
+                  <m:type m:val="bar"/>
+                </m:fPr>
+                <m:num>
+                  <m:r>
+                    <m:t>90</m:t>
+                  </m:r>
+                </m:num>
+                <m:den>
+                  <m:r>
+                    <m:t>360</m:t>
+                  </m:r>
+                </m:den>
+              </m:f>
+              <m:r>
+                <m:rPr>
+                  <m:sty m:val="p"/>
+                </m:rPr>
+                <m:t>×</m:t>
+              </m:r>
+              <m:sSup>
+                <m:e>
+                  <m:r>
+                    <m:t>360</m:t>
+                  </m:r>
+                </m:e>
+                <m:sup>
+                  <m:r>
+                    <m:rPr>
+                      <m:sty m:val="p"/>
+                    </m:rPr>
+                    <m:t>∘</m:t>
+                  </m:r>
+                </m:sup>
+              </m:sSup>
+              <m:r>
+                <m:rPr>
+                  <m:sty m:val="p"/>
+                </m:rPr>
+                <m:t>=</m:t>
+              </m:r>
+              <m:sSup>
+                <m:e>
+                  <m:r>
+                    <m:t>90</m:t>
+                  </m:r>
+                </m:e>
+                <m:sup>
+                  <m:r>
+                    <m:rPr>
+                      <m:sty m:val="p"/>
+                    </m:rPr>
+                    <m:t>∘</m:t>
+                  </m:r>
+                </m:sup>
+              </m:sSup>
+            </m:oMath>
+            <w:r>
+              <w:rPr>
+                <w:rtl/>
+              </w:rPr>
+              <w:t xml:space="preserve">.</w:t>
+            </w:r>
+          </w:p>
+          <w:p>
+            <w:pPr>
+              <w:bidi/>
+              <w:jc w:val="left"/>
+            </w:pPr>
+            <w:r>
+              <w:rPr>
+                <w:b/>
+                <w:bCs/>
+                <w:rtl/>
+              </w:rPr>
+              <w:t xml:space="preserve">واجب منزلي:</w:t>
+            </w:r>
+            <w:r>
+              <w:rPr>
+                <w:rtl/>
+              </w:rPr>
+              <w:t xml:space="preserve"> </w:t>
+            </w:r>
+            <w:r>
+              <w:rPr>
+                <w:rtl/>
+              </w:rPr>
+              <w:t xml:space="preserve">تمارين من الكتاب المدرسي.</w:t>
+            </w:r>
+          </w:p>
+          <w:p>
+            <w:pPr>
+              <w:bidi/>
+              <w:jc w:val="left"/>
+            </w:pPr>
+            <w:r>
+              <w:rPr>
+                <w:b/>
+                <w:bCs/>
+                <w:rtl/>
+              </w:rPr>
+              <w:t xml:space="preserve">ملاحظات حول سير الحصة:</w:t>
+            </w:r>
+            <w:r>
+              <w:rPr>
+                <w:rtl/>
+              </w:rPr>
+              <w:t xml:space="preserve"> </w:t>
+            </w:r>
+            <w:r>
+              <w:rPr>
+                <w:rtl/>
+              </w:rPr>
+              <w:t xml:space="preserve">..........</w:t>
+            </w:r>
+          </w:p>
+        </w:tc>
+        <w:tc>
+          <w:tcPr>
+            <w:shd w:val="clear" w:color="auto" w:fill="E4E7ED"/>
+          </w:tcPr>
+          <w:p>
+            <w:pPr>
+              <w:pStyle w:val="Compact"/>
+              <w:bidi/>
+              <w:jc w:val="left"/>
+            </w:pPr>
+            <w:r>
+              <w:rPr>
+                <w:rtl/>
+              </w:rPr>
+              <w:t xml:space="preserve"/>
+            </w:r>
+            <w:r>
+              <w:rPr>
+                <w:b/>
+                <w:bCs/>
+                <w:rtl/>
+              </w:rPr>
+              <w:t xml:space="preserve">التقويم</w:t>
+            </w:r>
+          </w:p>
+        </w:tc>
+      </w:tr>
+    </w:tbl>
     <w:p>
       <w:pPr>
         <w:bidi/>
+        <w:spacing w:before="120"/>
       </w:pPr>
       <w:r>
         <w:rPr>
@@ -377,55 +3391,467 @@
         <w:br w:type="page"/>
       </w:r>
     </w:p>
+    <w:tbl>
+      <w:tblPr>
+        <w:tblW w:w="9864" w:type="dxa"/>
+        <w:jc w:val="center"/>
+        <w:tblBorders>
+          <w:top w:val="single" w:sz="10" w:space="0" w:color="8F1E18"/>
+          <w:left w:val="single" w:sz="10" w:space="0" w:color="8F1E18"/>
+          <w:bottom w:val="single" w:sz="10" w:space="0" w:color="8F1E18"/>
+          <w:right w:val="single" w:sz="10" w:space="0" w:color="8F1E18"/>
+          <w:insideH w:val="single" w:sz="10" w:space="0" w:color="8F1E18"/>
+        </w:tblBorders>
+        <w:tblLayout w:type="fixed"/>
+        <w:tblCellMar>
+          <w:top w:w="40" w:type="dxa"/>
+          <w:left w:w="140" w:type="dxa"/>
+          <w:bottom w:w="60" w:type="dxa"/>
+          <w:right w:w="140" w:type="dxa"/>
+        </w:tblCellMar>
+      </w:tblPr>
+      <w:tblGrid>
+        <w:gridCol w:w="9864"/>
+      </w:tblGrid>
+      <w:tr>
+        <w:trPr>
+          <w:cantSplit/>
+        </w:trPr>
+        <w:tc>
+          <w:tcPr>
+            <w:tcW w:w="9864" w:type="dxa"/>
+            <w:shd w:val="clear" w:color="auto" w:fill="8F1E18"/>
+          </w:tcPr>
+          <w:p>
+            <w:pPr>
+              <w:keepNext/>
+              <w:bidi/>
+              <w:spacing w:before="0" w:after="0"/>
+            </w:pPr>
+            <w:r>
+              <w:rPr>
+                <w:b/>
+                <w:bCs/>
+                <w:color w:val="FFFFFF"/>
+                <w:rtl/>
+              </w:rPr>
+              <w:t xml:space="preserve">مذكرة رقم 50</w:t>
+            </w:r>
+          </w:p>
+        </w:tc>
+      </w:tr>
+      <w:tr>
+        <w:tc>
+          <w:tcPr>
+            <w:tcW w:w="9864" w:type="dxa"/>
+            <w:shd w:val="clear" w:color="auto" w:fill="FBF4F4"/>
+          </w:tcPr>
+          <w:tbl>
+            <w:tblPr>
+              <w:tblStyle w:val="Table"/>
+              <w:tblW w:w="7128" w:type="dxa"/>
+              <w:jc w:val="center"/>
+              <w:tblBorders>
+                <w:top w:val="single" w:sz="4" w:space="0" w:color="000000"/>
+                <w:left w:val="single" w:sz="4" w:space="0" w:color="000000"/>
+                <w:bottom w:val="single" w:sz="4" w:space="0" w:color="000000"/>
+                <w:right w:val="single" w:sz="4" w:space="0" w:color="000000"/>
+                <w:insideH w:val="single" w:sz="4" w:space="0" w:color="000000"/>
+                <w:insideV w:val="single" w:sz="4" w:space="0" w:color="000000"/>
+              </w:tblBorders>
+              <w:tblLook w:firstRow="0" w:lastRow="0" w:firstColumn="0" w:lastColumn="0" w:noHBand="0" w:noVBand="0" w:val="0000"/>
+            </w:tblPr>
+            <w:tblGrid>
+              <w:gridCol w:w="3564"/>
+              <w:gridCol w:w="3564"/>
+            </w:tblGrid>
+            <w:tr>
+              <w:tc>
+                <w:tcPr/>
+                <w:p>
+                  <w:pPr>
+                    <w:pStyle w:val="Compact"/>
+                    <w:bidi/>
+                    <w:jc w:val="left"/>
+                  </w:pPr>
+                  <w:r>
+                    <w:rPr>
+                      <w:b/>
+                      <w:bCs/>
+                      <w:rtl/>
+                    </w:rPr>
+                    <w:t xml:space="preserve">المستوى:</w:t>
+                  </w:r>
+                  <w:r>
+                    <w:rPr>
+                      <w:rtl/>
+                    </w:rPr>
+                    <w:t xml:space="preserve"> </w:t>
+                  </w:r>
+                  <w:r>
+                    <w:rPr>
+                      <w:rtl/>
+                    </w:rPr>
+                    <w:t xml:space="preserve">1 ج م ع ت</w:t>
+                  </w:r>
+                </w:p>
+              </w:tc>
+              <w:tc>
+                <w:tcPr/>
+                <w:p>
+                  <w:pPr>
+                    <w:pStyle w:val="Compact"/>
+                    <w:bidi/>
+                    <w:jc w:val="left"/>
+                  </w:pPr>
+                  <w:r>
+                    <w:rPr>
+                      <w:b/>
+                      <w:bCs/>
+                      <w:rtl/>
+                    </w:rPr>
+                    <w:t xml:space="preserve">الثانوية:</w:t>
+                  </w:r>
+                  <w:r>
+                    <w:rPr>
+                      <w:rtl/>
+                    </w:rPr>
+                    <w:t xml:space="preserve"> </w:t>
+                  </w:r>
+                  <w:r>
+                    <w:rPr>
+                      <w:rtl/>
+                    </w:rPr>
+                    <w:t xml:space="preserve">..........</w:t>
+                  </w:r>
+                </w:p>
+              </w:tc>
+            </w:tr>
+            <w:tr>
+              <w:tc>
+                <w:tcPr/>
+                <w:p>
+                  <w:pPr>
+                    <w:pStyle w:val="Compact"/>
+                    <w:bidi/>
+                    <w:jc w:val="left"/>
+                  </w:pPr>
+                  <w:r>
+                    <w:rPr>
+                      <w:b/>
+                      <w:bCs/>
+                      <w:rtl/>
+                    </w:rPr>
+                    <w:t xml:space="preserve">المادة:</w:t>
+                  </w:r>
+                  <w:r>
+                    <w:rPr>
+                      <w:rtl/>
+                    </w:rPr>
+                    <w:t xml:space="preserve"> </w:t>
+                  </w:r>
+                  <w:r>
+                    <w:rPr>
+                      <w:rtl/>
+                    </w:rPr>
+                    <w:t xml:space="preserve">رياضيات</w:t>
+                  </w:r>
+                </w:p>
+              </w:tc>
+              <w:tc>
+                <w:tcPr/>
+                <w:p>
+                  <w:pPr>
+                    <w:pStyle w:val="Compact"/>
+                    <w:bidi/>
+                    <w:jc w:val="left"/>
+                  </w:pPr>
+                  <w:r>
+                    <w:rPr>
+                      <w:b/>
+                      <w:bCs/>
+                      <w:rtl/>
+                    </w:rPr>
+                    <w:t xml:space="preserve">ميدان التعلم:</w:t>
+                  </w:r>
+                  <w:r>
+                    <w:rPr>
+                      <w:rtl/>
+                    </w:rPr>
+                    <w:t xml:space="preserve"> </w:t>
+                  </w:r>
+                  <w:r>
+                    <w:rPr>
+                      <w:rtl/>
+                    </w:rPr>
+                    <w:t xml:space="preserve">إحصاء</w:t>
+                  </w:r>
+                </w:p>
+              </w:tc>
+            </w:tr>
+            <w:tr>
+              <w:tc>
+                <w:tcPr/>
+                <w:p>
+                  <w:pPr>
+                    <w:pStyle w:val="Compact"/>
+                    <w:bidi/>
+                    <w:jc w:val="left"/>
+                  </w:pPr>
+                  <w:r>
+                    <w:rPr>
+                      <w:b/>
+                      <w:bCs/>
+                      <w:rtl/>
+                    </w:rPr>
+                    <w:t xml:space="preserve">المدة:</w:t>
+                  </w:r>
+                  <w:r>
+                    <w:rPr>
+                      <w:rtl/>
+                    </w:rPr>
+                    <w:t xml:space="preserve"> </w:t>
+                  </w:r>
+                  <w:r>
+                    <w:rPr>
+                      <w:rtl/>
+                    </w:rPr>
+                    <w:t xml:space="preserve">02 سا</w:t>
+                  </w:r>
+                </w:p>
+              </w:tc>
+              <w:tc>
+                <w:tcPr/>
+                <w:p>
+                  <w:pPr>
+                    <w:pStyle w:val="Compact"/>
+                    <w:bidi/>
+                    <w:jc w:val="left"/>
+                  </w:pPr>
+                  <w:r>
+                    <w:rPr>
+                      <w:b/>
+                      <w:bCs/>
+                      <w:rtl/>
+                    </w:rPr>
+                    <w:t xml:space="preserve">الوحدة التعلمية:</w:t>
+                  </w:r>
+                  <w:r>
+                    <w:rPr>
+                      <w:rtl/>
+                    </w:rPr>
+                    <w:t xml:space="preserve"> </w:t>
+                  </w:r>
+                  <w:r>
+                    <w:rPr>
+                      <w:rtl/>
+                    </w:rPr>
+                    <w:t xml:space="preserve">الإحصاء</w:t>
+                  </w:r>
+                </w:p>
+              </w:tc>
+            </w:tr>
+            <w:tr>
+              <w:tc>
+                <w:tcPr/>
+                <w:p>
+                  <w:pPr>
+                    <w:pStyle w:val="Compact"/>
+                    <w:bidi/>
+                    <w:jc w:val="left"/>
+                  </w:pPr>
+                  <w:r>
+                    <w:rPr>
+                      <w:b/>
+                      <w:bCs/>
+                      <w:rtl/>
+                    </w:rPr>
+                    <w:t xml:space="preserve">الأستاذ:</w:t>
+                  </w:r>
+                  <w:r>
+                    <w:rPr>
+                      <w:rtl/>
+                    </w:rPr>
+                    <w:t xml:space="preserve"> </w:t>
+                  </w:r>
+                  <w:r>
+                    <w:rPr>
+                      <w:rtl/>
+                    </w:rPr>
+                    <w:t xml:space="preserve">..........</w:t>
+                  </w:r>
+                </w:p>
+              </w:tc>
+              <w:tc>
+                <w:tcPr/>
+                <w:p>
+                  <w:pPr>
+                    <w:pStyle w:val="Compact"/>
+                    <w:bidi/>
+                    <w:jc w:val="left"/>
+                  </w:pPr>
+                  <w:r>
+                    <w:rPr>
+                      <w:b/>
+                      <w:bCs/>
+                      <w:rtl/>
+                    </w:rPr>
+                    <w:t xml:space="preserve">المحتوى المعرفي:</w:t>
+                  </w:r>
+                  <w:r>
+                    <w:rPr>
+                      <w:rtl/>
+                    </w:rPr>
+                    <w:t xml:space="preserve"> </w:t>
+                  </w:r>
+                  <w:r>
+                    <w:rPr>
+                      <w:rtl/>
+                    </w:rPr>
+                    <w:t xml:space="preserve">مؤشرات الموقع: الوسط الحسابي ، المنوال ، الوسيط</w:t>
+                  </w:r>
+                </w:p>
+              </w:tc>
+            </w:tr>
+          </w:tbl>
+          <w:p>
+            <w:pPr>
+              <w:bidi/>
+              <w:spacing w:before="120"/>
+            </w:pPr>
+          </w:p>
+        </w:tc>
+      </w:tr>
+    </w:tbl>
     <w:p>
       <w:pPr>
-        <w:numPr>
-          <w:ilvl w:val="0"/>
-          <w:numId w:val="1006"/>
-        </w:numPr>
         <w:bidi/>
+        <w:spacing w:before="0" w:after="0"/>
       </w:pPr>
+    </w:p>
+    <w:tbl>
+      <w:tblPr>
+        <w:tblStyle w:val="Table"/>
+        <w:tblW w:w="7128" w:type="dxa"/>
+        <w:jc w:val="center"/>
+        <w:tblBorders>
+          <w:top w:val="single" w:sz="4" w:space="0" w:color="000000"/>
+          <w:left w:val="single" w:sz="4" w:space="0" w:color="000000"/>
+          <w:bottom w:val="single" w:sz="4" w:space="0" w:color="000000"/>
+          <w:right w:val="single" w:sz="4" w:space="0" w:color="000000"/>
+          <w:insideH w:val="single" w:sz="4" w:space="0" w:color="000000"/>
+          <w:insideV w:val="single" w:sz="4" w:space="0" w:color="000000"/>
+        </w:tblBorders>
+        <w:tblLook w:firstRow="0" w:lastRow="0" w:firstColumn="0" w:lastColumn="0" w:noHBand="0" w:noVBand="0" w:val="0000"/>
+      </w:tblPr>
+      <w:tblGrid>
+        <w:gridCol w:w="3564"/>
+        <w:gridCol w:w="3564"/>
+      </w:tblGrid>
+      <w:tr>
+        <w:tc>
+          <w:tcPr/>
+          <w:p>
+            <w:pPr>
+              <w:bidi/>
+              <w:jc w:val="left"/>
+            </w:pPr>
+            <w:r>
+              <w:rPr>
+                <w:b/>
+                <w:bCs/>
+                <w:rtl/>
+              </w:rPr>
+              <w:t xml:space="preserve">الكفاءات المستهدفة:</w:t>
+            </w:r>
+          </w:p>
+          <w:p>
+            <w:pPr>
+              <w:numPr>
+                <w:ilvl w:val="0"/>
+                <w:numId w:val="1006"/>
+              </w:numPr>
+              <w:bidi/>
+              <w:jc w:val="left"/>
+            </w:pPr>
+            <w:r>
+              <w:rPr>
+                <w:rtl/>
+              </w:rPr>
+              <w:t xml:space="preserve">حساب الوسط الحسابي وخواصه.</w:t>
+            </w:r>
+          </w:p>
+          <w:p>
+            <w:pPr>
+              <w:numPr>
+                <w:ilvl w:val="0"/>
+                <w:numId w:val="1006"/>
+              </w:numPr>
+              <w:bidi/>
+              <w:jc w:val="left"/>
+            </w:pPr>
+            <w:r>
+              <w:rPr>
+                <w:rtl/>
+              </w:rPr>
+              <w:t xml:space="preserve">تعيين المنوال والوسيط لسلسلة متقطعة أو مستمرة.</w:t>
+            </w:r>
+          </w:p>
+        </w:tc>
+        <w:tc>
+          <w:tcPr/>
+          <w:p>
+            <w:pPr>
+              <w:bidi/>
+              <w:jc w:val="left"/>
+            </w:pPr>
+            <w:r>
+              <w:rPr>
+                <w:b/>
+                <w:bCs/>
+                <w:rtl/>
+              </w:rPr>
+              <w:t xml:space="preserve">الكفاءات القبلية:</w:t>
+            </w:r>
+          </w:p>
+          <w:p>
+            <w:pPr>
+              <w:numPr>
+                <w:ilvl w:val="0"/>
+                <w:numId w:val="1007"/>
+              </w:numPr>
+              <w:bidi/>
+              <w:jc w:val="left"/>
+            </w:pPr>
+            <w:r>
+              <w:rPr>
+                <w:rtl/>
+              </w:rPr>
+              <w:t xml:space="preserve">التوزيعات التكرارية.</w:t>
+            </w:r>
+          </w:p>
+        </w:tc>
+      </w:tr>
+    </w:tbl>
+    <w:p>
+      <w:pPr>
+        <w:bidi/>
+        <w:spacing w:before="120"/>
+      </w:pPr>
+      <w:r>
+        <w:rPr>
+          <w:b/>
+          <w:bCs/>
+          <w:rtl/>
+        </w:rPr>
+        <w:t xml:space="preserve">الوسائل:</w:t>
+      </w:r>
       <w:r>
         <w:rPr>
           <w:rtl/>
         </w:rPr>
-        <w:t xml:space="preserve">التوزيعات التكرارية.</w:t>
+        <w:t xml:space="preserve"> </w:t>
       </w:r>
-    </w:p>
-    <w:p>
-      <w:pPr>
-        <w:numPr>
-          <w:ilvl w:val="0"/>
-          <w:numId w:val="1007"/>
-        </w:numPr>
-        <w:bidi/>
-      </w:pPr>
-      <w:r>
-        <w:rPr>
-          <w:rtl/>
-        </w:rPr>
-        <w:t xml:space="preserve">حساب الوسط الحسابي وخواصه.</w:t>
-      </w:r>
-    </w:p>
-    <w:p>
-      <w:pPr>
-        <w:numPr>
-          <w:ilvl w:val="0"/>
-          <w:numId w:val="1007"/>
-        </w:numPr>
-        <w:bidi/>
-      </w:pPr>
-      <w:r>
-        <w:rPr>
-          <w:rtl/>
-        </w:rPr>
-        <w:t xml:space="preserve">تعيين المنوال والوسيط لسلسلة متقطعة أو مستمرة.</w:t>
-      </w:r>
-    </w:p>
-    <w:p>
-      <w:pPr>
-        <w:bidi/>
-      </w:pPr>
       <w:r>
         <w:rPr>
           <w:rtl/>
@@ -433,9 +3859,1866 @@
         <w:t xml:space="preserve">المنهاج ، الكتاب المدرسي ، مراجع ، الحاسبة العلمية.</w:t>
       </w:r>
     </w:p>
+    <w:tbl>
+      <w:tblPr>
+        <w:tblStyle w:val="Table"/>
+        <w:tblW w:w="7681" w:type="dxa"/>
+        <w:jc w:val="center"/>
+        <w:tblBorders>
+          <w:top w:val="single" w:sz="4" w:space="0" w:color="000000"/>
+          <w:left w:val="single" w:sz="4" w:space="0" w:color="000000"/>
+          <w:bottom w:val="single" w:sz="4" w:space="0" w:color="000000"/>
+          <w:right w:val="single" w:sz="4" w:space="0" w:color="000000"/>
+          <w:insideH w:val="single" w:sz="4" w:space="0" w:color="000000"/>
+          <w:insideV w:val="single" w:sz="4" w:space="0" w:color="000000"/>
+        </w:tblBorders>
+        <w:tblLook w:firstRow="0" w:lastRow="0" w:firstColumn="0" w:lastColumn="0" w:noHBand="0" w:noVBand="0" w:val="0000"/>
+      </w:tblPr>
+      <w:tblGrid>
+        <w:gridCol w:w="1188"/>
+        <w:gridCol w:w="712"/>
+        <w:gridCol w:w="4593"/>
+        <w:gridCol w:w="1188"/>
+      </w:tblGrid>
+      <w:tr>
+        <w:tc>
+          <w:tcPr>
+            <w:shd w:val="clear" w:color="auto" w:fill="E4E7ED"/>
+          </w:tcPr>
+          <w:p>
+            <w:pPr>
+              <w:pStyle w:val="Compact"/>
+              <w:bidi/>
+              <w:jc w:val="left"/>
+            </w:pPr>
+            <w:r>
+              <w:rPr>
+                <w:rtl/>
+              </w:rPr>
+              <w:t xml:space="preserve"/>
+            </w:r>
+            <w:r>
+              <w:rPr>
+                <w:b/>
+                <w:bCs/>
+                <w:rtl/>
+              </w:rPr>
+              <w:t xml:space="preserve">توجيهات وتعاليق</w:t>
+            </w:r>
+          </w:p>
+        </w:tc>
+        <w:tc>
+          <w:tcPr>
+            <w:shd w:val="clear" w:color="auto" w:fill="E4E7ED"/>
+          </w:tcPr>
+          <w:p>
+            <w:pPr>
+              <w:pStyle w:val="Compact"/>
+              <w:bidi/>
+              <w:jc w:val="left"/>
+            </w:pPr>
+            <w:r>
+              <w:rPr>
+                <w:b/>
+                <w:bCs/>
+                <w:rtl/>
+              </w:rPr>
+              <w:t xml:space="preserve">المدة</w:t>
+            </w:r>
+          </w:p>
+        </w:tc>
+        <w:tc>
+          <w:tcPr>
+            <w:shd w:val="clear" w:color="auto" w:fill="E4E7ED"/>
+          </w:tcPr>
+          <w:p>
+            <w:pPr>
+              <w:pStyle w:val="Compact"/>
+              <w:bidi/>
+              <w:jc w:val="left"/>
+            </w:pPr>
+            <w:r>
+              <w:rPr>
+                <w:b/>
+                <w:bCs/>
+                <w:rtl/>
+              </w:rPr>
+              <w:t xml:space="preserve">سير الحصة</w:t>
+            </w:r>
+          </w:p>
+        </w:tc>
+        <w:tc>
+          <w:tcPr>
+            <w:shd w:val="clear" w:color="auto" w:fill="E4E7ED"/>
+          </w:tcPr>
+          <w:p>
+            <w:pPr>
+              <w:pStyle w:val="Compact"/>
+              <w:bidi/>
+              <w:jc w:val="left"/>
+            </w:pPr>
+            <w:r>
+              <w:rPr>
+                <w:b/>
+                <w:bCs/>
+                <w:rtl/>
+              </w:rPr>
+              <w:t xml:space="preserve">مراحل الحصة</w:t>
+            </w:r>
+          </w:p>
+        </w:tc>
+      </w:tr>
+      <w:tr>
+        <w:tc>
+          <w:tcPr/>
+          <w:p>
+            <w:pPr>
+              <w:pStyle w:val="Compact"/>
+              <w:bidi/>
+              <w:jc w:val="left"/>
+            </w:pPr>
+            <w:r>
+              <w:rPr>
+                <w:rtl/>
+              </w:rPr>
+              <w:t xml:space="preserve">سؤال من حياة التلميذ.</w:t>
+            </w:r>
+          </w:p>
+        </w:tc>
+        <w:tc>
+          <w:tcPr/>
+          <w:p>
+            <w:pPr>
+              <w:pStyle w:val="Compact"/>
+              <w:bidi/>
+              <w:jc w:val="left"/>
+            </w:pPr>
+            <w:r>
+              <w:rPr>
+                <w:rtl/>
+              </w:rPr>
+              <w:t xml:space="preserve">10 د</w:t>
+            </w:r>
+          </w:p>
+        </w:tc>
+        <w:tc>
+          <w:tcPr/>
+          <w:p>
+            <w:pPr>
+              <w:pStyle w:val="Compact"/>
+              <w:bidi/>
+              <w:jc w:val="left"/>
+            </w:pPr>
+            <w:r>
+              <w:rPr>
+                <w:b/>
+                <w:bCs/>
+                <w:rtl/>
+              </w:rPr>
+              <w:t xml:space="preserve">التهيئة النفسية:</w:t>
+            </w:r>
+            <w:r>
+              <w:rPr>
+                <w:rtl/>
+              </w:rPr>
+              <w:t xml:space="preserve"> </w:t>
+            </w:r>
+            <w:r>
+              <w:rPr>
+                <w:rtl/>
+              </w:rPr>
+              <w:t xml:space="preserve">معدلك في الفصل</w:t>
+            </w:r>
+            <w:r>
+              <w:rPr>
+                <w:rtl/>
+              </w:rPr>
+              <w:t xml:space="preserve"> </w:t>
+            </w:r>
+            <m:oMath>
+              <m:r>
+                <m:t>12</m:t>
+              </m:r>
+            </m:oMath>
+            <w:r>
+              <w:rPr>
+                <w:rtl/>
+              </w:rPr>
+              <w:t xml:space="preserve">: ماذا يعني ذلك؟ هل هو «أغلب» علاماتك؟</w:t>
+            </w:r>
+          </w:p>
+        </w:tc>
+        <w:tc>
+          <w:tcPr>
+            <w:shd w:val="clear" w:color="auto" w:fill="E4E7ED"/>
+          </w:tcPr>
+          <w:p>
+            <w:pPr>
+              <w:pStyle w:val="Compact"/>
+              <w:bidi/>
+              <w:jc w:val="left"/>
+            </w:pPr>
+            <w:r>
+              <w:rPr>
+                <w:rtl/>
+              </w:rPr>
+              <w:t xml:space="preserve"/>
+            </w:r>
+            <w:r>
+              <w:rPr>
+                <w:b/>
+                <w:bCs/>
+                <w:rtl/>
+              </w:rPr>
+              <w:t xml:space="preserve">مرحلة الانطلاق</w:t>
+            </w:r>
+          </w:p>
+        </w:tc>
+      </w:tr>
+      <w:tr>
+        <w:tc>
+          <w:tcPr/>
+          <w:p>
+            <w:pPr>
+              <w:pStyle w:val="Compact"/>
+              <w:bidi/>
+              <w:jc w:val="left"/>
+            </w:pPr>
+            <w:r>
+              <w:rPr>
+                <w:rtl/>
+              </w:rPr>
+              <w:t xml:space="preserve">نكشف خطأ متوسط المتوسطات.</w:t>
+            </w:r>
+          </w:p>
+        </w:tc>
+        <w:tc>
+          <w:tcPr/>
+          <w:p>
+            <w:pPr>
+              <w:pStyle w:val="Compact"/>
+              <w:bidi/>
+              <w:jc w:val="left"/>
+            </w:pPr>
+            <w:r>
+              <w:rPr>
+                <w:rtl/>
+              </w:rPr>
+              <w:t xml:space="preserve">35 د</w:t>
+            </w:r>
+          </w:p>
+        </w:tc>
+        <w:tc>
+          <w:tcPr/>
+          <w:p>
+            <w:pPr>
+              <w:bidi/>
+              <w:jc w:val="left"/>
+            </w:pPr>
+            <w:r>
+              <w:rPr>
+                <w:b/>
+                <w:bCs/>
+                <w:rtl/>
+              </w:rPr>
+              <w:t xml:space="preserve">[مناقشة النشاطين 04 و 05 صفحة 140]</w:t>
+            </w:r>
+          </w:p>
+          <w:p>
+            <w:pPr>
+              <w:bidi/>
+              <w:jc w:val="left"/>
+            </w:pPr>
+            <w:r>
+              <w:rPr>
+                <w:rtl/>
+              </w:rPr>
+              <w:t xml:space="preserve">✓ فوج من</w:t>
+            </w:r>
+            <w:r>
+              <w:rPr>
+                <w:rtl/>
+              </w:rPr>
+              <w:t xml:space="preserve"> </w:t>
+            </w:r>
+            <m:oMath>
+              <m:r>
+                <m:t>20</m:t>
+              </m:r>
+            </m:oMath>
+            <w:r>
+              <w:rPr>
+                <w:rtl/>
+              </w:rPr>
+              <w:t xml:space="preserve"> </w:t>
+            </w:r>
+            <w:r>
+              <w:rPr>
+                <w:rtl/>
+              </w:rPr>
+              <w:t xml:space="preserve">تلميذاً معدلهم</w:t>
+            </w:r>
+            <w:r>
+              <w:rPr>
+                <w:rtl/>
+              </w:rPr>
+              <w:t xml:space="preserve"> </w:t>
+            </w:r>
+            <m:oMath>
+              <m:r>
+                <m:t>9</m:t>
+              </m:r>
+            </m:oMath>
+            <w:r>
+              <w:rPr>
+                <w:rtl/>
+              </w:rPr>
+              <w:t xml:space="preserve"> </w:t>
+            </w:r>
+            <w:r>
+              <w:rPr>
+                <w:rtl/>
+              </w:rPr>
+              <w:t xml:space="preserve">وفوج من</w:t>
+            </w:r>
+            <w:r>
+              <w:rPr>
+                <w:rtl/>
+              </w:rPr>
+              <w:t xml:space="preserve"> </w:t>
+            </w:r>
+            <m:oMath>
+              <m:r>
+                <m:t>10</m:t>
+              </m:r>
+            </m:oMath>
+            <w:r>
+              <w:rPr>
+                <w:rtl/>
+              </w:rPr>
+              <w:t xml:space="preserve"> </w:t>
+            </w:r>
+            <w:r>
+              <w:rPr>
+                <w:rtl/>
+              </w:rPr>
+              <w:t xml:space="preserve">تلاميذ معدلهم</w:t>
+            </w:r>
+            <w:r>
+              <w:rPr>
+                <w:rtl/>
+              </w:rPr>
+              <w:t xml:space="preserve"> </w:t>
+            </w:r>
+            <m:oMath>
+              <m:r>
+                <m:t>12</m:t>
+              </m:r>
+            </m:oMath>
+            <w:r>
+              <w:rPr>
+                <w:rtl/>
+              </w:rPr>
+              <w:t xml:space="preserve">: المعدل العام</w:t>
+            </w:r>
+            <w:r>
+              <w:rPr>
+                <w:rtl/>
+              </w:rPr>
+              <w:t xml:space="preserve"> </w:t>
+            </w:r>
+            <m:oMath>
+              <m:f>
+                <m:fPr>
+                  <m:type m:val="bar"/>
+                </m:fPr>
+                <m:num>
+                  <m:r>
+                    <m:t>20</m:t>
+                  </m:r>
+                  <m:r>
+                    <m:rPr>
+                      <m:sty m:val="p"/>
+                    </m:rPr>
+                    <m:t>×</m:t>
+                  </m:r>
+                  <m:r>
+                    <m:t>9</m:t>
+                  </m:r>
+                  <m:r>
+                    <m:rPr>
+                      <m:sty m:val="p"/>
+                    </m:rPr>
+                    <m:t>+</m:t>
+                  </m:r>
+                  <m:r>
+                    <m:t>10</m:t>
+                  </m:r>
+                  <m:r>
+                    <m:rPr>
+                      <m:sty m:val="p"/>
+                    </m:rPr>
+                    <m:t>×</m:t>
+                  </m:r>
+                  <m:r>
+                    <m:t>12</m:t>
+                  </m:r>
+                </m:num>
+                <m:den>
+                  <m:r>
+                    <m:t>30</m:t>
+                  </m:r>
+                </m:den>
+              </m:f>
+              <m:r>
+                <m:rPr>
+                  <m:sty m:val="p"/>
+                </m:rPr>
+                <m:t>=</m:t>
+              </m:r>
+              <m:r>
+                <m:t>10</m:t>
+              </m:r>
+            </m:oMath>
+            <w:r>
+              <w:rPr>
+                <w:rtl/>
+              </w:rPr>
+              <w:t xml:space="preserve"> </w:t>
+            </w:r>
+            <w:r>
+              <w:rPr>
+                <w:rtl/>
+              </w:rPr>
+              <w:t xml:space="preserve">وليس</w:t>
+            </w:r>
+            <w:r>
+              <w:rPr>
+                <w:rtl/>
+              </w:rPr>
+              <w:t xml:space="preserve"> </w:t>
+            </w:r>
+            <m:oMath>
+              <m:f>
+                <m:fPr>
+                  <m:type m:val="bar"/>
+                </m:fPr>
+                <m:num>
+                  <m:r>
+                    <m:t>9</m:t>
+                  </m:r>
+                  <m:r>
+                    <m:rPr>
+                      <m:sty m:val="p"/>
+                    </m:rPr>
+                    <m:t>+</m:t>
+                  </m:r>
+                  <m:r>
+                    <m:t>12</m:t>
+                  </m:r>
+                </m:num>
+                <m:den>
+                  <m:r>
+                    <m:t>2</m:t>
+                  </m:r>
+                </m:den>
+              </m:f>
+            </m:oMath>
+            <w:r>
+              <w:rPr>
+                <w:rtl/>
+              </w:rPr>
+              <w:t xml:space="preserve">.</w:t>
+            </w:r>
+          </w:p>
+          <w:p>
+            <w:pPr>
+              <w:bidi/>
+              <w:jc w:val="left"/>
+            </w:pPr>
+            <w:r>
+              <w:rPr>
+                <w:rtl/>
+              </w:rPr>
+              <w:t xml:space="preserve">✓ نحسب الوسط الحسابي بالتواترات:</w:t>
+            </w:r>
+            <w:r>
+              <w:rPr>
+                <w:rtl/>
+              </w:rPr>
+              <w:t xml:space="preserve"> </w:t>
+            </w:r>
+            <m:oMath>
+              <m:acc>
+                <m:accPr>
+                  <m:chr m:val="‾"/>
+                </m:accPr>
+                <m:e>
+                  <m:r>
+                    <m:t>x</m:t>
+                  </m:r>
+                </m:e>
+              </m:acc>
+              <m:r>
+                <m:rPr>
+                  <m:sty m:val="p"/>
+                </m:rPr>
+                <m:t>=</m:t>
+              </m:r>
+              <m:r>
+                <m:rPr>
+                  <m:sty m:val="p"/>
+                </m:rPr>
+                <m:t>∑</m:t>
+              </m:r>
+              <m:sSub>
+                <m:e>
+                  <m:r>
+                    <m:t>f</m:t>
+                  </m:r>
+                </m:e>
+                <m:sub>
+                  <m:r>
+                    <m:t>i</m:t>
+                  </m:r>
+                </m:sub>
+              </m:sSub>
+              <m:sSub>
+                <m:e>
+                  <m:r>
+                    <m:t>x</m:t>
+                  </m:r>
+                </m:e>
+                <m:sub>
+                  <m:r>
+                    <m:t>i</m:t>
+                  </m:r>
+                </m:sub>
+              </m:sSub>
+            </m:oMath>
+            <w:r>
+              <w:rPr>
+                <w:rtl/>
+              </w:rPr>
+              <w:t xml:space="preserve">.</w:t>
+            </w:r>
+          </w:p>
+        </w:tc>
+        <w:tc>
+          <w:tcPr>
+            <w:shd w:val="clear" w:color="auto" w:fill="E4E7ED"/>
+          </w:tcPr>
+          <w:p>
+            <w:pPr>
+              <w:pStyle w:val="Compact"/>
+              <w:bidi/>
+              <w:jc w:val="left"/>
+            </w:pPr>
+            <w:r>
+              <w:rPr>
+                <w:rtl/>
+              </w:rPr>
+              <w:t xml:space="preserve"/>
+            </w:r>
+            <w:r>
+              <w:rPr>
+                <w:b/>
+                <w:bCs/>
+                <w:rtl/>
+              </w:rPr>
+              <w:t xml:space="preserve">التشخيص والاكتشاف</w:t>
+            </w:r>
+          </w:p>
+        </w:tc>
+      </w:tr>
+      <w:tr>
+        <w:tc>
+          <w:tcPr/>
+          <w:p>
+            <w:pPr>
+              <w:pStyle w:val="Compact"/>
+              <w:bidi/>
+              <w:jc w:val="left"/>
+            </w:pPr>
+            <w:r>
+              <w:rPr>
+                <w:rtl/>
+              </w:rPr>
+              <w:t xml:space="preserve">نقارن الوسط والوسيط.</w:t>
+            </w:r>
+          </w:p>
+        </w:tc>
+        <w:tc>
+          <w:tcPr/>
+          <w:p>
+            <w:pPr>
+              <w:pStyle w:val="Compact"/>
+              <w:bidi/>
+              <w:jc w:val="left"/>
+            </w:pPr>
+            <w:r>
+              <w:rPr>
+                <w:rtl/>
+              </w:rPr>
+              <w:t xml:space="preserve">50 د</w:t>
+            </w:r>
+          </w:p>
+        </w:tc>
+        <w:tc>
+          <w:tcPr/>
+          <w:p>
+            <w:pPr>
+              <w:bidi/>
+              <w:jc w:val="left"/>
+            </w:pPr>
+            <w:r>
+              <w:rPr>
+                <w:b/>
+                <w:bCs/>
+                <w:rtl/>
+              </w:rPr>
+              <w:t xml:space="preserve">[تعريف]</w:t>
+            </w:r>
+          </w:p>
+          <w:p>
+            <w:pPr>
+              <w:bidi/>
+              <w:jc w:val="left"/>
+            </w:pPr>
+            <w:r>
+              <w:rPr>
+                <w:rtl/>
+              </w:rPr>
+              <w:t xml:space="preserve">✓ </w:t>
+            </w:r>
+            <w:r>
+              <w:rPr>
+                <w:b/>
+                <w:bCs/>
+                <w:rtl/>
+              </w:rPr>
+              <w:t xml:space="preserve">الوسط الحسابي:</w:t>
+            </w:r>
+            <w:r>
+              <w:rPr>
+                <w:rtl/>
+              </w:rPr>
+              <w:t xml:space="preserve"> </w:t>
+            </w:r>
+            <m:oMath>
+              <m:acc>
+                <m:accPr>
+                  <m:chr m:val="‾"/>
+                </m:accPr>
+                <m:e>
+                  <m:r>
+                    <m:t>x</m:t>
+                  </m:r>
+                </m:e>
+              </m:acc>
+              <m:r>
+                <m:rPr>
+                  <m:sty m:val="p"/>
+                </m:rPr>
+                <m:t>=</m:t>
+              </m:r>
+              <m:f>
+                <m:fPr>
+                  <m:type m:val="bar"/>
+                </m:fPr>
+                <m:num>
+                  <m:r>
+                    <m:rPr>
+                      <m:sty m:val="p"/>
+                    </m:rPr>
+                    <m:t>∑</m:t>
+                  </m:r>
+                  <m:sSub>
+                    <m:e>
+                      <m:r>
+                        <m:t>n</m:t>
+                      </m:r>
+                    </m:e>
+                    <m:sub>
+                      <m:r>
+                        <m:t>i</m:t>
+                      </m:r>
+                    </m:sub>
+                  </m:sSub>
+                  <m:sSub>
+                    <m:e>
+                      <m:r>
+                        <m:t>x</m:t>
+                      </m:r>
+                    </m:e>
+                    <m:sub>
+                      <m:r>
+                        <m:t>i</m:t>
+                      </m:r>
+                    </m:sub>
+                  </m:sSub>
+                </m:num>
+                <m:den>
+                  <m:r>
+                    <m:t>N</m:t>
+                  </m:r>
+                </m:den>
+              </m:f>
+              <m:r>
+                <m:rPr>
+                  <m:sty m:val="p"/>
+                </m:rPr>
+                <m:t>=</m:t>
+              </m:r>
+              <m:r>
+                <m:rPr>
+                  <m:sty m:val="p"/>
+                </m:rPr>
+                <m:t>∑</m:t>
+              </m:r>
+              <m:sSub>
+                <m:e>
+                  <m:r>
+                    <m:t>f</m:t>
+                  </m:r>
+                </m:e>
+                <m:sub>
+                  <m:r>
+                    <m:t>i</m:t>
+                  </m:r>
+                </m:sub>
+              </m:sSub>
+              <m:sSub>
+                <m:e>
+                  <m:r>
+                    <m:t>x</m:t>
+                  </m:r>
+                </m:e>
+                <m:sub>
+                  <m:r>
+                    <m:t>i</m:t>
+                  </m:r>
+                </m:sub>
+              </m:sSub>
+            </m:oMath>
+            <w:r>
+              <w:rPr>
+                <w:rtl/>
+              </w:rPr>
+              <w:t xml:space="preserve"> </w:t>
+            </w:r>
+            <w:r>
+              <w:rPr>
+                <w:rtl/>
+              </w:rPr>
+              <w:t xml:space="preserve">(لسلسلة مستمرة نستعمل مراكز الفئات).</w:t>
+            </w:r>
+          </w:p>
+          <w:p>
+            <w:pPr>
+              <w:bidi/>
+              <w:jc w:val="left"/>
+            </w:pPr>
+            <w:r>
+              <w:rPr>
+                <w:rtl/>
+              </w:rPr>
+              <w:t xml:space="preserve">✓ </w:t>
+            </w:r>
+            <w:r>
+              <w:rPr>
+                <w:b/>
+                <w:bCs/>
+                <w:rtl/>
+              </w:rPr>
+              <w:t xml:space="preserve">المنوال:</w:t>
+            </w:r>
+            <w:r>
+              <w:rPr>
+                <w:rtl/>
+              </w:rPr>
+              <w:t xml:space="preserve"> </w:t>
+            </w:r>
+            <w:r>
+              <w:rPr>
+                <w:rtl/>
+              </w:rPr>
+              <w:t xml:space="preserve">القيمة (أو الفئة) ذات أكبر تكرار.</w:t>
+            </w:r>
+          </w:p>
+          <w:p>
+            <w:pPr>
+              <w:bidi/>
+              <w:jc w:val="left"/>
+            </w:pPr>
+            <w:r>
+              <w:rPr>
+                <w:rtl/>
+              </w:rPr>
+              <w:t xml:space="preserve">✓ </w:t>
+            </w:r>
+            <w:r>
+              <w:rPr>
+                <w:b/>
+                <w:bCs/>
+                <w:rtl/>
+              </w:rPr>
+              <w:t xml:space="preserve">الوسيط</w:t>
+            </w:r>
+            <w:r>
+              <w:rPr>
+                <w:rtl/>
+              </w:rPr>
+              <w:t xml:space="preserve"> </w:t>
+            </w:r>
+            <m:oMath>
+              <m:r>
+                <m:t>M</m:t>
+              </m:r>
+              <m:r>
+                <m:t>e</m:t>
+              </m:r>
+            </m:oMath>
+            <w:r>
+              <w:rPr>
+                <w:rtl/>
+              </w:rPr>
+              <w:t xml:space="preserve">: القيمة التي تقسم السلسلة المرتبة إلى قسمين لهما نفس العدد من القيم.</w:t>
+            </w:r>
+          </w:p>
+          <w:p>
+            <w:pPr>
+              <w:bidi/>
+              <w:jc w:val="left"/>
+            </w:pPr>
+            <w:r>
+              <w:rPr>
+                <w:b/>
+                <w:bCs/>
+                <w:rtl/>
+              </w:rPr>
+              <w:t xml:space="preserve">[خطية الوسط]</w:t>
+            </w:r>
+            <w:r>
+              <w:rPr>
+                <w:rtl/>
+              </w:rPr>
+              <w:t xml:space="preserve"> إذا كان</w:t>
+            </w:r>
+            <w:r>
+              <w:rPr>
+                <w:rtl/>
+              </w:rPr>
+              <w:t xml:space="preserve"> </w:t>
+            </w:r>
+            <m:oMath>
+              <m:sSub>
+                <m:e>
+                  <m:r>
+                    <m:t>y</m:t>
+                  </m:r>
+                </m:e>
+                <m:sub>
+                  <m:r>
+                    <m:t>i</m:t>
+                  </m:r>
+                </m:sub>
+              </m:sSub>
+              <m:r>
+                <m:rPr>
+                  <m:sty m:val="p"/>
+                </m:rPr>
+                <m:t>=</m:t>
+              </m:r>
+              <m:r>
+                <m:t>a</m:t>
+              </m:r>
+              <m:sSub>
+                <m:e>
+                  <m:r>
+                    <m:t>x</m:t>
+                  </m:r>
+                </m:e>
+                <m:sub>
+                  <m:r>
+                    <m:t>i</m:t>
+                  </m:r>
+                </m:sub>
+              </m:sSub>
+              <m:r>
+                <m:rPr>
+                  <m:sty m:val="p"/>
+                </m:rPr>
+                <m:t>+</m:t>
+              </m:r>
+              <m:r>
+                <m:t>b</m:t>
+              </m:r>
+            </m:oMath>
+            <w:r>
+              <w:rPr>
+                <w:rtl/>
+              </w:rPr>
+              <w:t xml:space="preserve"> </w:t>
+            </w:r>
+            <w:r>
+              <w:rPr>
+                <w:rtl/>
+              </w:rPr>
+              <w:t xml:space="preserve">فإن</w:t>
+            </w:r>
+            <w:r>
+              <w:rPr>
+                <w:rtl/>
+              </w:rPr>
+              <w:t xml:space="preserve"> </w:t>
+            </w:r>
+            <m:oMath>
+              <m:acc>
+                <m:accPr>
+                  <m:chr m:val="‾"/>
+                </m:accPr>
+                <m:e>
+                  <m:r>
+                    <m:t>y</m:t>
+                  </m:r>
+                </m:e>
+              </m:acc>
+              <m:r>
+                <m:rPr>
+                  <m:sty m:val="p"/>
+                </m:rPr>
+                <m:t>=</m:t>
+              </m:r>
+              <m:r>
+                <m:t>a</m:t>
+              </m:r>
+              <m:acc>
+                <m:accPr>
+                  <m:chr m:val="‾"/>
+                </m:accPr>
+                <m:e>
+                  <m:r>
+                    <m:t>x</m:t>
+                  </m:r>
+                </m:e>
+              </m:acc>
+              <m:r>
+                <m:rPr>
+                  <m:sty m:val="p"/>
+                </m:rPr>
+                <m:t>+</m:t>
+              </m:r>
+              <m:r>
+                <m:t>b</m:t>
+              </m:r>
+            </m:oMath>
+            <w:r>
+              <w:rPr>
+                <w:rtl/>
+              </w:rPr>
+              <w:t xml:space="preserve">.</w:t>
+            </w:r>
+          </w:p>
+        </w:tc>
+        <w:tc>
+          <w:tcPr>
+            <w:shd w:val="clear" w:color="auto" w:fill="E4E7ED"/>
+          </w:tcPr>
+          <w:p>
+            <w:pPr>
+              <w:pStyle w:val="Compact"/>
+              <w:bidi/>
+              <w:jc w:val="left"/>
+            </w:pPr>
+            <w:r>
+              <w:rPr>
+                <w:rtl/>
+              </w:rPr>
+              <w:t xml:space="preserve"/>
+            </w:r>
+            <w:r>
+              <w:rPr>
+                <w:b/>
+                <w:bCs/>
+                <w:rtl/>
+              </w:rPr>
+              <w:t xml:space="preserve">بناء المعارف</w:t>
+            </w:r>
+          </w:p>
+        </w:tc>
+      </w:tr>
+      <w:tr>
+        <w:tc>
+          <w:tcPr/>
+          <w:p>
+            <w:pPr>
+              <w:pStyle w:val="Compact"/>
+              <w:bidi/>
+              <w:jc w:val="center"/>
+            </w:pPr>
+          </w:p>
+        </w:tc>
+        <w:tc>
+          <w:tcPr/>
+          <w:p>
+            <w:pPr>
+              <w:pStyle w:val="Compact"/>
+              <w:bidi/>
+              <w:jc w:val="center"/>
+            </w:pPr>
+          </w:p>
+        </w:tc>
+        <w:tc>
+          <w:tcPr/>
+          <w:p>
+            <w:pPr>
+              <w:bidi/>
+              <w:jc w:val="left"/>
+            </w:pPr>
+            <w:r>
+              <w:rPr>
+                <w:b/>
+                <w:bCs/>
+                <w:rtl/>
+              </w:rPr>
+              <w:t xml:space="preserve">[مثال]</w:t>
+            </w:r>
+          </w:p>
+          <w:p>
+            <w:pPr>
+              <w:bidi/>
+              <w:jc w:val="left"/>
+            </w:pPr>
+            <w:r>
+              <w:rPr>
+                <w:rtl/>
+              </w:rPr>
+              <w:t xml:space="preserve">✓ سلسلة العلامات (المذكرة 48):</w:t>
+            </w:r>
+            <w:r>
+              <w:rPr>
+                <w:rtl/>
+              </w:rPr>
+              <w:t xml:space="preserve"> </w:t>
+            </w:r>
+            <m:oMath>
+              <m:acc>
+                <m:accPr>
+                  <m:chr m:val="‾"/>
+                </m:accPr>
+                <m:e>
+                  <m:r>
+                    <m:t>x</m:t>
+                  </m:r>
+                </m:e>
+              </m:acc>
+              <m:r>
+                <m:rPr>
+                  <m:sty m:val="p"/>
+                </m:rPr>
+                <m:t>=</m:t>
+              </m:r>
+              <m:f>
+                <m:fPr>
+                  <m:type m:val="bar"/>
+                </m:fPr>
+                <m:num>
+                  <m:r>
+                    <m:t>300</m:t>
+                  </m:r>
+                </m:num>
+                <m:den>
+                  <m:r>
+                    <m:t>30</m:t>
+                  </m:r>
+                </m:den>
+              </m:f>
+              <m:r>
+                <m:rPr>
+                  <m:sty m:val="p"/>
+                </m:rPr>
+                <m:t>=</m:t>
+              </m:r>
+              <m:r>
+                <m:t>10</m:t>
+              </m:r>
+            </m:oMath>
+            <w:r>
+              <w:rPr>
+                <w:rtl/>
+              </w:rPr>
+              <w:t xml:space="preserve"> </w:t>
+            </w:r>
+            <w:r>
+              <w:rPr>
+                <w:rtl/>
+              </w:rPr>
+              <w:t xml:space="preserve">؛ المنوال</w:t>
+            </w:r>
+            <w:r>
+              <w:rPr>
+                <w:rtl/>
+              </w:rPr>
+              <w:t xml:space="preserve"> </w:t>
+            </w:r>
+            <m:oMath>
+              <m:r>
+                <m:t>10</m:t>
+              </m:r>
+            </m:oMath>
+            <w:r>
+              <w:rPr>
+                <w:rtl/>
+              </w:rPr>
+              <w:t xml:space="preserve"> </w:t>
+            </w:r>
+            <w:r>
+              <w:rPr>
+                <w:rtl/>
+              </w:rPr>
+              <w:t xml:space="preserve">؛</w:t>
+            </w:r>
+            <w:r>
+              <w:rPr>
+                <w:rtl/>
+              </w:rPr>
+              <w:t xml:space="preserve"> </w:t>
+            </w:r>
+            <m:oMath>
+              <m:r>
+                <m:t>N</m:t>
+              </m:r>
+              <m:r>
+                <m:rPr>
+                  <m:sty m:val="p"/>
+                </m:rPr>
+                <m:t>=</m:t>
+              </m:r>
+              <m:r>
+                <m:t>30</m:t>
+              </m:r>
+            </m:oMath>
+            <w:r>
+              <w:rPr>
+                <w:rtl/>
+              </w:rPr>
+              <w:t xml:space="preserve"> </w:t>
+            </w:r>
+            <w:r>
+              <w:rPr>
+                <w:rtl/>
+              </w:rPr>
+              <w:t xml:space="preserve">والقيمتان</w:t>
+            </w:r>
+            <w:r>
+              <w:rPr>
+                <w:rtl/>
+              </w:rPr>
+              <w:t xml:space="preserve"> </w:t>
+            </w:r>
+            <m:oMath>
+              <m:r>
+                <m:t>15</m:t>
+              </m:r>
+            </m:oMath>
+            <w:r>
+              <w:rPr>
+                <w:rtl/>
+              </w:rPr>
+              <w:t xml:space="preserve"> </w:t>
+            </w:r>
+            <w:r>
+              <w:rPr>
+                <w:rtl/>
+              </w:rPr>
+              <w:t xml:space="preserve">و</w:t>
+            </w:r>
+            <w:r>
+              <w:rPr>
+                <w:rtl/>
+              </w:rPr>
+              <w:t xml:space="preserve"> </w:t>
+            </w:r>
+            <m:oMath>
+              <m:r>
+                <m:t>16</m:t>
+              </m:r>
+            </m:oMath>
+            <w:r>
+              <w:rPr>
+                <w:rtl/>
+              </w:rPr>
+              <w:t xml:space="preserve"> </w:t>
+            </w:r>
+            <w:r>
+              <w:rPr>
+                <w:rtl/>
+              </w:rPr>
+              <w:t xml:space="preserve">في الترتيب تساويان</w:t>
+            </w:r>
+            <w:r>
+              <w:rPr>
+                <w:rtl/>
+              </w:rPr>
+              <w:t xml:space="preserve"> </w:t>
+            </w:r>
+            <m:oMath>
+              <m:r>
+                <m:t>10</m:t>
+              </m:r>
+            </m:oMath>
+            <w:r>
+              <w:rPr>
+                <w:rtl/>
+              </w:rPr>
+              <w:t xml:space="preserve"> </w:t>
+            </w:r>
+            <w:r>
+              <w:rPr>
+                <w:rtl/>
+              </w:rPr>
+              <w:t xml:space="preserve">، إذن</w:t>
+            </w:r>
+            <w:r>
+              <w:rPr>
+                <w:rtl/>
+              </w:rPr>
+              <w:t xml:space="preserve"> </w:t>
+            </w:r>
+            <m:oMath>
+              <m:r>
+                <m:t>M</m:t>
+              </m:r>
+              <m:r>
+                <m:t>e</m:t>
+              </m:r>
+              <m:r>
+                <m:rPr>
+                  <m:sty m:val="p"/>
+                </m:rPr>
+                <m:t>=</m:t>
+              </m:r>
+              <m:r>
+                <m:t>10</m:t>
+              </m:r>
+            </m:oMath>
+            <w:r>
+              <w:rPr>
+                <w:rtl/>
+              </w:rPr>
+              <w:t xml:space="preserve">.</w:t>
+            </w:r>
+          </w:p>
+          <w:p>
+            <w:pPr>
+              <w:bidi/>
+              <w:jc w:val="left"/>
+            </w:pPr>
+            <w:r>
+              <w:rPr>
+                <w:rtl/>
+              </w:rPr>
+              <w:t xml:space="preserve">✓ المكالمات: مراكز الفئات</w:t>
+            </w:r>
+            <w:r>
+              <w:rPr>
+                <w:rtl/>
+              </w:rPr>
+              <w:t xml:space="preserve"> </w:t>
+            </w:r>
+            <m:oMath>
+              <m:r>
+                <m:t>10</m:t>
+              </m:r>
+            </m:oMath>
+            <w:r>
+              <w:rPr>
+                <w:rtl/>
+              </w:rPr>
+              <w:t xml:space="preserve"> </w:t>
+            </w:r>
+            <w:r>
+              <w:rPr>
+                <w:rtl/>
+              </w:rPr>
+              <w:t xml:space="preserve">،</w:t>
+            </w:r>
+            <w:r>
+              <w:rPr>
+                <w:rtl/>
+              </w:rPr>
+              <w:t xml:space="preserve"> </w:t>
+            </w:r>
+            <m:oMath>
+              <m:r>
+                <m:t>30</m:t>
+              </m:r>
+            </m:oMath>
+            <w:r>
+              <w:rPr>
+                <w:rtl/>
+              </w:rPr>
+              <w:t xml:space="preserve"> </w:t>
+            </w:r>
+            <w:r>
+              <w:rPr>
+                <w:rtl/>
+              </w:rPr>
+              <w:t xml:space="preserve">،</w:t>
+            </w:r>
+            <w:r>
+              <w:rPr>
+                <w:rtl/>
+              </w:rPr>
+              <w:t xml:space="preserve"> </w:t>
+            </w:r>
+            <m:oMath>
+              <m:r>
+                <m:t>50</m:t>
+              </m:r>
+            </m:oMath>
+            <w:r>
+              <w:rPr>
+                <w:rtl/>
+              </w:rPr>
+              <w:t xml:space="preserve"> </w:t>
+            </w:r>
+            <w:r>
+              <w:rPr>
+                <w:rtl/>
+              </w:rPr>
+              <w:t xml:space="preserve">،</w:t>
+            </w:r>
+            <w:r>
+              <w:rPr>
+                <w:rtl/>
+              </w:rPr>
+              <w:t xml:space="preserve"> </w:t>
+            </w:r>
+            <m:oMath>
+              <m:r>
+                <m:t>70</m:t>
+              </m:r>
+            </m:oMath>
+            <w:r>
+              <w:rPr>
+                <w:rtl/>
+              </w:rPr>
+              <w:t xml:space="preserve">:</w:t>
+            </w:r>
+            <w:r>
+              <w:rPr>
+                <w:rtl/>
+              </w:rPr>
+              <w:t xml:space="preserve"> </w:t>
+            </w:r>
+            <m:oMath>
+              <m:acc>
+                <m:accPr>
+                  <m:chr m:val="‾"/>
+                </m:accPr>
+                <m:e>
+                  <m:r>
+                    <m:t>t</m:t>
+                  </m:r>
+                </m:e>
+              </m:acc>
+              <m:r>
+                <m:rPr>
+                  <m:sty m:val="p"/>
+                </m:rPr>
+                <m:t>=</m:t>
+              </m:r>
+              <m:f>
+                <m:fPr>
+                  <m:type m:val="bar"/>
+                </m:fPr>
+                <m:num>
+                  <m:r>
+                    <m:t>1800</m:t>
+                  </m:r>
+                </m:num>
+                <m:den>
+                  <m:r>
+                    <m:t>40</m:t>
+                  </m:r>
+                </m:den>
+              </m:f>
+              <m:r>
+                <m:rPr>
+                  <m:sty m:val="p"/>
+                </m:rPr>
+                <m:t>=</m:t>
+              </m:r>
+              <m:r>
+                <m:t>45</m:t>
+              </m:r>
+            </m:oMath>
+            <w:r>
+              <w:rPr>
+                <w:rtl/>
+              </w:rPr>
+              <w:t xml:space="preserve"> </w:t>
+            </w:r>
+            <w:r>
+              <w:rPr>
+                <w:rtl/>
+              </w:rPr>
+              <w:t xml:space="preserve">s ؛ الوسيط في الفئة</w:t>
+            </w:r>
+            <w:r>
+              <w:rPr>
+                <w:rtl/>
+              </w:rPr>
+              <w:t xml:space="preserve"> </w:t>
+            </w:r>
+            <m:oMath>
+              <m:r>
+                <m:rPr>
+                  <m:sty m:val="p"/>
+                </m:rPr>
+                <m:t>[</m:t>
+              </m:r>
+              <m:r>
+                <m:t>40</m:t>
+              </m:r>
+              <m:r>
+                <m:rPr>
+                  <m:sty m:val="p"/>
+                </m:rPr>
+                <m:t>;</m:t>
+              </m:r>
+              <m:r>
+                <m:t>60</m:t>
+              </m:r>
+              <m:r>
+                <m:rPr>
+                  <m:sty m:val="p"/>
+                </m:rPr>
+                <m:t>[</m:t>
+              </m:r>
+            </m:oMath>
+            <w:r>
+              <w:rPr>
+                <w:rtl/>
+              </w:rPr>
+              <w:t xml:space="preserve">:</w:t>
+            </w:r>
+            <w:r>
+              <w:rPr>
+                <w:rtl/>
+              </w:rPr>
+              <w:t xml:space="preserve"> </w:t>
+            </w:r>
+            <m:oMath>
+              <m:r>
+                <m:t>M</m:t>
+              </m:r>
+              <m:r>
+                <m:t>e</m:t>
+              </m:r>
+              <m:r>
+                <m:rPr>
+                  <m:sty m:val="p"/>
+                </m:rPr>
+                <m:t>≈</m:t>
+              </m:r>
+              <m:r>
+                <m:t>40</m:t>
+              </m:r>
+              <m:r>
+                <m:rPr>
+                  <m:sty m:val="p"/>
+                </m:rPr>
+                <m:t>+</m:t>
+              </m:r>
+              <m:f>
+                <m:fPr>
+                  <m:type m:val="bar"/>
+                </m:fPr>
+                <m:num>
+                  <m:r>
+                    <m:t>20</m:t>
+                  </m:r>
+                  <m:r>
+                    <m:rPr>
+                      <m:sty m:val="p"/>
+                    </m:rPr>
+                    <m:t>−</m:t>
+                  </m:r>
+                  <m:r>
+                    <m:t>15</m:t>
+                  </m:r>
+                </m:num>
+                <m:den>
+                  <m:r>
+                    <m:t>15</m:t>
+                  </m:r>
+                </m:den>
+              </m:f>
+              <m:r>
+                <m:rPr>
+                  <m:sty m:val="p"/>
+                </m:rPr>
+                <m:t>×</m:t>
+              </m:r>
+              <m:r>
+                <m:t>20</m:t>
+              </m:r>
+              <m:r>
+                <m:rPr>
+                  <m:sty m:val="p"/>
+                </m:rPr>
+                <m:t>≈</m:t>
+              </m:r>
+              <m:r>
+                <m:t>46</m:t>
+              </m:r>
+              <m:r>
+                <m:rPr>
+                  <m:sty m:val="p"/>
+                </m:rPr>
+                <m:t>,</m:t>
+              </m:r>
+              <m:r>
+                <m:t>7</m:t>
+              </m:r>
+            </m:oMath>
+            <w:r>
+              <w:rPr>
+                <w:rtl/>
+              </w:rPr>
+              <w:t xml:space="preserve"> </w:t>
+            </w:r>
+            <w:r>
+              <w:rPr>
+                <w:rtl/>
+              </w:rPr>
+              <w:t xml:space="preserve">‎s.</w:t>
+            </w:r>
+          </w:p>
+          <w:p>
+            <w:pPr>
+              <w:bidi/>
+              <w:jc w:val="left"/>
+            </w:pPr>
+            <w:r>
+              <w:rPr>
+                <w:b/>
+                <w:bCs/>
+                <w:rtl/>
+              </w:rPr>
+              <w:t xml:space="preserve">[حذار]</w:t>
+            </w:r>
+            <w:r>
+              <w:rPr>
+                <w:rtl/>
+              </w:rPr>
+              <w:t xml:space="preserve"> الوسط الحسابي يتأثر بالقيم المتطرفة ، والوسيط لا يتأثر بها.</w:t>
+            </w:r>
+          </w:p>
+        </w:tc>
+        <w:tc>
+          <w:tcPr>
+            <w:shd w:val="clear" w:color="auto" w:fill="E4E7ED"/>
+          </w:tcPr>
+          <w:p>
+            <w:pPr>
+              <w:pStyle w:val="Compact"/>
+              <w:bidi/>
+              <w:jc w:val="left"/>
+            </w:pPr>
+            <w:r>
+              <w:rPr>
+                <w:rtl/>
+              </w:rPr>
+              <w:t xml:space="preserve"/>
+            </w:r>
+          </w:p>
+        </w:tc>
+      </w:tr>
+      <w:tr>
+        <w:tc>
+          <w:tcPr/>
+          <w:p>
+            <w:pPr>
+              <w:pStyle w:val="Compact"/>
+              <w:bidi/>
+              <w:jc w:val="left"/>
+            </w:pPr>
+            <w:r>
+              <w:rPr>
+                <w:rtl/>
+              </w:rPr>
+              <w:t xml:space="preserve">تقويم فردي.</w:t>
+            </w:r>
+          </w:p>
+        </w:tc>
+        <w:tc>
+          <w:tcPr/>
+          <w:p>
+            <w:pPr>
+              <w:pStyle w:val="Compact"/>
+              <w:bidi/>
+              <w:jc w:val="left"/>
+            </w:pPr>
+            <w:r>
+              <w:rPr>
+                <w:rtl/>
+              </w:rPr>
+              <w:t xml:space="preserve">25 د</w:t>
+            </w:r>
+          </w:p>
+        </w:tc>
+        <w:tc>
+          <w:tcPr/>
+          <w:p>
+            <w:pPr>
+              <w:bidi/>
+              <w:jc w:val="left"/>
+            </w:pPr>
+            <w:r>
+              <w:rPr>
+                <w:b/>
+                <w:bCs/>
+                <w:rtl/>
+              </w:rPr>
+              <w:t xml:space="preserve">[تطبيق]</w:t>
+            </w:r>
+          </w:p>
+          <w:p>
+            <w:pPr>
+              <w:bidi/>
+              <w:jc w:val="left"/>
+            </w:pPr>
+            <w:r>
+              <w:rPr>
+                <w:rtl/>
+              </w:rPr>
+              <w:t xml:space="preserve">أضاف الأستاذ نقطة لكل تلميذ ثم ضرب العلامات في</w:t>
+            </w:r>
+            <w:r>
+              <w:rPr>
+                <w:rtl/>
+              </w:rPr>
+              <w:t xml:space="preserve"> </w:t>
+            </w:r>
+            <m:oMath>
+              <m:r>
+                <m:t>1</m:t>
+              </m:r>
+              <m:r>
+                <m:rPr>
+                  <m:sty m:val="p"/>
+                </m:rPr>
+                <m:t>,</m:t>
+              </m:r>
+              <m:r>
+                <m:t>5</m:t>
+              </m:r>
+            </m:oMath>
+            <w:r>
+              <w:rPr>
+                <w:rtl/>
+              </w:rPr>
+              <w:t xml:space="preserve">. ما الوسط الجديد إذا كان القديم</w:t>
+            </w:r>
+            <w:r>
+              <w:rPr>
+                <w:rtl/>
+              </w:rPr>
+              <w:t xml:space="preserve"> </w:t>
+            </w:r>
+            <m:oMath>
+              <m:r>
+                <m:t>10</m:t>
+              </m:r>
+            </m:oMath>
+            <w:r>
+              <w:rPr>
+                <w:rtl/>
+              </w:rPr>
+              <w:t xml:space="preserve"> </w:t>
+            </w:r>
+            <w:r>
+              <w:rPr>
+                <w:rtl/>
+              </w:rPr>
+              <w:t xml:space="preserve">؟</w:t>
+            </w:r>
+          </w:p>
+          <w:p>
+            <w:pPr>
+              <w:bidi/>
+              <w:jc w:val="left"/>
+            </w:pPr>
+            <w:r>
+              <w:rPr>
+                <w:b/>
+                <w:bCs/>
+                <w:rtl/>
+              </w:rPr>
+              <w:t xml:space="preserve">الحل:</w:t>
+            </w:r>
+            <w:r>
+              <w:rPr>
+                <w:rtl/>
+              </w:rPr>
+              <w:t xml:space="preserve"> </w:t>
+            </w:r>
+            <m:oMath>
+              <m:d>
+                <m:dPr>
+                  <m:begChr m:val="("/>
+                  <m:endChr m:val=")"/>
+                  <m:sepChr m:val=""/>
+                  <m:grow/>
+                </m:dPr>
+                <m:e>
+                  <m:r>
+                    <m:t>10</m:t>
+                  </m:r>
+                  <m:r>
+                    <m:rPr>
+                      <m:sty m:val="p"/>
+                    </m:rPr>
+                    <m:t>+</m:t>
+                  </m:r>
+                  <m:r>
+                    <m:t>1</m:t>
+                  </m:r>
+                </m:e>
+              </m:d>
+              <m:r>
+                <m:rPr>
+                  <m:sty m:val="p"/>
+                </m:rPr>
+                <m:t>×</m:t>
+              </m:r>
+              <m:r>
+                <m:t>1</m:t>
+              </m:r>
+              <m:r>
+                <m:rPr>
+                  <m:sty m:val="p"/>
+                </m:rPr>
+                <m:t>,</m:t>
+              </m:r>
+              <m:r>
+                <m:t>5</m:t>
+              </m:r>
+              <m:r>
+                <m:rPr>
+                  <m:sty m:val="p"/>
+                </m:rPr>
+                <m:t>=</m:t>
+              </m:r>
+              <m:r>
+                <m:t>16</m:t>
+              </m:r>
+              <m:r>
+                <m:rPr>
+                  <m:sty m:val="p"/>
+                </m:rPr>
+                <m:t>,</m:t>
+              </m:r>
+              <m:r>
+                <m:t>5</m:t>
+              </m:r>
+            </m:oMath>
+            <w:r>
+              <w:rPr>
+                <w:rtl/>
+              </w:rPr>
+              <w:t xml:space="preserve">.</w:t>
+            </w:r>
+          </w:p>
+          <w:p>
+            <w:pPr>
+              <w:bidi/>
+              <w:jc w:val="left"/>
+            </w:pPr>
+            <w:r>
+              <w:rPr>
+                <w:b/>
+                <w:bCs/>
+                <w:rtl/>
+              </w:rPr>
+              <w:t xml:space="preserve">واجب منزلي:</w:t>
+            </w:r>
+            <w:r>
+              <w:rPr>
+                <w:rtl/>
+              </w:rPr>
+              <w:t xml:space="preserve"> </w:t>
+            </w:r>
+            <w:r>
+              <w:rPr>
+                <w:rtl/>
+              </w:rPr>
+              <w:t xml:space="preserve">تمارين من الكتاب المدرسي.</w:t>
+            </w:r>
+          </w:p>
+          <w:p>
+            <w:pPr>
+              <w:bidi/>
+              <w:jc w:val="left"/>
+            </w:pPr>
+            <w:r>
+              <w:rPr>
+                <w:b/>
+                <w:bCs/>
+                <w:rtl/>
+              </w:rPr>
+              <w:t xml:space="preserve">ملاحظات حول سير الحصة:</w:t>
+            </w:r>
+            <w:r>
+              <w:rPr>
+                <w:rtl/>
+              </w:rPr>
+              <w:t xml:space="preserve"> </w:t>
+            </w:r>
+            <w:r>
+              <w:rPr>
+                <w:rtl/>
+              </w:rPr>
+              <w:t xml:space="preserve">..........</w:t>
+            </w:r>
+          </w:p>
+        </w:tc>
+        <w:tc>
+          <w:tcPr>
+            <w:shd w:val="clear" w:color="auto" w:fill="E4E7ED"/>
+          </w:tcPr>
+          <w:p>
+            <w:pPr>
+              <w:pStyle w:val="Compact"/>
+              <w:bidi/>
+              <w:jc w:val="left"/>
+            </w:pPr>
+            <w:r>
+              <w:rPr>
+                <w:rtl/>
+              </w:rPr>
+              <w:t xml:space="preserve"/>
+            </w:r>
+            <w:r>
+              <w:rPr>
+                <w:b/>
+                <w:bCs/>
+                <w:rtl/>
+              </w:rPr>
+              <w:t xml:space="preserve">التقويم</w:t>
+            </w:r>
+          </w:p>
+        </w:tc>
+      </w:tr>
+    </w:tbl>
     <w:p>
       <w:pPr>
         <w:bidi/>
+        <w:spacing w:before="120"/>
       </w:pPr>
       <w:r>
         <w:rPr>
@@ -444,55 +5727,467 @@
         <w:br w:type="page"/>
       </w:r>
     </w:p>
+    <w:tbl>
+      <w:tblPr>
+        <w:tblW w:w="9864" w:type="dxa"/>
+        <w:jc w:val="center"/>
+        <w:tblBorders>
+          <w:top w:val="single" w:sz="10" w:space="0" w:color="8F1E18"/>
+          <w:left w:val="single" w:sz="10" w:space="0" w:color="8F1E18"/>
+          <w:bottom w:val="single" w:sz="10" w:space="0" w:color="8F1E18"/>
+          <w:right w:val="single" w:sz="10" w:space="0" w:color="8F1E18"/>
+          <w:insideH w:val="single" w:sz="10" w:space="0" w:color="8F1E18"/>
+        </w:tblBorders>
+        <w:tblLayout w:type="fixed"/>
+        <w:tblCellMar>
+          <w:top w:w="40" w:type="dxa"/>
+          <w:left w:w="140" w:type="dxa"/>
+          <w:bottom w:w="60" w:type="dxa"/>
+          <w:right w:w="140" w:type="dxa"/>
+        </w:tblCellMar>
+      </w:tblPr>
+      <w:tblGrid>
+        <w:gridCol w:w="9864"/>
+      </w:tblGrid>
+      <w:tr>
+        <w:trPr>
+          <w:cantSplit/>
+        </w:trPr>
+        <w:tc>
+          <w:tcPr>
+            <w:tcW w:w="9864" w:type="dxa"/>
+            <w:shd w:val="clear" w:color="auto" w:fill="8F1E18"/>
+          </w:tcPr>
+          <w:p>
+            <w:pPr>
+              <w:keepNext/>
+              <w:bidi/>
+              <w:spacing w:before="0" w:after="0"/>
+            </w:pPr>
+            <w:r>
+              <w:rPr>
+                <w:b/>
+                <w:bCs/>
+                <w:color w:val="FFFFFF"/>
+                <w:rtl/>
+              </w:rPr>
+              <w:t xml:space="preserve">مذكرة رقم 51</w:t>
+            </w:r>
+          </w:p>
+        </w:tc>
+      </w:tr>
+      <w:tr>
+        <w:tc>
+          <w:tcPr>
+            <w:tcW w:w="9864" w:type="dxa"/>
+            <w:shd w:val="clear" w:color="auto" w:fill="FBF4F4"/>
+          </w:tcPr>
+          <w:tbl>
+            <w:tblPr>
+              <w:tblStyle w:val="Table"/>
+              <w:tblW w:w="7128" w:type="dxa"/>
+              <w:jc w:val="center"/>
+              <w:tblBorders>
+                <w:top w:val="single" w:sz="4" w:space="0" w:color="000000"/>
+                <w:left w:val="single" w:sz="4" w:space="0" w:color="000000"/>
+                <w:bottom w:val="single" w:sz="4" w:space="0" w:color="000000"/>
+                <w:right w:val="single" w:sz="4" w:space="0" w:color="000000"/>
+                <w:insideH w:val="single" w:sz="4" w:space="0" w:color="000000"/>
+                <w:insideV w:val="single" w:sz="4" w:space="0" w:color="000000"/>
+              </w:tblBorders>
+              <w:tblLook w:firstRow="0" w:lastRow="0" w:firstColumn="0" w:lastColumn="0" w:noHBand="0" w:noVBand="0" w:val="0000"/>
+            </w:tblPr>
+            <w:tblGrid>
+              <w:gridCol w:w="3564"/>
+              <w:gridCol w:w="3564"/>
+            </w:tblGrid>
+            <w:tr>
+              <w:tc>
+                <w:tcPr/>
+                <w:p>
+                  <w:pPr>
+                    <w:pStyle w:val="Compact"/>
+                    <w:bidi/>
+                    <w:jc w:val="left"/>
+                  </w:pPr>
+                  <w:r>
+                    <w:rPr>
+                      <w:b/>
+                      <w:bCs/>
+                      <w:rtl/>
+                    </w:rPr>
+                    <w:t xml:space="preserve">المستوى:</w:t>
+                  </w:r>
+                  <w:r>
+                    <w:rPr>
+                      <w:rtl/>
+                    </w:rPr>
+                    <w:t xml:space="preserve"> </w:t>
+                  </w:r>
+                  <w:r>
+                    <w:rPr>
+                      <w:rtl/>
+                    </w:rPr>
+                    <w:t xml:space="preserve">1 ج م ع ت</w:t>
+                  </w:r>
+                </w:p>
+              </w:tc>
+              <w:tc>
+                <w:tcPr/>
+                <w:p>
+                  <w:pPr>
+                    <w:pStyle w:val="Compact"/>
+                    <w:bidi/>
+                    <w:jc w:val="left"/>
+                  </w:pPr>
+                  <w:r>
+                    <w:rPr>
+                      <w:b/>
+                      <w:bCs/>
+                      <w:rtl/>
+                    </w:rPr>
+                    <w:t xml:space="preserve">الثانوية:</w:t>
+                  </w:r>
+                  <w:r>
+                    <w:rPr>
+                      <w:rtl/>
+                    </w:rPr>
+                    <w:t xml:space="preserve"> </w:t>
+                  </w:r>
+                  <w:r>
+                    <w:rPr>
+                      <w:rtl/>
+                    </w:rPr>
+                    <w:t xml:space="preserve">..........</w:t>
+                  </w:r>
+                </w:p>
+              </w:tc>
+            </w:tr>
+            <w:tr>
+              <w:tc>
+                <w:tcPr/>
+                <w:p>
+                  <w:pPr>
+                    <w:pStyle w:val="Compact"/>
+                    <w:bidi/>
+                    <w:jc w:val="left"/>
+                  </w:pPr>
+                  <w:r>
+                    <w:rPr>
+                      <w:b/>
+                      <w:bCs/>
+                      <w:rtl/>
+                    </w:rPr>
+                    <w:t xml:space="preserve">المادة:</w:t>
+                  </w:r>
+                  <w:r>
+                    <w:rPr>
+                      <w:rtl/>
+                    </w:rPr>
+                    <w:t xml:space="preserve"> </w:t>
+                  </w:r>
+                  <w:r>
+                    <w:rPr>
+                      <w:rtl/>
+                    </w:rPr>
+                    <w:t xml:space="preserve">رياضيات</w:t>
+                  </w:r>
+                </w:p>
+              </w:tc>
+              <w:tc>
+                <w:tcPr/>
+                <w:p>
+                  <w:pPr>
+                    <w:pStyle w:val="Compact"/>
+                    <w:bidi/>
+                    <w:jc w:val="left"/>
+                  </w:pPr>
+                  <w:r>
+                    <w:rPr>
+                      <w:b/>
+                      <w:bCs/>
+                      <w:rtl/>
+                    </w:rPr>
+                    <w:t xml:space="preserve">ميدان التعلم:</w:t>
+                  </w:r>
+                  <w:r>
+                    <w:rPr>
+                      <w:rtl/>
+                    </w:rPr>
+                    <w:t xml:space="preserve"> </w:t>
+                  </w:r>
+                  <w:r>
+                    <w:rPr>
+                      <w:rtl/>
+                    </w:rPr>
+                    <w:t xml:space="preserve">إحصاء</w:t>
+                  </w:r>
+                </w:p>
+              </w:tc>
+            </w:tr>
+            <w:tr>
+              <w:tc>
+                <w:tcPr/>
+                <w:p>
+                  <w:pPr>
+                    <w:pStyle w:val="Compact"/>
+                    <w:bidi/>
+                    <w:jc w:val="left"/>
+                  </w:pPr>
+                  <w:r>
+                    <w:rPr>
+                      <w:b/>
+                      <w:bCs/>
+                      <w:rtl/>
+                    </w:rPr>
+                    <w:t xml:space="preserve">المدة:</w:t>
+                  </w:r>
+                  <w:r>
+                    <w:rPr>
+                      <w:rtl/>
+                    </w:rPr>
+                    <w:t xml:space="preserve"> </w:t>
+                  </w:r>
+                  <w:r>
+                    <w:rPr>
+                      <w:rtl/>
+                    </w:rPr>
+                    <w:t xml:space="preserve">02 سا</w:t>
+                  </w:r>
+                </w:p>
+              </w:tc>
+              <w:tc>
+                <w:tcPr/>
+                <w:p>
+                  <w:pPr>
+                    <w:pStyle w:val="Compact"/>
+                    <w:bidi/>
+                    <w:jc w:val="left"/>
+                  </w:pPr>
+                  <w:r>
+                    <w:rPr>
+                      <w:b/>
+                      <w:bCs/>
+                      <w:rtl/>
+                    </w:rPr>
+                    <w:t xml:space="preserve">الوحدة التعلمية:</w:t>
+                  </w:r>
+                  <w:r>
+                    <w:rPr>
+                      <w:rtl/>
+                    </w:rPr>
+                    <w:t xml:space="preserve"> </w:t>
+                  </w:r>
+                  <w:r>
+                    <w:rPr>
+                      <w:rtl/>
+                    </w:rPr>
+                    <w:t xml:space="preserve">الإحصاء</w:t>
+                  </w:r>
+                </w:p>
+              </w:tc>
+            </w:tr>
+            <w:tr>
+              <w:tc>
+                <w:tcPr/>
+                <w:p>
+                  <w:pPr>
+                    <w:pStyle w:val="Compact"/>
+                    <w:bidi/>
+                    <w:jc w:val="left"/>
+                  </w:pPr>
+                  <w:r>
+                    <w:rPr>
+                      <w:b/>
+                      <w:bCs/>
+                      <w:rtl/>
+                    </w:rPr>
+                    <w:t xml:space="preserve">الأستاذ:</w:t>
+                  </w:r>
+                  <w:r>
+                    <w:rPr>
+                      <w:rtl/>
+                    </w:rPr>
+                    <w:t xml:space="preserve"> </w:t>
+                  </w:r>
+                  <w:r>
+                    <w:rPr>
+                      <w:rtl/>
+                    </w:rPr>
+                    <w:t xml:space="preserve">..........</w:t>
+                  </w:r>
+                </w:p>
+              </w:tc>
+              <w:tc>
+                <w:tcPr/>
+                <w:p>
+                  <w:pPr>
+                    <w:pStyle w:val="Compact"/>
+                    <w:bidi/>
+                    <w:jc w:val="left"/>
+                  </w:pPr>
+                  <w:r>
+                    <w:rPr>
+                      <w:b/>
+                      <w:bCs/>
+                      <w:rtl/>
+                    </w:rPr>
+                    <w:t xml:space="preserve">المحتوى المعرفي:</w:t>
+                  </w:r>
+                  <w:r>
+                    <w:rPr>
+                      <w:rtl/>
+                    </w:rPr>
+                    <w:t xml:space="preserve"> </w:t>
+                  </w:r>
+                  <w:r>
+                    <w:rPr>
+                      <w:rtl/>
+                    </w:rPr>
+                    <w:t xml:space="preserve">مؤشرات التشتت: المدى ، الانحراف المتوسط ، الانحراف المعياري ، الانحراف الربعي</w:t>
+                  </w:r>
+                </w:p>
+              </w:tc>
+            </w:tr>
+          </w:tbl>
+          <w:p>
+            <w:pPr>
+              <w:bidi/>
+              <w:spacing w:before="120"/>
+            </w:pPr>
+          </w:p>
+        </w:tc>
+      </w:tr>
+    </w:tbl>
     <w:p>
       <w:pPr>
-        <w:numPr>
-          <w:ilvl w:val="0"/>
-          <w:numId w:val="1008"/>
-        </w:numPr>
         <w:bidi/>
+        <w:spacing w:before="0" w:after="0"/>
       </w:pPr>
+    </w:p>
+    <w:tbl>
+      <w:tblPr>
+        <w:tblStyle w:val="Table"/>
+        <w:tblW w:w="7128" w:type="dxa"/>
+        <w:jc w:val="center"/>
+        <w:tblBorders>
+          <w:top w:val="single" w:sz="4" w:space="0" w:color="000000"/>
+          <w:left w:val="single" w:sz="4" w:space="0" w:color="000000"/>
+          <w:bottom w:val="single" w:sz="4" w:space="0" w:color="000000"/>
+          <w:right w:val="single" w:sz="4" w:space="0" w:color="000000"/>
+          <w:insideH w:val="single" w:sz="4" w:space="0" w:color="000000"/>
+          <w:insideV w:val="single" w:sz="4" w:space="0" w:color="000000"/>
+        </w:tblBorders>
+        <w:tblLook w:firstRow="0" w:lastRow="0" w:firstColumn="0" w:lastColumn="0" w:noHBand="0" w:noVBand="0" w:val="0000"/>
+      </w:tblPr>
+      <w:tblGrid>
+        <w:gridCol w:w="3564"/>
+        <w:gridCol w:w="3564"/>
+      </w:tblGrid>
+      <w:tr>
+        <w:tc>
+          <w:tcPr/>
+          <w:p>
+            <w:pPr>
+              <w:bidi/>
+              <w:jc w:val="left"/>
+            </w:pPr>
+            <w:r>
+              <w:rPr>
+                <w:b/>
+                <w:bCs/>
+                <w:rtl/>
+              </w:rPr>
+              <w:t xml:space="preserve">الكفاءات المستهدفة:</w:t>
+            </w:r>
+          </w:p>
+          <w:p>
+            <w:pPr>
+              <w:numPr>
+                <w:ilvl w:val="0"/>
+                <w:numId w:val="1008"/>
+              </w:numPr>
+              <w:bidi/>
+              <w:jc w:val="left"/>
+            </w:pPr>
+            <w:r>
+              <w:rPr>
+                <w:rtl/>
+              </w:rPr>
+              <w:t xml:space="preserve">حساب مؤشرات التشتت وتفسيرها.</w:t>
+            </w:r>
+          </w:p>
+          <w:p>
+            <w:pPr>
+              <w:numPr>
+                <w:ilvl w:val="0"/>
+                <w:numId w:val="1008"/>
+              </w:numPr>
+              <w:bidi/>
+              <w:jc w:val="left"/>
+            </w:pPr>
+            <w:r>
+              <w:rPr>
+                <w:rtl/>
+              </w:rPr>
+              <w:t xml:space="preserve">تلخيص سلسلة بالثنائية (الوسط ، الانحراف المعياري).</w:t>
+            </w:r>
+          </w:p>
+        </w:tc>
+        <w:tc>
+          <w:tcPr/>
+          <w:p>
+            <w:pPr>
+              <w:bidi/>
+              <w:jc w:val="left"/>
+            </w:pPr>
+            <w:r>
+              <w:rPr>
+                <w:b/>
+                <w:bCs/>
+                <w:rtl/>
+              </w:rPr>
+              <w:t xml:space="preserve">الكفاءات القبلية:</w:t>
+            </w:r>
+          </w:p>
+          <w:p>
+            <w:pPr>
+              <w:numPr>
+                <w:ilvl w:val="0"/>
+                <w:numId w:val="1009"/>
+              </w:numPr>
+              <w:bidi/>
+              <w:jc w:val="left"/>
+            </w:pPr>
+            <w:r>
+              <w:rPr>
+                <w:rtl/>
+              </w:rPr>
+              <w:t xml:space="preserve">مؤشرات الموقع.</w:t>
+            </w:r>
+          </w:p>
+        </w:tc>
+      </w:tr>
+    </w:tbl>
+    <w:p>
+      <w:pPr>
+        <w:bidi/>
+        <w:spacing w:before="120"/>
+      </w:pPr>
+      <w:r>
+        <w:rPr>
+          <w:b/>
+          <w:bCs/>
+          <w:rtl/>
+        </w:rPr>
+        <w:t xml:space="preserve">الوسائل:</w:t>
+      </w:r>
       <w:r>
         <w:rPr>
           <w:rtl/>
         </w:rPr>
-        <w:t xml:space="preserve">مؤشرات الموقع.</w:t>
+        <w:t xml:space="preserve"> </w:t>
       </w:r>
-    </w:p>
-    <w:p>
-      <w:pPr>
-        <w:numPr>
-          <w:ilvl w:val="0"/>
-          <w:numId w:val="1009"/>
-        </w:numPr>
-        <w:bidi/>
-      </w:pPr>
-      <w:r>
-        <w:rPr>
-          <w:rtl/>
-        </w:rPr>
-        <w:t xml:space="preserve">حساب مؤشرات التشتت وتفسيرها.</w:t>
-      </w:r>
-    </w:p>
-    <w:p>
-      <w:pPr>
-        <w:numPr>
-          <w:ilvl w:val="0"/>
-          <w:numId w:val="1009"/>
-        </w:numPr>
-        <w:bidi/>
-      </w:pPr>
-      <w:r>
-        <w:rPr>
-          <w:rtl/>
-        </w:rPr>
-        <w:t xml:space="preserve">تلخيص سلسلة بالثنائية (الوسط ، الانحراف المعياري).</w:t>
-      </w:r>
-    </w:p>
-    <w:p>
-      <w:pPr>
-        <w:bidi/>
-      </w:pPr>
       <w:r>
         <w:rPr>
           <w:rtl/>
@@ -500,9 +6195,2195 @@
         <w:t xml:space="preserve">المنهاج ، الكتاب المدرسي ، مراجع ، الحاسبة العلمية.</w:t>
       </w:r>
     </w:p>
+    <w:tbl>
+      <w:tblPr>
+        <w:tblStyle w:val="Table"/>
+        <w:tblW w:w="7681" w:type="dxa"/>
+        <w:jc w:val="center"/>
+        <w:tblBorders>
+          <w:top w:val="single" w:sz="4" w:space="0" w:color="000000"/>
+          <w:left w:val="single" w:sz="4" w:space="0" w:color="000000"/>
+          <w:bottom w:val="single" w:sz="4" w:space="0" w:color="000000"/>
+          <w:right w:val="single" w:sz="4" w:space="0" w:color="000000"/>
+          <w:insideH w:val="single" w:sz="4" w:space="0" w:color="000000"/>
+          <w:insideV w:val="single" w:sz="4" w:space="0" w:color="000000"/>
+        </w:tblBorders>
+        <w:tblLook w:firstRow="0" w:lastRow="0" w:firstColumn="0" w:lastColumn="0" w:noHBand="0" w:noVBand="0" w:val="0000"/>
+      </w:tblPr>
+      <w:tblGrid>
+        <w:gridCol w:w="1188"/>
+        <w:gridCol w:w="712"/>
+        <w:gridCol w:w="4593"/>
+        <w:gridCol w:w="1188"/>
+      </w:tblGrid>
+      <w:tr>
+        <w:tc>
+          <w:tcPr>
+            <w:shd w:val="clear" w:color="auto" w:fill="E4E7ED"/>
+          </w:tcPr>
+          <w:p>
+            <w:pPr>
+              <w:pStyle w:val="Compact"/>
+              <w:bidi/>
+              <w:jc w:val="left"/>
+            </w:pPr>
+            <w:r>
+              <w:rPr>
+                <w:rtl/>
+              </w:rPr>
+              <w:t xml:space="preserve"/>
+            </w:r>
+            <w:r>
+              <w:rPr>
+                <w:b/>
+                <w:bCs/>
+                <w:rtl/>
+              </w:rPr>
+              <w:t xml:space="preserve">توجيهات وتعاليق</w:t>
+            </w:r>
+          </w:p>
+        </w:tc>
+        <w:tc>
+          <w:tcPr>
+            <w:shd w:val="clear" w:color="auto" w:fill="E4E7ED"/>
+          </w:tcPr>
+          <w:p>
+            <w:pPr>
+              <w:pStyle w:val="Compact"/>
+              <w:bidi/>
+              <w:jc w:val="left"/>
+            </w:pPr>
+            <w:r>
+              <w:rPr>
+                <w:b/>
+                <w:bCs/>
+                <w:rtl/>
+              </w:rPr>
+              <w:t xml:space="preserve">المدة</w:t>
+            </w:r>
+          </w:p>
+        </w:tc>
+        <w:tc>
+          <w:tcPr>
+            <w:shd w:val="clear" w:color="auto" w:fill="E4E7ED"/>
+          </w:tcPr>
+          <w:p>
+            <w:pPr>
+              <w:pStyle w:val="Compact"/>
+              <w:bidi/>
+              <w:jc w:val="left"/>
+            </w:pPr>
+            <w:r>
+              <w:rPr>
+                <w:b/>
+                <w:bCs/>
+                <w:rtl/>
+              </w:rPr>
+              <w:t xml:space="preserve">سير الحصة</w:t>
+            </w:r>
+          </w:p>
+        </w:tc>
+        <w:tc>
+          <w:tcPr>
+            <w:shd w:val="clear" w:color="auto" w:fill="E4E7ED"/>
+          </w:tcPr>
+          <w:p>
+            <w:pPr>
+              <w:pStyle w:val="Compact"/>
+              <w:bidi/>
+              <w:jc w:val="left"/>
+            </w:pPr>
+            <w:r>
+              <w:rPr>
+                <w:b/>
+                <w:bCs/>
+                <w:rtl/>
+              </w:rPr>
+              <w:t xml:space="preserve">مراحل الحصة</w:t>
+            </w:r>
+          </w:p>
+        </w:tc>
+      </w:tr>
+      <w:tr>
+        <w:tc>
+          <w:tcPr/>
+          <w:p>
+            <w:pPr>
+              <w:pStyle w:val="Compact"/>
+              <w:bidi/>
+              <w:jc w:val="left"/>
+            </w:pPr>
+            <w:r>
+              <w:rPr>
+                <w:rtl/>
+              </w:rPr>
+              <w:t xml:space="preserve">مقارنة قسمين.</w:t>
+            </w:r>
+          </w:p>
+        </w:tc>
+        <w:tc>
+          <w:tcPr/>
+          <w:p>
+            <w:pPr>
+              <w:pStyle w:val="Compact"/>
+              <w:bidi/>
+              <w:jc w:val="left"/>
+            </w:pPr>
+            <w:r>
+              <w:rPr>
+                <w:rtl/>
+              </w:rPr>
+              <w:t xml:space="preserve">10 د</w:t>
+            </w:r>
+          </w:p>
+        </w:tc>
+        <w:tc>
+          <w:tcPr/>
+          <w:p>
+            <w:pPr>
+              <w:pStyle w:val="Compact"/>
+              <w:bidi/>
+              <w:jc w:val="left"/>
+            </w:pPr>
+            <w:r>
+              <w:rPr>
+                <w:b/>
+                <w:bCs/>
+                <w:rtl/>
+              </w:rPr>
+              <w:t xml:space="preserve">التهيئة النفسية:</w:t>
+            </w:r>
+            <w:r>
+              <w:rPr>
+                <w:rtl/>
+              </w:rPr>
+              <w:t xml:space="preserve"> </w:t>
+            </w:r>
+            <w:r>
+              <w:rPr>
+                <w:rtl/>
+              </w:rPr>
+              <w:t xml:space="preserve">قسمان لهما نفس المعدل</w:t>
+            </w:r>
+            <w:r>
+              <w:rPr>
+                <w:rtl/>
+              </w:rPr>
+              <w:t xml:space="preserve"> </w:t>
+            </w:r>
+            <m:oMath>
+              <m:r>
+                <m:t>10</m:t>
+              </m:r>
+            </m:oMath>
+            <w:r>
+              <w:rPr>
+                <w:rtl/>
+              </w:rPr>
+              <w:t xml:space="preserve">: هل هما متشابهان بالضرورة؟</w:t>
+            </w:r>
+          </w:p>
+        </w:tc>
+        <w:tc>
+          <w:tcPr>
+            <w:shd w:val="clear" w:color="auto" w:fill="E4E7ED"/>
+          </w:tcPr>
+          <w:p>
+            <w:pPr>
+              <w:pStyle w:val="Compact"/>
+              <w:bidi/>
+              <w:jc w:val="left"/>
+            </w:pPr>
+            <w:r>
+              <w:rPr>
+                <w:rtl/>
+              </w:rPr>
+              <w:t xml:space="preserve"/>
+            </w:r>
+            <w:r>
+              <w:rPr>
+                <w:b/>
+                <w:bCs/>
+                <w:rtl/>
+              </w:rPr>
+              <w:t xml:space="preserve">مرحلة الانطلاق</w:t>
+            </w:r>
+          </w:p>
+        </w:tc>
+      </w:tr>
+      <w:tr>
+        <w:tc>
+          <w:tcPr/>
+          <w:p>
+            <w:pPr>
+              <w:pStyle w:val="Compact"/>
+              <w:bidi/>
+              <w:jc w:val="left"/>
+            </w:pPr>
+            <w:r>
+              <w:rPr>
+                <w:rtl/>
+              </w:rPr>
+              <w:t xml:space="preserve">نقاش جماعي.</w:t>
+            </w:r>
+          </w:p>
+        </w:tc>
+        <w:tc>
+          <w:tcPr/>
+          <w:p>
+            <w:pPr>
+              <w:pStyle w:val="Compact"/>
+              <w:bidi/>
+              <w:jc w:val="left"/>
+            </w:pPr>
+            <w:r>
+              <w:rPr>
+                <w:rtl/>
+              </w:rPr>
+              <w:t xml:space="preserve">35 د</w:t>
+            </w:r>
+          </w:p>
+        </w:tc>
+        <w:tc>
+          <w:tcPr/>
+          <w:p>
+            <w:pPr>
+              <w:bidi/>
+              <w:jc w:val="left"/>
+            </w:pPr>
+            <w:r>
+              <w:rPr>
+                <w:b/>
+                <w:bCs/>
+                <w:rtl/>
+              </w:rPr>
+              <w:t xml:space="preserve">[وضعية مقترحة]</w:t>
+            </w:r>
+          </w:p>
+          <w:p>
+            <w:pPr>
+              <w:bidi/>
+              <w:jc w:val="left"/>
+            </w:pPr>
+            <w:r>
+              <w:rPr>
+                <w:rtl/>
+              </w:rPr>
+              <w:t xml:space="preserve">القسم (أ): علامات كلها بين</w:t>
+            </w:r>
+            <w:r>
+              <w:rPr>
+                <w:rtl/>
+              </w:rPr>
+              <w:t xml:space="preserve"> </w:t>
+            </w:r>
+            <m:oMath>
+              <m:r>
+                <m:t>9</m:t>
+              </m:r>
+            </m:oMath>
+            <w:r>
+              <w:rPr>
+                <w:rtl/>
+              </w:rPr>
+              <w:t xml:space="preserve"> </w:t>
+            </w:r>
+            <w:r>
+              <w:rPr>
+                <w:rtl/>
+              </w:rPr>
+              <w:t xml:space="preserve">و</w:t>
+            </w:r>
+            <w:r>
+              <w:rPr>
+                <w:rtl/>
+              </w:rPr>
+              <w:t xml:space="preserve"> </w:t>
+            </w:r>
+            <m:oMath>
+              <m:r>
+                <m:t>11</m:t>
+              </m:r>
+            </m:oMath>
+            <w:r>
+              <w:rPr>
+                <w:rtl/>
+              </w:rPr>
+              <w:t xml:space="preserve"> </w:t>
+            </w:r>
+            <w:r>
+              <w:rPr>
+                <w:rtl/>
+              </w:rPr>
+              <w:t xml:space="preserve">؛ القسم (ب): علامات بين</w:t>
+            </w:r>
+            <w:r>
+              <w:rPr>
+                <w:rtl/>
+              </w:rPr>
+              <w:t xml:space="preserve"> </w:t>
+            </w:r>
+            <m:oMath>
+              <m:r>
+                <m:t>2</m:t>
+              </m:r>
+            </m:oMath>
+            <w:r>
+              <w:rPr>
+                <w:rtl/>
+              </w:rPr>
+              <w:t xml:space="preserve"> </w:t>
+            </w:r>
+            <w:r>
+              <w:rPr>
+                <w:rtl/>
+              </w:rPr>
+              <w:t xml:space="preserve">و</w:t>
+            </w:r>
+            <w:r>
+              <w:rPr>
+                <w:rtl/>
+              </w:rPr>
+              <w:t xml:space="preserve"> </w:t>
+            </w:r>
+            <m:oMath>
+              <m:r>
+                <m:t>18</m:t>
+              </m:r>
+            </m:oMath>
+            <w:r>
+              <w:rPr>
+                <w:rtl/>
+              </w:rPr>
+              <w:t xml:space="preserve"> </w:t>
+            </w:r>
+            <w:r>
+              <w:rPr>
+                <w:rtl/>
+              </w:rPr>
+              <w:t xml:space="preserve">، والوسط</w:t>
+            </w:r>
+            <w:r>
+              <w:rPr>
+                <w:rtl/>
+              </w:rPr>
+              <w:t xml:space="preserve"> </w:t>
+            </w:r>
+            <m:oMath>
+              <m:r>
+                <m:t>10</m:t>
+              </m:r>
+            </m:oMath>
+            <w:r>
+              <w:rPr>
+                <w:rtl/>
+              </w:rPr>
+              <w:t xml:space="preserve"> </w:t>
+            </w:r>
+            <w:r>
+              <w:rPr>
+                <w:rtl/>
+              </w:rPr>
+              <w:t xml:space="preserve">في الحالتين.</w:t>
+            </w:r>
+          </w:p>
+          <w:p>
+            <w:pPr>
+              <w:bidi/>
+              <w:jc w:val="left"/>
+            </w:pPr>
+            <w:r>
+              <w:rPr>
+                <w:rtl/>
+              </w:rPr>
+              <w:t xml:space="preserve">✓ الوسط لا يكفي: نحتاج مؤشراً يقيس</w:t>
+            </w:r>
+            <w:r>
+              <w:rPr>
+                <w:rtl/>
+              </w:rPr>
+              <w:t xml:space="preserve"> </w:t>
+            </w:r>
+            <w:r>
+              <w:rPr>
+                <w:b/>
+                <w:bCs/>
+                <w:rtl/>
+              </w:rPr>
+              <w:t xml:space="preserve">تشتت</w:t>
+            </w:r>
+            <w:r>
+              <w:rPr>
+                <w:rtl/>
+              </w:rPr>
+              <w:t xml:space="preserve"> </w:t>
+            </w:r>
+            <w:r>
+              <w:rPr>
+                <w:rtl/>
+              </w:rPr>
+              <w:t xml:space="preserve">القيم حول الوسط.</w:t>
+            </w:r>
+          </w:p>
+        </w:tc>
+        <w:tc>
+          <w:tcPr>
+            <w:shd w:val="clear" w:color="auto" w:fill="E4E7ED"/>
+          </w:tcPr>
+          <w:p>
+            <w:pPr>
+              <w:pStyle w:val="Compact"/>
+              <w:bidi/>
+              <w:jc w:val="left"/>
+            </w:pPr>
+            <w:r>
+              <w:rPr>
+                <w:rtl/>
+              </w:rPr>
+              <w:t xml:space="preserve"/>
+            </w:r>
+            <w:r>
+              <w:rPr>
+                <w:b/>
+                <w:bCs/>
+                <w:rtl/>
+              </w:rPr>
+              <w:t xml:space="preserve">التشخيص والاكتشاف</w:t>
+            </w:r>
+          </w:p>
+        </w:tc>
+      </w:tr>
+      <w:tr>
+        <w:tc>
+          <w:tcPr/>
+          <w:p>
+            <w:pPr>
+              <w:pStyle w:val="Compact"/>
+              <w:bidi/>
+              <w:jc w:val="left"/>
+            </w:pPr>
+            <w:r>
+              <w:rPr>
+                <w:rtl/>
+              </w:rPr>
+              <w:t xml:space="preserve">نحسب في جدول بأعمدة إضافية (</w:t>
+            </w:r>
+            <m:oMath>
+              <m:sSub>
+                <m:e>
+                  <m:r>
+                    <m:t>n</m:t>
+                  </m:r>
+                </m:e>
+                <m:sub>
+                  <m:r>
+                    <m:t>i</m:t>
+                  </m:r>
+                </m:sub>
+              </m:sSub>
+              <m:sSub>
+                <m:e>
+                  <m:r>
+                    <m:t>x</m:t>
+                  </m:r>
+                </m:e>
+                <m:sub>
+                  <m:r>
+                    <m:t>i</m:t>
+                  </m:r>
+                </m:sub>
+              </m:sSub>
+            </m:oMath>
+            <w:r>
+              <w:rPr>
+                <w:rtl/>
+              </w:rPr>
+              <w:t xml:space="preserve"> </w:t>
+            </w:r>
+            <w:r>
+              <w:rPr>
+                <w:rtl/>
+              </w:rPr>
+              <w:t xml:space="preserve">،</w:t>
+            </w:r>
+            <w:r>
+              <w:rPr>
+                <w:rtl/>
+              </w:rPr>
+              <w:t xml:space="preserve"> </w:t>
+            </w:r>
+            <m:oMath>
+              <m:sSub>
+                <m:e>
+                  <m:r>
+                    <m:t>n</m:t>
+                  </m:r>
+                </m:e>
+                <m:sub>
+                  <m:r>
+                    <m:t>i</m:t>
+                  </m:r>
+                </m:sub>
+              </m:sSub>
+              <m:sSubSup>
+                <m:e>
+                  <m:r>
+                    <m:t>x</m:t>
+                  </m:r>
+                </m:e>
+                <m:sub>
+                  <m:r>
+                    <m:t>i</m:t>
+                  </m:r>
+                </m:sub>
+                <m:sup>
+                  <m:r>
+                    <m:t>2</m:t>
+                  </m:r>
+                </m:sup>
+              </m:sSubSup>
+            </m:oMath>
+            <w:r>
+              <w:rPr>
+                <w:rtl/>
+              </w:rPr>
+              <w:t xml:space="preserve">).</w:t>
+            </w:r>
+          </w:p>
+        </w:tc>
+        <w:tc>
+          <w:tcPr/>
+          <w:p>
+            <w:pPr>
+              <w:pStyle w:val="Compact"/>
+              <w:bidi/>
+              <w:jc w:val="left"/>
+            </w:pPr>
+            <w:r>
+              <w:rPr>
+                <w:rtl/>
+              </w:rPr>
+              <w:t xml:space="preserve">50 د</w:t>
+            </w:r>
+          </w:p>
+        </w:tc>
+        <w:tc>
+          <w:tcPr/>
+          <w:p>
+            <w:pPr>
+              <w:bidi/>
+              <w:jc w:val="left"/>
+            </w:pPr>
+            <w:r>
+              <w:rPr>
+                <w:b/>
+                <w:bCs/>
+                <w:rtl/>
+              </w:rPr>
+              <w:t xml:space="preserve">[تعريف]</w:t>
+            </w:r>
+          </w:p>
+          <w:p>
+            <w:pPr>
+              <w:bidi/>
+              <w:jc w:val="left"/>
+            </w:pPr>
+            <w:r>
+              <w:rPr>
+                <w:rtl/>
+              </w:rPr>
+              <w:t xml:space="preserve">✓ </w:t>
+            </w:r>
+            <w:r>
+              <w:rPr>
+                <w:b/>
+                <w:bCs/>
+                <w:rtl/>
+              </w:rPr>
+              <w:t xml:space="preserve">المدى:</w:t>
+            </w:r>
+            <w:r>
+              <w:rPr>
+                <w:rtl/>
+              </w:rPr>
+              <w:t xml:space="preserve"> </w:t>
+            </w:r>
+            <w:r>
+              <w:rPr>
+                <w:rtl/>
+              </w:rPr>
+              <w:t xml:space="preserve">أكبر قيمة</w:t>
+            </w:r>
+            <w:r>
+              <w:rPr>
+                <w:rtl/>
+              </w:rPr>
+              <w:t xml:space="preserve"> </w:t>
+            </w:r>
+            <m:oMath>
+              <m:r>
+                <m:rPr>
+                  <m:sty m:val="p"/>
+                </m:rPr>
+                <m:t>−</m:t>
+              </m:r>
+            </m:oMath>
+            <w:r>
+              <w:rPr>
+                <w:rtl/>
+              </w:rPr>
+              <w:t xml:space="preserve"> </w:t>
+            </w:r>
+            <w:r>
+              <w:rPr>
+                <w:rtl/>
+              </w:rPr>
+              <w:t xml:space="preserve">أصغر قيمة.</w:t>
+            </w:r>
+          </w:p>
+          <w:p>
+            <w:pPr>
+              <w:bidi/>
+              <w:jc w:val="left"/>
+            </w:pPr>
+            <w:r>
+              <w:rPr>
+                <w:rtl/>
+              </w:rPr>
+              <w:t xml:space="preserve">✓ </w:t>
+            </w:r>
+            <w:r>
+              <w:rPr>
+                <w:b/>
+                <w:bCs/>
+                <w:rtl/>
+              </w:rPr>
+              <w:t xml:space="preserve">الانحراف المتوسط:</w:t>
+            </w:r>
+            <w:r>
+              <w:rPr>
+                <w:rtl/>
+              </w:rPr>
+              <w:t xml:space="preserve"> </w:t>
+            </w:r>
+            <m:oMath>
+              <m:f>
+                <m:fPr>
+                  <m:type m:val="bar"/>
+                </m:fPr>
+                <m:num>
+                  <m:r>
+                    <m:t>1</m:t>
+                  </m:r>
+                </m:num>
+                <m:den>
+                  <m:r>
+                    <m:t>N</m:t>
+                  </m:r>
+                </m:den>
+              </m:f>
+              <m:r>
+                <m:rPr>
+                  <m:sty m:val="p"/>
+                </m:rPr>
+                <m:t>∑</m:t>
+              </m:r>
+              <m:sSub>
+                <m:e>
+                  <m:r>
+                    <m:t>n</m:t>
+                  </m:r>
+                </m:e>
+                <m:sub>
+                  <m:r>
+                    <m:t>i</m:t>
+                  </m:r>
+                </m:sub>
+              </m:sSub>
+              <m:d>
+                <m:dPr>
+                  <m:begChr m:val="|"/>
+                  <m:endChr m:val="|"/>
+                  <m:sepChr m:val=""/>
+                  <m:grow/>
+                </m:dPr>
+                <m:e>
+                  <m:sSub>
+                    <m:e>
+                      <m:r>
+                        <m:t>x</m:t>
+                      </m:r>
+                    </m:e>
+                    <m:sub>
+                      <m:r>
+                        <m:t>i</m:t>
+                      </m:r>
+                    </m:sub>
+                  </m:sSub>
+                  <m:r>
+                    <m:rPr>
+                      <m:sty m:val="p"/>
+                    </m:rPr>
+                    <m:t>−</m:t>
+                  </m:r>
+                  <m:acc>
+                    <m:accPr>
+                      <m:chr m:val="‾"/>
+                    </m:accPr>
+                    <m:e>
+                      <m:r>
+                        <m:t>x</m:t>
+                      </m:r>
+                    </m:e>
+                  </m:acc>
+                </m:e>
+              </m:d>
+            </m:oMath>
+            <w:r>
+              <w:rPr>
+                <w:rtl/>
+              </w:rPr>
+              <w:t xml:space="preserve">.</w:t>
+            </w:r>
+          </w:p>
+          <w:p>
+            <w:pPr>
+              <w:bidi/>
+              <w:jc w:val="left"/>
+            </w:pPr>
+            <w:r>
+              <w:rPr>
+                <w:rtl/>
+              </w:rPr>
+              <w:t xml:space="preserve">✓ </w:t>
+            </w:r>
+            <w:r>
+              <w:rPr>
+                <w:b/>
+                <w:bCs/>
+                <w:rtl/>
+              </w:rPr>
+              <w:t xml:space="preserve">التباين</w:t>
+            </w:r>
+            <w:r>
+              <w:rPr>
+                <w:rtl/>
+              </w:rPr>
+              <w:t xml:space="preserve"> </w:t>
+            </w:r>
+            <m:oMath>
+              <m:r>
+                <m:t>V</m:t>
+              </m:r>
+              <m:r>
+                <m:rPr>
+                  <m:sty m:val="p"/>
+                </m:rPr>
+                <m:t>=</m:t>
+              </m:r>
+              <m:f>
+                <m:fPr>
+                  <m:type m:val="bar"/>
+                </m:fPr>
+                <m:num>
+                  <m:r>
+                    <m:t>1</m:t>
+                  </m:r>
+                </m:num>
+                <m:den>
+                  <m:r>
+                    <m:t>N</m:t>
+                  </m:r>
+                </m:den>
+              </m:f>
+              <m:r>
+                <m:rPr>
+                  <m:sty m:val="p"/>
+                </m:rPr>
+                <m:t>∑</m:t>
+              </m:r>
+              <m:sSub>
+                <m:e>
+                  <m:r>
+                    <m:t>n</m:t>
+                  </m:r>
+                </m:e>
+                <m:sub>
+                  <m:r>
+                    <m:t>i</m:t>
+                  </m:r>
+                </m:sub>
+              </m:sSub>
+              <m:sSubSup>
+                <m:e>
+                  <m:r>
+                    <m:t>x</m:t>
+                  </m:r>
+                </m:e>
+                <m:sub>
+                  <m:r>
+                    <m:t>i</m:t>
+                  </m:r>
+                </m:sub>
+                <m:sup>
+                  <m:r>
+                    <m:t>2</m:t>
+                  </m:r>
+                </m:sup>
+              </m:sSubSup>
+              <m:r>
+                <m:rPr>
+                  <m:sty m:val="p"/>
+                </m:rPr>
+                <m:t>−</m:t>
+              </m:r>
+              <m:sSup>
+                <m:e>
+                  <m:acc>
+                    <m:accPr>
+                      <m:chr m:val="‾"/>
+                    </m:accPr>
+                    <m:e>
+                      <m:r>
+                        <m:t>x</m:t>
+                      </m:r>
+                    </m:e>
+                  </m:acc>
+                </m:e>
+                <m:sup>
+                  <m:r>
+                    <m:t>2</m:t>
+                  </m:r>
+                </m:sup>
+              </m:sSup>
+            </m:oMath>
+            <w:r>
+              <w:rPr>
+                <w:rtl/>
+              </w:rPr>
+              <w:t xml:space="preserve"> </w:t>
+            </w:r>
+            <w:r>
+              <w:rPr>
+                <w:rtl/>
+              </w:rPr>
+              <w:t xml:space="preserve">و</w:t>
+            </w:r>
+            <w:r>
+              <w:rPr>
+                <w:b/>
+                <w:bCs/>
+                <w:rtl/>
+              </w:rPr>
+              <w:t xml:space="preserve">الانحراف المعياري</w:t>
+            </w:r>
+            <w:r>
+              <w:rPr>
+                <w:rtl/>
+              </w:rPr>
+              <w:t xml:space="preserve"> </w:t>
+            </w:r>
+            <m:oMath>
+              <m:r>
+                <m:t>σ</m:t>
+              </m:r>
+              <m:r>
+                <m:rPr>
+                  <m:sty m:val="p"/>
+                </m:rPr>
+                <m:t>=</m:t>
+              </m:r>
+              <m:rad>
+                <m:radPr>
+                  <m:degHide m:val="on"/>
+                </m:radPr>
+                <m:deg/>
+                <m:e>
+                  <m:r>
+                    <m:t>V</m:t>
+                  </m:r>
+                </m:e>
+              </m:rad>
+            </m:oMath>
+            <w:r>
+              <w:rPr>
+                <w:rtl/>
+              </w:rPr>
+              <w:t xml:space="preserve">.</w:t>
+            </w:r>
+          </w:p>
+          <w:p>
+            <w:pPr>
+              <w:bidi/>
+              <w:jc w:val="left"/>
+            </w:pPr>
+            <w:r>
+              <w:rPr>
+                <w:rtl/>
+              </w:rPr>
+              <w:t xml:space="preserve">✓ </w:t>
+            </w:r>
+            <w:r>
+              <w:rPr>
+                <w:b/>
+                <w:bCs/>
+                <w:rtl/>
+              </w:rPr>
+              <w:t xml:space="preserve">الربيعان</w:t>
+            </w:r>
+            <w:r>
+              <w:rPr>
+                <w:rtl/>
+              </w:rPr>
+              <w:t xml:space="preserve"> </w:t>
+            </w:r>
+            <m:oMath>
+              <m:sSub>
+                <m:e>
+                  <m:r>
+                    <m:t>Q</m:t>
+                  </m:r>
+                </m:e>
+                <m:sub>
+                  <m:r>
+                    <m:t>1</m:t>
+                  </m:r>
+                </m:sub>
+              </m:sSub>
+            </m:oMath>
+            <w:r>
+              <w:rPr>
+                <w:rtl/>
+              </w:rPr>
+              <w:t xml:space="preserve"> </w:t>
+            </w:r>
+            <w:r>
+              <w:rPr>
+                <w:rtl/>
+              </w:rPr>
+              <w:t xml:space="preserve">و</w:t>
+            </w:r>
+            <w:r>
+              <w:rPr>
+                <w:rtl/>
+              </w:rPr>
+              <w:t xml:space="preserve"> </w:t>
+            </w:r>
+            <m:oMath>
+              <m:sSub>
+                <m:e>
+                  <m:r>
+                    <m:t>Q</m:t>
+                  </m:r>
+                </m:e>
+                <m:sub>
+                  <m:r>
+                    <m:t>3</m:t>
+                  </m:r>
+                </m:sub>
+              </m:sSub>
+            </m:oMath>
+            <w:r>
+              <w:rPr>
+                <w:rtl/>
+              </w:rPr>
+              <w:t xml:space="preserve"> </w:t>
+            </w:r>
+            <w:r>
+              <w:rPr>
+                <w:rtl/>
+              </w:rPr>
+              <w:t xml:space="preserve">، و</w:t>
+            </w:r>
+            <w:r>
+              <w:rPr>
+                <w:b/>
+                <w:bCs/>
+                <w:rtl/>
+              </w:rPr>
+              <w:t xml:space="preserve">الانحراف الربعي</w:t>
+            </w:r>
+            <w:r>
+              <w:rPr>
+                <w:rtl/>
+              </w:rPr>
+              <w:t xml:space="preserve"> </w:t>
+            </w:r>
+            <m:oMath>
+              <m:sSub>
+                <m:e>
+                  <m:r>
+                    <m:t>Q</m:t>
+                  </m:r>
+                </m:e>
+                <m:sub>
+                  <m:r>
+                    <m:t>3</m:t>
+                  </m:r>
+                </m:sub>
+              </m:sSub>
+              <m:r>
+                <m:rPr>
+                  <m:sty m:val="p"/>
+                </m:rPr>
+                <m:t>−</m:t>
+              </m:r>
+              <m:sSub>
+                <m:e>
+                  <m:r>
+                    <m:t>Q</m:t>
+                  </m:r>
+                </m:e>
+                <m:sub>
+                  <m:r>
+                    <m:t>1</m:t>
+                  </m:r>
+                </m:sub>
+              </m:sSub>
+            </m:oMath>
+            <w:r>
+              <w:rPr>
+                <w:rtl/>
+              </w:rPr>
+              <w:t xml:space="preserve">.</w:t>
+            </w:r>
+          </w:p>
+          <w:p>
+            <w:pPr>
+              <w:bidi/>
+              <w:jc w:val="left"/>
+            </w:pPr>
+            <w:r>
+              <w:rPr>
+                <w:b/>
+                <w:bCs/>
+                <w:rtl/>
+              </w:rPr>
+              <w:t xml:space="preserve">[سلسلة العلامات (المذكرة 48)]</w:t>
+            </w:r>
+          </w:p>
+          <w:p>
+            <w:pPr>
+              <w:bidi/>
+              <w:jc w:val="left"/>
+            </w:pPr>
+            <w:r>
+              <w:rPr>
+                <w:rtl/>
+              </w:rPr>
+              <w:t xml:space="preserve">✓ المدى</w:t>
+            </w:r>
+            <w:r>
+              <w:rPr>
+                <w:rtl/>
+              </w:rPr>
+              <w:t xml:space="preserve"> </w:t>
+            </w:r>
+            <m:oMath>
+              <m:r>
+                <m:t>16</m:t>
+              </m:r>
+              <m:r>
+                <m:rPr>
+                  <m:sty m:val="p"/>
+                </m:rPr>
+                <m:t>−</m:t>
+              </m:r>
+              <m:r>
+                <m:t>4</m:t>
+              </m:r>
+              <m:r>
+                <m:rPr>
+                  <m:sty m:val="p"/>
+                </m:rPr>
+                <m:t>=</m:t>
+              </m:r>
+              <m:r>
+                <m:t>12</m:t>
+              </m:r>
+            </m:oMath>
+            <w:r>
+              <w:rPr>
+                <w:rtl/>
+              </w:rPr>
+              <w:t xml:space="preserve"> </w:t>
+            </w:r>
+            <w:r>
+              <w:rPr>
+                <w:rtl/>
+              </w:rPr>
+              <w:t xml:space="preserve">؛ الانحراف المتوسط</w:t>
+            </w:r>
+            <w:r>
+              <w:rPr>
+                <w:rtl/>
+              </w:rPr>
+              <w:t xml:space="preserve"> </w:t>
+            </w:r>
+            <m:oMath>
+              <m:f>
+                <m:fPr>
+                  <m:type m:val="bar"/>
+                </m:fPr>
+                <m:num>
+                  <m:r>
+                    <m:t>72</m:t>
+                  </m:r>
+                </m:num>
+                <m:den>
+                  <m:r>
+                    <m:t>30</m:t>
+                  </m:r>
+                </m:den>
+              </m:f>
+              <m:r>
+                <m:rPr>
+                  <m:sty m:val="p"/>
+                </m:rPr>
+                <m:t>=</m:t>
+              </m:r>
+              <m:r>
+                <m:t>2</m:t>
+              </m:r>
+              <m:r>
+                <m:rPr>
+                  <m:sty m:val="p"/>
+                </m:rPr>
+                <m:t>,</m:t>
+              </m:r>
+              <m:r>
+                <m:t>4</m:t>
+              </m:r>
+            </m:oMath>
+            <w:r>
+              <w:rPr>
+                <w:rtl/>
+              </w:rPr>
+              <w:t xml:space="preserve">.</w:t>
+            </w:r>
+          </w:p>
+          <w:p>
+            <w:pPr>
+              <w:bidi/>
+              <w:jc w:val="left"/>
+            </w:pPr>
+            <w:r>
+              <w:rPr>
+                <w:rtl/>
+              </w:rPr>
+              <w:t xml:space="preserve">✓ </w:t>
+            </w:r>
+            <m:oMath>
+              <m:r>
+                <m:t>V</m:t>
+              </m:r>
+              <m:r>
+                <m:rPr>
+                  <m:sty m:val="p"/>
+                </m:rPr>
+                <m:t>=</m:t>
+              </m:r>
+              <m:f>
+                <m:fPr>
+                  <m:type m:val="bar"/>
+                </m:fPr>
+                <m:num>
+                  <m:r>
+                    <m:t>3288</m:t>
+                  </m:r>
+                </m:num>
+                <m:den>
+                  <m:r>
+                    <m:t>30</m:t>
+                  </m:r>
+                </m:den>
+              </m:f>
+              <m:r>
+                <m:rPr>
+                  <m:sty m:val="p"/>
+                </m:rPr>
+                <m:t>−</m:t>
+              </m:r>
+              <m:sSup>
+                <m:e>
+                  <m:r>
+                    <m:t>10</m:t>
+                  </m:r>
+                </m:e>
+                <m:sup>
+                  <m:r>
+                    <m:t>2</m:t>
+                  </m:r>
+                </m:sup>
+              </m:sSup>
+              <m:r>
+                <m:rPr>
+                  <m:sty m:val="p"/>
+                </m:rPr>
+                <m:t>=</m:t>
+              </m:r>
+              <m:r>
+                <m:t>9</m:t>
+              </m:r>
+              <m:r>
+                <m:rPr>
+                  <m:sty m:val="p"/>
+                </m:rPr>
+                <m:t>,</m:t>
+              </m:r>
+              <m:r>
+                <m:t>6</m:t>
+              </m:r>
+            </m:oMath>
+            <w:r>
+              <w:rPr>
+                <w:rtl/>
+              </w:rPr>
+              <w:t xml:space="preserve"> </w:t>
+            </w:r>
+            <w:r>
+              <w:rPr>
+                <w:rtl/>
+              </w:rPr>
+              <w:t xml:space="preserve">،</w:t>
+            </w:r>
+            <w:r>
+              <w:rPr>
+                <w:rtl/>
+              </w:rPr>
+              <w:t xml:space="preserve"> </w:t>
+            </w:r>
+            <m:oMath>
+              <m:r>
+                <m:t>σ</m:t>
+              </m:r>
+              <m:r>
+                <m:rPr>
+                  <m:sty m:val="p"/>
+                </m:rPr>
+                <m:t>≈</m:t>
+              </m:r>
+              <m:r>
+                <m:t>3</m:t>
+              </m:r>
+              <m:r>
+                <m:rPr>
+                  <m:sty m:val="p"/>
+                </m:rPr>
+                <m:t>,</m:t>
+              </m:r>
+              <m:r>
+                <m:t>10</m:t>
+              </m:r>
+            </m:oMath>
+            <w:r>
+              <w:rPr>
+                <w:rtl/>
+              </w:rPr>
+              <w:t xml:space="preserve">.</w:t>
+            </w:r>
+          </w:p>
+          <w:p>
+            <w:pPr>
+              <w:bidi/>
+              <w:jc w:val="left"/>
+            </w:pPr>
+            <w:r>
+              <w:rPr>
+                <w:rtl/>
+              </w:rPr>
+              <w:t xml:space="preserve">✓ </w:t>
+            </w:r>
+            <m:oMath>
+              <m:sSub>
+                <m:e>
+                  <m:r>
+                    <m:t>Q</m:t>
+                  </m:r>
+                </m:e>
+                <m:sub>
+                  <m:r>
+                    <m:t>1</m:t>
+                  </m:r>
+                </m:sub>
+              </m:sSub>
+            </m:oMath>
+            <w:r>
+              <w:rPr>
+                <w:rtl/>
+              </w:rPr>
+              <w:t xml:space="preserve"> </w:t>
+            </w:r>
+            <w:r>
+              <w:rPr>
+                <w:rtl/>
+              </w:rPr>
+              <w:t xml:space="preserve">هي القيمة</w:t>
+            </w:r>
+            <w:r>
+              <w:rPr>
+                <w:rtl/>
+              </w:rPr>
+              <w:t xml:space="preserve"> </w:t>
+            </w:r>
+            <m:oMath>
+              <m:r>
+                <m:t>8</m:t>
+              </m:r>
+            </m:oMath>
+            <w:r>
+              <w:rPr>
+                <w:rtl/>
+              </w:rPr>
+              <w:t xml:space="preserve"> </w:t>
+            </w:r>
+            <w:r>
+              <w:rPr>
+                <w:rtl/>
+              </w:rPr>
+              <w:t xml:space="preserve">في الترتيب:</w:t>
+            </w:r>
+            <w:r>
+              <w:rPr>
+                <w:rtl/>
+              </w:rPr>
+              <w:t xml:space="preserve"> </w:t>
+            </w:r>
+            <m:oMath>
+              <m:sSub>
+                <m:e>
+                  <m:r>
+                    <m:t>Q</m:t>
+                  </m:r>
+                </m:e>
+                <m:sub>
+                  <m:r>
+                    <m:t>1</m:t>
+                  </m:r>
+                </m:sub>
+              </m:sSub>
+              <m:r>
+                <m:rPr>
+                  <m:sty m:val="p"/>
+                </m:rPr>
+                <m:t>=</m:t>
+              </m:r>
+              <m:r>
+                <m:t>8</m:t>
+              </m:r>
+            </m:oMath>
+            <w:r>
+              <w:rPr>
+                <w:rtl/>
+              </w:rPr>
+              <w:t xml:space="preserve"> </w:t>
+            </w:r>
+            <w:r>
+              <w:rPr>
+                <w:rtl/>
+              </w:rPr>
+              <w:t xml:space="preserve">؛</w:t>
+            </w:r>
+            <w:r>
+              <w:rPr>
+                <w:rtl/>
+              </w:rPr>
+              <w:t xml:space="preserve"> </w:t>
+            </w:r>
+            <m:oMath>
+              <m:sSub>
+                <m:e>
+                  <m:r>
+                    <m:t>Q</m:t>
+                  </m:r>
+                </m:e>
+                <m:sub>
+                  <m:r>
+                    <m:t>3</m:t>
+                  </m:r>
+                </m:sub>
+              </m:sSub>
+            </m:oMath>
+            <w:r>
+              <w:rPr>
+                <w:rtl/>
+              </w:rPr>
+              <w:t xml:space="preserve"> </w:t>
+            </w:r>
+            <w:r>
+              <w:rPr>
+                <w:rtl/>
+              </w:rPr>
+              <w:t xml:space="preserve">هي القيمة</w:t>
+            </w:r>
+            <w:r>
+              <w:rPr>
+                <w:rtl/>
+              </w:rPr>
+              <w:t xml:space="preserve"> </w:t>
+            </w:r>
+            <m:oMath>
+              <m:r>
+                <m:t>23</m:t>
+              </m:r>
+            </m:oMath>
+            <w:r>
+              <w:rPr>
+                <w:rtl/>
+              </w:rPr>
+              <w:t xml:space="preserve">:</w:t>
+            </w:r>
+            <w:r>
+              <w:rPr>
+                <w:rtl/>
+              </w:rPr>
+              <w:t xml:space="preserve"> </w:t>
+            </w:r>
+            <m:oMath>
+              <m:sSub>
+                <m:e>
+                  <m:r>
+                    <m:t>Q</m:t>
+                  </m:r>
+                </m:e>
+                <m:sub>
+                  <m:r>
+                    <m:t>3</m:t>
+                  </m:r>
+                </m:sub>
+              </m:sSub>
+              <m:r>
+                <m:rPr>
+                  <m:sty m:val="p"/>
+                </m:rPr>
+                <m:t>=</m:t>
+              </m:r>
+              <m:r>
+                <m:t>12</m:t>
+              </m:r>
+            </m:oMath>
+            <w:r>
+              <w:rPr>
+                <w:rtl/>
+              </w:rPr>
+              <w:t xml:space="preserve"> </w:t>
+            </w:r>
+            <w:r>
+              <w:rPr>
+                <w:rtl/>
+              </w:rPr>
+              <w:t xml:space="preserve">؛ الانحراف الربعي</w:t>
+            </w:r>
+            <w:r>
+              <w:rPr>
+                <w:rtl/>
+              </w:rPr>
+              <w:t xml:space="preserve"> </w:t>
+            </w:r>
+            <m:oMath>
+              <m:r>
+                <m:t>4</m:t>
+              </m:r>
+            </m:oMath>
+            <w:r>
+              <w:rPr>
+                <w:rtl/>
+              </w:rPr>
+              <w:t xml:space="preserve">.</w:t>
+            </w:r>
+          </w:p>
+        </w:tc>
+        <w:tc>
+          <w:tcPr>
+            <w:shd w:val="clear" w:color="auto" w:fill="E4E7ED"/>
+          </w:tcPr>
+          <w:p>
+            <w:pPr>
+              <w:pStyle w:val="Compact"/>
+              <w:bidi/>
+              <w:jc w:val="left"/>
+            </w:pPr>
+            <w:r>
+              <w:rPr>
+                <w:rtl/>
+              </w:rPr>
+              <w:t xml:space="preserve"/>
+            </w:r>
+            <w:r>
+              <w:rPr>
+                <w:b/>
+                <w:bCs/>
+                <w:rtl/>
+              </w:rPr>
+              <w:t xml:space="preserve">بناء المعارف</w:t>
+            </w:r>
+          </w:p>
+        </w:tc>
+      </w:tr>
+      <w:tr>
+        <w:tc>
+          <w:tcPr/>
+          <w:p>
+            <w:pPr>
+              <w:pStyle w:val="Compact"/>
+              <w:bidi/>
+              <w:jc w:val="center"/>
+            </w:pPr>
+          </w:p>
+        </w:tc>
+        <w:tc>
+          <w:tcPr/>
+          <w:p>
+            <w:pPr>
+              <w:pStyle w:val="Compact"/>
+              <w:bidi/>
+              <w:jc w:val="center"/>
+            </w:pPr>
+          </w:p>
+        </w:tc>
+        <w:tc>
+          <w:tcPr/>
+          <w:p>
+            <w:pPr>
+              <w:bidi/>
+              <w:jc w:val="left"/>
+            </w:pPr>
+            <w:r>
+              <w:rPr>
+                <w:b/>
+                <w:bCs/>
+                <w:rtl/>
+              </w:rPr>
+              <w:t xml:space="preserve">[ملاحظات]</w:t>
+            </w:r>
+            <w:r>
+              <w:rPr>
+                <w:rtl/>
+              </w:rPr>
+              <w:t xml:space="preserve"> نلخص السلسلة بـ</w:t>
+            </w:r>
+            <w:r>
+              <w:rPr>
+                <w:rtl/>
+              </w:rPr>
+              <w:t xml:space="preserve"> </w:t>
+            </w:r>
+            <m:oMath>
+              <m:d>
+                <m:dPr>
+                  <m:begChr m:val="("/>
+                  <m:endChr m:val=")"/>
+                  <m:sepChr m:val=""/>
+                  <m:grow/>
+                </m:dPr>
+                <m:e>
+                  <m:acc>
+                    <m:accPr>
+                      <m:chr m:val="‾"/>
+                    </m:accPr>
+                    <m:e>
+                      <m:r>
+                        <m:t>x</m:t>
+                      </m:r>
+                    </m:e>
+                  </m:acc>
+                  <m:r>
+                    <m:rPr>
+                      <m:sty m:val="p"/>
+                    </m:rPr>
+                    <m:t>;</m:t>
+                  </m:r>
+                  <m:r>
+                    <m:t>σ</m:t>
+                  </m:r>
+                </m:e>
+              </m:d>
+              <m:r>
+                <m:rPr>
+                  <m:sty m:val="p"/>
+                </m:rPr>
+                <m:t>=</m:t>
+              </m:r>
+              <m:d>
+                <m:dPr>
+                  <m:begChr m:val="("/>
+                  <m:endChr m:val=")"/>
+                  <m:sepChr m:val=""/>
+                  <m:grow/>
+                </m:dPr>
+                <m:e>
+                  <m:r>
+                    <m:t>10</m:t>
+                  </m:r>
+                  <m:r>
+                    <m:rPr>
+                      <m:sty m:val="p"/>
+                    </m:rPr>
+                    <m:t>;</m:t>
+                  </m:r>
+                  <m:r>
+                    <m:t>3</m:t>
+                  </m:r>
+                  <m:r>
+                    <m:rPr>
+                      <m:sty m:val="p"/>
+                    </m:rPr>
+                    <m:t>,</m:t>
+                  </m:r>
+                  <m:r>
+                    <m:t>1</m:t>
+                  </m:r>
+                </m:e>
+              </m:d>
+            </m:oMath>
+            <w:r>
+              <w:rPr>
+                <w:rtl/>
+              </w:rPr>
+              <w:t xml:space="preserve"> </w:t>
+            </w:r>
+            <w:r>
+              <w:rPr>
+                <w:rtl/>
+              </w:rPr>
+              <w:t xml:space="preserve">؛ كلما صغر</w:t>
+            </w:r>
+            <w:r>
+              <w:rPr>
+                <w:rtl/>
+              </w:rPr>
+              <w:t xml:space="preserve"> </w:t>
+            </w:r>
+            <m:oMath>
+              <m:r>
+                <m:t>σ</m:t>
+              </m:r>
+            </m:oMath>
+            <w:r>
+              <w:rPr>
+                <w:rtl/>
+              </w:rPr>
+              <w:t xml:space="preserve"> </w:t>
+            </w:r>
+            <w:r>
+              <w:rPr>
+                <w:rtl/>
+              </w:rPr>
+              <w:t xml:space="preserve">كانت القيم متمركزة حول الوسط.</w:t>
+            </w:r>
+          </w:p>
+          <w:p>
+            <w:pPr>
+              <w:bidi/>
+              <w:jc w:val="left"/>
+            </w:pPr>
+            <w:r>
+              <w:rPr>
+                <w:b/>
+                <w:bCs/>
+                <w:rtl/>
+              </w:rPr>
+              <w:t xml:space="preserve">[حذار]</w:t>
+            </w:r>
+            <w:r>
+              <w:rPr>
+                <w:rtl/>
+              </w:rPr>
+              <w:t xml:space="preserve"> نستعمل الحاسبة (الوضع الإحصائي) للتحقق.</w:t>
+            </w:r>
+          </w:p>
+        </w:tc>
+        <w:tc>
+          <w:tcPr>
+            <w:shd w:val="clear" w:color="auto" w:fill="E4E7ED"/>
+          </w:tcPr>
+          <w:p>
+            <w:pPr>
+              <w:pStyle w:val="Compact"/>
+              <w:bidi/>
+              <w:jc w:val="left"/>
+            </w:pPr>
+            <w:r>
+              <w:rPr>
+                <w:rtl/>
+              </w:rPr>
+              <w:t xml:space="preserve"/>
+            </w:r>
+          </w:p>
+        </w:tc>
+      </w:tr>
+      <w:tr>
+        <w:tc>
+          <w:tcPr/>
+          <w:p>
+            <w:pPr>
+              <w:pStyle w:val="Compact"/>
+              <w:bidi/>
+              <w:jc w:val="left"/>
+            </w:pPr>
+            <w:r>
+              <w:rPr>
+                <w:rtl/>
+              </w:rPr>
+              <w:t xml:space="preserve">باستعمال الحاسبة.</w:t>
+            </w:r>
+          </w:p>
+        </w:tc>
+        <w:tc>
+          <w:tcPr/>
+          <w:p>
+            <w:pPr>
+              <w:pStyle w:val="Compact"/>
+              <w:bidi/>
+              <w:jc w:val="left"/>
+            </w:pPr>
+            <w:r>
+              <w:rPr>
+                <w:rtl/>
+              </w:rPr>
+              <w:t xml:space="preserve">25 د</w:t>
+            </w:r>
+          </w:p>
+        </w:tc>
+        <w:tc>
+          <w:tcPr/>
+          <w:p>
+            <w:pPr>
+              <w:bidi/>
+              <w:jc w:val="left"/>
+            </w:pPr>
+            <w:r>
+              <w:rPr>
+                <w:b/>
+                <w:bCs/>
+                <w:rtl/>
+              </w:rPr>
+              <w:t xml:space="preserve">[تطبيق]</w:t>
+            </w:r>
+          </w:p>
+          <w:p>
+            <w:pPr>
+              <w:bidi/>
+              <w:jc w:val="left"/>
+            </w:pPr>
+            <w:r>
+              <w:rPr>
+                <w:rtl/>
+              </w:rPr>
+              <w:t xml:space="preserve">السلسلة:</w:t>
+            </w:r>
+            <w:r>
+              <w:rPr>
+                <w:rtl/>
+              </w:rPr>
+              <w:t xml:space="preserve"> </w:t>
+            </w:r>
+            <m:oMath>
+              <m:r>
+                <m:t>8</m:t>
+              </m:r>
+            </m:oMath>
+            <w:r>
+              <w:rPr>
+                <w:rtl/>
+              </w:rPr>
+              <w:t xml:space="preserve"> </w:t>
+            </w:r>
+            <w:r>
+              <w:rPr>
+                <w:rtl/>
+              </w:rPr>
+              <w:t xml:space="preserve">،</w:t>
+            </w:r>
+            <w:r>
+              <w:rPr>
+                <w:rtl/>
+              </w:rPr>
+              <w:t xml:space="preserve"> </w:t>
+            </w:r>
+            <m:oMath>
+              <m:r>
+                <m:t>9</m:t>
+              </m:r>
+            </m:oMath>
+            <w:r>
+              <w:rPr>
+                <w:rtl/>
+              </w:rPr>
+              <w:t xml:space="preserve"> </w:t>
+            </w:r>
+            <w:r>
+              <w:rPr>
+                <w:rtl/>
+              </w:rPr>
+              <w:t xml:space="preserve">،</w:t>
+            </w:r>
+            <w:r>
+              <w:rPr>
+                <w:rtl/>
+              </w:rPr>
+              <w:t xml:space="preserve"> </w:t>
+            </w:r>
+            <m:oMath>
+              <m:r>
+                <m:t>10</m:t>
+              </m:r>
+            </m:oMath>
+            <w:r>
+              <w:rPr>
+                <w:rtl/>
+              </w:rPr>
+              <w:t xml:space="preserve"> </w:t>
+            </w:r>
+            <w:r>
+              <w:rPr>
+                <w:rtl/>
+              </w:rPr>
+              <w:t xml:space="preserve">،</w:t>
+            </w:r>
+            <w:r>
+              <w:rPr>
+                <w:rtl/>
+              </w:rPr>
+              <w:t xml:space="preserve"> </w:t>
+            </w:r>
+            <m:oMath>
+              <m:r>
+                <m:t>11</m:t>
+              </m:r>
+            </m:oMath>
+            <w:r>
+              <w:rPr>
+                <w:rtl/>
+              </w:rPr>
+              <w:t xml:space="preserve"> </w:t>
+            </w:r>
+            <w:r>
+              <w:rPr>
+                <w:rtl/>
+              </w:rPr>
+              <w:t xml:space="preserve">،</w:t>
+            </w:r>
+            <w:r>
+              <w:rPr>
+                <w:rtl/>
+              </w:rPr>
+              <w:t xml:space="preserve"> </w:t>
+            </w:r>
+            <m:oMath>
+              <m:r>
+                <m:t>12</m:t>
+              </m:r>
+            </m:oMath>
+            <w:r>
+              <w:rPr>
+                <w:rtl/>
+              </w:rPr>
+              <w:t xml:space="preserve">. احسب الوسط والمدى والانحراف المعياري.</w:t>
+            </w:r>
+          </w:p>
+          <w:p>
+            <w:pPr>
+              <w:bidi/>
+              <w:jc w:val="left"/>
+            </w:pPr>
+            <w:r>
+              <w:rPr>
+                <w:b/>
+                <w:bCs/>
+                <w:rtl/>
+              </w:rPr>
+              <w:t xml:space="preserve">الحل:</w:t>
+            </w:r>
+            <w:r>
+              <w:rPr>
+                <w:rtl/>
+              </w:rPr>
+              <w:t xml:space="preserve"> </w:t>
+            </w:r>
+            <m:oMath>
+              <m:acc>
+                <m:accPr>
+                  <m:chr m:val="‾"/>
+                </m:accPr>
+                <m:e>
+                  <m:r>
+                    <m:t>x</m:t>
+                  </m:r>
+                </m:e>
+              </m:acc>
+              <m:r>
+                <m:rPr>
+                  <m:sty m:val="p"/>
+                </m:rPr>
+                <m:t>=</m:t>
+              </m:r>
+              <m:r>
+                <m:t>10</m:t>
+              </m:r>
+            </m:oMath>
+            <w:r>
+              <w:rPr>
+                <w:rtl/>
+              </w:rPr>
+              <w:t xml:space="preserve"> </w:t>
+            </w:r>
+            <w:r>
+              <w:rPr>
+                <w:rtl/>
+              </w:rPr>
+              <w:t xml:space="preserve">؛ المدى</w:t>
+            </w:r>
+            <w:r>
+              <w:rPr>
+                <w:rtl/>
+              </w:rPr>
+              <w:t xml:space="preserve"> </w:t>
+            </w:r>
+            <m:oMath>
+              <m:r>
+                <m:t>4</m:t>
+              </m:r>
+            </m:oMath>
+            <w:r>
+              <w:rPr>
+                <w:rtl/>
+              </w:rPr>
+              <w:t xml:space="preserve"> </w:t>
+            </w:r>
+            <w:r>
+              <w:rPr>
+                <w:rtl/>
+              </w:rPr>
+              <w:t xml:space="preserve">؛</w:t>
+            </w:r>
+            <w:r>
+              <w:rPr>
+                <w:rtl/>
+              </w:rPr>
+              <w:t xml:space="preserve"> </w:t>
+            </w:r>
+            <m:oMath>
+              <m:r>
+                <m:t>V</m:t>
+              </m:r>
+              <m:r>
+                <m:rPr>
+                  <m:sty m:val="p"/>
+                </m:rPr>
+                <m:t>=</m:t>
+              </m:r>
+              <m:f>
+                <m:fPr>
+                  <m:type m:val="bar"/>
+                </m:fPr>
+                <m:num>
+                  <m:r>
+                    <m:t>4</m:t>
+                  </m:r>
+                  <m:r>
+                    <m:rPr>
+                      <m:sty m:val="p"/>
+                    </m:rPr>
+                    <m:t>+</m:t>
+                  </m:r>
+                  <m:r>
+                    <m:t>1</m:t>
+                  </m:r>
+                  <m:r>
+                    <m:rPr>
+                      <m:sty m:val="p"/>
+                    </m:rPr>
+                    <m:t>+</m:t>
+                  </m:r>
+                  <m:r>
+                    <m:t>0</m:t>
+                  </m:r>
+                  <m:r>
+                    <m:rPr>
+                      <m:sty m:val="p"/>
+                    </m:rPr>
+                    <m:t>+</m:t>
+                  </m:r>
+                  <m:r>
+                    <m:t>1</m:t>
+                  </m:r>
+                  <m:r>
+                    <m:rPr>
+                      <m:sty m:val="p"/>
+                    </m:rPr>
+                    <m:t>+</m:t>
+                  </m:r>
+                  <m:r>
+                    <m:t>4</m:t>
+                  </m:r>
+                </m:num>
+                <m:den>
+                  <m:r>
+                    <m:t>5</m:t>
+                  </m:r>
+                </m:den>
+              </m:f>
+              <m:r>
+                <m:rPr>
+                  <m:sty m:val="p"/>
+                </m:rPr>
+                <m:t>=</m:t>
+              </m:r>
+              <m:r>
+                <m:t>2</m:t>
+              </m:r>
+            </m:oMath>
+            <w:r>
+              <w:rPr>
+                <w:rtl/>
+              </w:rPr>
+              <w:t xml:space="preserve"> </w:t>
+            </w:r>
+            <w:r>
+              <w:rPr>
+                <w:rtl/>
+              </w:rPr>
+              <w:t xml:space="preserve">،</w:t>
+            </w:r>
+            <w:r>
+              <w:rPr>
+                <w:rtl/>
+              </w:rPr>
+              <w:t xml:space="preserve"> </w:t>
+            </w:r>
+            <m:oMath>
+              <m:r>
+                <m:t>σ</m:t>
+              </m:r>
+              <m:r>
+                <m:rPr>
+                  <m:sty m:val="p"/>
+                </m:rPr>
+                <m:t>=</m:t>
+              </m:r>
+              <m:rad>
+                <m:radPr>
+                  <m:degHide m:val="on"/>
+                </m:radPr>
+                <m:deg/>
+                <m:e>
+                  <m:r>
+                    <m:t>2</m:t>
+                  </m:r>
+                </m:e>
+              </m:rad>
+              <m:r>
+                <m:rPr>
+                  <m:sty m:val="p"/>
+                </m:rPr>
+                <m:t>≈</m:t>
+              </m:r>
+              <m:r>
+                <m:t>1</m:t>
+              </m:r>
+              <m:r>
+                <m:rPr>
+                  <m:sty m:val="p"/>
+                </m:rPr>
+                <m:t>,</m:t>
+              </m:r>
+              <m:r>
+                <m:t>41</m:t>
+              </m:r>
+            </m:oMath>
+            <w:r>
+              <w:rPr>
+                <w:rtl/>
+              </w:rPr>
+              <w:t xml:space="preserve">.</w:t>
+            </w:r>
+          </w:p>
+          <w:p>
+            <w:pPr>
+              <w:bidi/>
+              <w:jc w:val="left"/>
+            </w:pPr>
+            <w:r>
+              <w:rPr>
+                <w:b/>
+                <w:bCs/>
+                <w:rtl/>
+              </w:rPr>
+              <w:t xml:space="preserve">واجب منزلي:</w:t>
+            </w:r>
+            <w:r>
+              <w:rPr>
+                <w:rtl/>
+              </w:rPr>
+              <w:t xml:space="preserve"> </w:t>
+            </w:r>
+            <w:r>
+              <w:rPr>
+                <w:rtl/>
+              </w:rPr>
+              <w:t xml:space="preserve">تمارين من الكتاب المدرسي.</w:t>
+            </w:r>
+          </w:p>
+          <w:p>
+            <w:pPr>
+              <w:bidi/>
+              <w:jc w:val="left"/>
+            </w:pPr>
+            <w:r>
+              <w:rPr>
+                <w:b/>
+                <w:bCs/>
+                <w:rtl/>
+              </w:rPr>
+              <w:t xml:space="preserve">ملاحظات حول سير الحصة:</w:t>
+            </w:r>
+            <w:r>
+              <w:rPr>
+                <w:rtl/>
+              </w:rPr>
+              <w:t xml:space="preserve"> </w:t>
+            </w:r>
+            <w:r>
+              <w:rPr>
+                <w:rtl/>
+              </w:rPr>
+              <w:t xml:space="preserve">..........</w:t>
+            </w:r>
+          </w:p>
+        </w:tc>
+        <w:tc>
+          <w:tcPr>
+            <w:shd w:val="clear" w:color="auto" w:fill="E4E7ED"/>
+          </w:tcPr>
+          <w:p>
+            <w:pPr>
+              <w:pStyle w:val="Compact"/>
+              <w:bidi/>
+              <w:jc w:val="left"/>
+            </w:pPr>
+            <w:r>
+              <w:rPr>
+                <w:rtl/>
+              </w:rPr>
+              <w:t xml:space="preserve"/>
+            </w:r>
+            <w:r>
+              <w:rPr>
+                <w:b/>
+                <w:bCs/>
+                <w:rtl/>
+              </w:rPr>
+              <w:t xml:space="preserve">التقويم</w:t>
+            </w:r>
+          </w:p>
+        </w:tc>
+      </w:tr>
+    </w:tbl>
     <w:p>
       <w:pPr>
         <w:bidi/>
+        <w:spacing w:before="120"/>
       </w:pPr>
       <w:r>
         <w:rPr>
@@ -511,55 +8392,467 @@
         <w:br w:type="page"/>
       </w:r>
     </w:p>
+    <w:tbl>
+      <w:tblPr>
+        <w:tblW w:w="9864" w:type="dxa"/>
+        <w:jc w:val="center"/>
+        <w:tblBorders>
+          <w:top w:val="single" w:sz="10" w:space="0" w:color="8F1E18"/>
+          <w:left w:val="single" w:sz="10" w:space="0" w:color="8F1E18"/>
+          <w:bottom w:val="single" w:sz="10" w:space="0" w:color="8F1E18"/>
+          <w:right w:val="single" w:sz="10" w:space="0" w:color="8F1E18"/>
+          <w:insideH w:val="single" w:sz="10" w:space="0" w:color="8F1E18"/>
+        </w:tblBorders>
+        <w:tblLayout w:type="fixed"/>
+        <w:tblCellMar>
+          <w:top w:w="40" w:type="dxa"/>
+          <w:left w:w="140" w:type="dxa"/>
+          <w:bottom w:w="60" w:type="dxa"/>
+          <w:right w:w="140" w:type="dxa"/>
+        </w:tblCellMar>
+      </w:tblPr>
+      <w:tblGrid>
+        <w:gridCol w:w="9864"/>
+      </w:tblGrid>
+      <w:tr>
+        <w:trPr>
+          <w:cantSplit/>
+        </w:trPr>
+        <w:tc>
+          <w:tcPr>
+            <w:tcW w:w="9864" w:type="dxa"/>
+            <w:shd w:val="clear" w:color="auto" w:fill="8F1E18"/>
+          </w:tcPr>
+          <w:p>
+            <w:pPr>
+              <w:keepNext/>
+              <w:bidi/>
+              <w:spacing w:before="0" w:after="0"/>
+            </w:pPr>
+            <w:r>
+              <w:rPr>
+                <w:b/>
+                <w:bCs/>
+                <w:color w:val="FFFFFF"/>
+                <w:rtl/>
+              </w:rPr>
+              <w:t xml:space="preserve">مذكرة رقم 52</w:t>
+            </w:r>
+          </w:p>
+        </w:tc>
+      </w:tr>
+      <w:tr>
+        <w:tc>
+          <w:tcPr>
+            <w:tcW w:w="9864" w:type="dxa"/>
+            <w:shd w:val="clear" w:color="auto" w:fill="FBF4F4"/>
+          </w:tcPr>
+          <w:tbl>
+            <w:tblPr>
+              <w:tblStyle w:val="Table"/>
+              <w:tblW w:w="7128" w:type="dxa"/>
+              <w:jc w:val="center"/>
+              <w:tblBorders>
+                <w:top w:val="single" w:sz="4" w:space="0" w:color="000000"/>
+                <w:left w:val="single" w:sz="4" w:space="0" w:color="000000"/>
+                <w:bottom w:val="single" w:sz="4" w:space="0" w:color="000000"/>
+                <w:right w:val="single" w:sz="4" w:space="0" w:color="000000"/>
+                <w:insideH w:val="single" w:sz="4" w:space="0" w:color="000000"/>
+                <w:insideV w:val="single" w:sz="4" w:space="0" w:color="000000"/>
+              </w:tblBorders>
+              <w:tblLook w:firstRow="0" w:lastRow="0" w:firstColumn="0" w:lastColumn="0" w:noHBand="0" w:noVBand="0" w:val="0000"/>
+            </w:tblPr>
+            <w:tblGrid>
+              <w:gridCol w:w="3564"/>
+              <w:gridCol w:w="3564"/>
+            </w:tblGrid>
+            <w:tr>
+              <w:tc>
+                <w:tcPr/>
+                <w:p>
+                  <w:pPr>
+                    <w:pStyle w:val="Compact"/>
+                    <w:bidi/>
+                    <w:jc w:val="left"/>
+                  </w:pPr>
+                  <w:r>
+                    <w:rPr>
+                      <w:b/>
+                      <w:bCs/>
+                      <w:rtl/>
+                    </w:rPr>
+                    <w:t xml:space="preserve">المستوى:</w:t>
+                  </w:r>
+                  <w:r>
+                    <w:rPr>
+                      <w:rtl/>
+                    </w:rPr>
+                    <w:t xml:space="preserve"> </w:t>
+                  </w:r>
+                  <w:r>
+                    <w:rPr>
+                      <w:rtl/>
+                    </w:rPr>
+                    <w:t xml:space="preserve">1 ج م ع ت</w:t>
+                  </w:r>
+                </w:p>
+              </w:tc>
+              <w:tc>
+                <w:tcPr/>
+                <w:p>
+                  <w:pPr>
+                    <w:pStyle w:val="Compact"/>
+                    <w:bidi/>
+                    <w:jc w:val="left"/>
+                  </w:pPr>
+                  <w:r>
+                    <w:rPr>
+                      <w:b/>
+                      <w:bCs/>
+                      <w:rtl/>
+                    </w:rPr>
+                    <w:t xml:space="preserve">الثانوية:</w:t>
+                  </w:r>
+                  <w:r>
+                    <w:rPr>
+                      <w:rtl/>
+                    </w:rPr>
+                    <w:t xml:space="preserve"> </w:t>
+                  </w:r>
+                  <w:r>
+                    <w:rPr>
+                      <w:rtl/>
+                    </w:rPr>
+                    <w:t xml:space="preserve">..........</w:t>
+                  </w:r>
+                </w:p>
+              </w:tc>
+            </w:tr>
+            <w:tr>
+              <w:tc>
+                <w:tcPr/>
+                <w:p>
+                  <w:pPr>
+                    <w:pStyle w:val="Compact"/>
+                    <w:bidi/>
+                    <w:jc w:val="left"/>
+                  </w:pPr>
+                  <w:r>
+                    <w:rPr>
+                      <w:b/>
+                      <w:bCs/>
+                      <w:rtl/>
+                    </w:rPr>
+                    <w:t xml:space="preserve">المادة:</w:t>
+                  </w:r>
+                  <w:r>
+                    <w:rPr>
+                      <w:rtl/>
+                    </w:rPr>
+                    <w:t xml:space="preserve"> </w:t>
+                  </w:r>
+                  <w:r>
+                    <w:rPr>
+                      <w:rtl/>
+                    </w:rPr>
+                    <w:t xml:space="preserve">رياضيات</w:t>
+                  </w:r>
+                </w:p>
+              </w:tc>
+              <w:tc>
+                <w:tcPr/>
+                <w:p>
+                  <w:pPr>
+                    <w:pStyle w:val="Compact"/>
+                    <w:bidi/>
+                    <w:jc w:val="left"/>
+                  </w:pPr>
+                  <w:r>
+                    <w:rPr>
+                      <w:b/>
+                      <w:bCs/>
+                      <w:rtl/>
+                    </w:rPr>
+                    <w:t xml:space="preserve">ميدان التعلم:</w:t>
+                  </w:r>
+                  <w:r>
+                    <w:rPr>
+                      <w:rtl/>
+                    </w:rPr>
+                    <w:t xml:space="preserve"> </w:t>
+                  </w:r>
+                  <w:r>
+                    <w:rPr>
+                      <w:rtl/>
+                    </w:rPr>
+                    <w:t xml:space="preserve">إحصاء</w:t>
+                  </w:r>
+                </w:p>
+              </w:tc>
+            </w:tr>
+            <w:tr>
+              <w:tc>
+                <w:tcPr/>
+                <w:p>
+                  <w:pPr>
+                    <w:pStyle w:val="Compact"/>
+                    <w:bidi/>
+                    <w:jc w:val="left"/>
+                  </w:pPr>
+                  <w:r>
+                    <w:rPr>
+                      <w:b/>
+                      <w:bCs/>
+                      <w:rtl/>
+                    </w:rPr>
+                    <w:t xml:space="preserve">المدة:</w:t>
+                  </w:r>
+                  <w:r>
+                    <w:rPr>
+                      <w:rtl/>
+                    </w:rPr>
+                    <w:t xml:space="preserve"> </w:t>
+                  </w:r>
+                  <w:r>
+                    <w:rPr>
+                      <w:rtl/>
+                    </w:rPr>
+                    <w:t xml:space="preserve">02 سا</w:t>
+                  </w:r>
+                </w:p>
+              </w:tc>
+              <w:tc>
+                <w:tcPr/>
+                <w:p>
+                  <w:pPr>
+                    <w:pStyle w:val="Compact"/>
+                    <w:bidi/>
+                    <w:jc w:val="left"/>
+                  </w:pPr>
+                  <w:r>
+                    <w:rPr>
+                      <w:b/>
+                      <w:bCs/>
+                      <w:rtl/>
+                    </w:rPr>
+                    <w:t xml:space="preserve">الوحدة التعلمية:</w:t>
+                  </w:r>
+                  <w:r>
+                    <w:rPr>
+                      <w:rtl/>
+                    </w:rPr>
+                    <w:t xml:space="preserve"> </w:t>
+                  </w:r>
+                  <w:r>
+                    <w:rPr>
+                      <w:rtl/>
+                    </w:rPr>
+                    <w:t xml:space="preserve">الإحصاء</w:t>
+                  </w:r>
+                </w:p>
+              </w:tc>
+            </w:tr>
+            <w:tr>
+              <w:tc>
+                <w:tcPr/>
+                <w:p>
+                  <w:pPr>
+                    <w:pStyle w:val="Compact"/>
+                    <w:bidi/>
+                    <w:jc w:val="left"/>
+                  </w:pPr>
+                  <w:r>
+                    <w:rPr>
+                      <w:b/>
+                      <w:bCs/>
+                      <w:rtl/>
+                    </w:rPr>
+                    <w:t xml:space="preserve">الأستاذ:</w:t>
+                  </w:r>
+                  <w:r>
+                    <w:rPr>
+                      <w:rtl/>
+                    </w:rPr>
+                    <w:t xml:space="preserve"> </w:t>
+                  </w:r>
+                  <w:r>
+                    <w:rPr>
+                      <w:rtl/>
+                    </w:rPr>
+                    <w:t xml:space="preserve">..........</w:t>
+                  </w:r>
+                </w:p>
+              </w:tc>
+              <w:tc>
+                <w:tcPr/>
+                <w:p>
+                  <w:pPr>
+                    <w:pStyle w:val="Compact"/>
+                    <w:bidi/>
+                    <w:jc w:val="left"/>
+                  </w:pPr>
+                  <w:r>
+                    <w:rPr>
+                      <w:b/>
+                      <w:bCs/>
+                      <w:rtl/>
+                    </w:rPr>
+                    <w:t xml:space="preserve">المحتوى المعرفي:</w:t>
+                  </w:r>
+                  <w:r>
+                    <w:rPr>
+                      <w:rtl/>
+                    </w:rPr>
+                    <w:t xml:space="preserve"> </w:t>
+                  </w:r>
+                  <w:r>
+                    <w:rPr>
+                      <w:rtl/>
+                    </w:rPr>
+                    <w:t xml:space="preserve">تذبذب العينات والمحاكاة</w:t>
+                  </w:r>
+                </w:p>
+              </w:tc>
+            </w:tr>
+          </w:tbl>
+          <w:p>
+            <w:pPr>
+              <w:bidi/>
+              <w:spacing w:before="120"/>
+            </w:pPr>
+          </w:p>
+        </w:tc>
+      </w:tr>
+    </w:tbl>
     <w:p>
       <w:pPr>
-        <w:numPr>
-          <w:ilvl w:val="0"/>
-          <w:numId w:val="1010"/>
-        </w:numPr>
         <w:bidi/>
+        <w:spacing w:before="0" w:after="0"/>
       </w:pPr>
+    </w:p>
+    <w:tbl>
+      <w:tblPr>
+        <w:tblStyle w:val="Table"/>
+        <w:tblW w:w="7128" w:type="dxa"/>
+        <w:jc w:val="center"/>
+        <w:tblBorders>
+          <w:top w:val="single" w:sz="4" w:space="0" w:color="000000"/>
+          <w:left w:val="single" w:sz="4" w:space="0" w:color="000000"/>
+          <w:bottom w:val="single" w:sz="4" w:space="0" w:color="000000"/>
+          <w:right w:val="single" w:sz="4" w:space="0" w:color="000000"/>
+          <w:insideH w:val="single" w:sz="4" w:space="0" w:color="000000"/>
+          <w:insideV w:val="single" w:sz="4" w:space="0" w:color="000000"/>
+        </w:tblBorders>
+        <w:tblLook w:firstRow="0" w:lastRow="0" w:firstColumn="0" w:lastColumn="0" w:noHBand="0" w:noVBand="0" w:val="0000"/>
+      </w:tblPr>
+      <w:tblGrid>
+        <w:gridCol w:w="3564"/>
+        <w:gridCol w:w="3564"/>
+      </w:tblGrid>
+      <w:tr>
+        <w:tc>
+          <w:tcPr/>
+          <w:p>
+            <w:pPr>
+              <w:bidi/>
+              <w:jc w:val="left"/>
+            </w:pPr>
+            <w:r>
+              <w:rPr>
+                <w:b/>
+                <w:bCs/>
+                <w:rtl/>
+              </w:rPr>
+              <w:t xml:space="preserve">الكفاءات المستهدفة:</w:t>
+            </w:r>
+          </w:p>
+          <w:p>
+            <w:pPr>
+              <w:numPr>
+                <w:ilvl w:val="0"/>
+                <w:numId w:val="1010"/>
+              </w:numPr>
+              <w:bidi/>
+              <w:jc w:val="left"/>
+            </w:pPr>
+            <w:r>
+              <w:rPr>
+                <w:rtl/>
+              </w:rPr>
+              <w:t xml:space="preserve">ملاحظة تذبذب التواترات من عينة إلى أخرى.</w:t>
+            </w:r>
+          </w:p>
+          <w:p>
+            <w:pPr>
+              <w:numPr>
+                <w:ilvl w:val="0"/>
+                <w:numId w:val="1010"/>
+              </w:numPr>
+              <w:bidi/>
+              <w:jc w:val="left"/>
+            </w:pPr>
+            <w:r>
+              <w:rPr>
+                <w:rtl/>
+              </w:rPr>
+              <w:t xml:space="preserve">محاكاة تجربة بسيطة وملاحظة استقرار التواترات.</w:t>
+            </w:r>
+          </w:p>
+        </w:tc>
+        <w:tc>
+          <w:tcPr/>
+          <w:p>
+            <w:pPr>
+              <w:bidi/>
+              <w:jc w:val="left"/>
+            </w:pPr>
+            <w:r>
+              <w:rPr>
+                <w:b/>
+                <w:bCs/>
+                <w:rtl/>
+              </w:rPr>
+              <w:t xml:space="preserve">الكفاءات القبلية:</w:t>
+            </w:r>
+          </w:p>
+          <w:p>
+            <w:pPr>
+              <w:numPr>
+                <w:ilvl w:val="0"/>
+                <w:numId w:val="1011"/>
+              </w:numPr>
+              <w:bidi/>
+              <w:jc w:val="left"/>
+            </w:pPr>
+            <w:r>
+              <w:rPr>
+                <w:rtl/>
+              </w:rPr>
+              <w:t xml:space="preserve">التواترات.</w:t>
+            </w:r>
+          </w:p>
+        </w:tc>
+      </w:tr>
+    </w:tbl>
+    <w:p>
+      <w:pPr>
+        <w:bidi/>
+        <w:spacing w:before="120"/>
+      </w:pPr>
+      <w:r>
+        <w:rPr>
+          <w:b/>
+          <w:bCs/>
+          <w:rtl/>
+        </w:rPr>
+        <w:t xml:space="preserve">الوسائل:</w:t>
+      </w:r>
       <w:r>
         <w:rPr>
           <w:rtl/>
         </w:rPr>
-        <w:t xml:space="preserve">التواترات.</w:t>
+        <w:t xml:space="preserve"> </w:t>
       </w:r>
-    </w:p>
-    <w:p>
-      <w:pPr>
-        <w:numPr>
-          <w:ilvl w:val="0"/>
-          <w:numId w:val="1011"/>
-        </w:numPr>
-        <w:bidi/>
-      </w:pPr>
-      <w:r>
-        <w:rPr>
-          <w:rtl/>
-        </w:rPr>
-        <w:t xml:space="preserve">ملاحظة تذبذب التواترات من عينة إلى أخرى.</w:t>
-      </w:r>
-    </w:p>
-    <w:p>
-      <w:pPr>
-        <w:numPr>
-          <w:ilvl w:val="0"/>
-          <w:numId w:val="1011"/>
-        </w:numPr>
-        <w:bidi/>
-      </w:pPr>
-      <w:r>
-        <w:rPr>
-          <w:rtl/>
-        </w:rPr>
-        <w:t xml:space="preserve">محاكاة تجربة بسيطة وملاحظة استقرار التواترات.</w:t>
-      </w:r>
-    </w:p>
-    <w:p>
-      <w:pPr>
-        <w:bidi/>
-      </w:pPr>
       <w:r>
         <w:rPr>
           <w:rtl/>
@@ -567,9 +8860,947 @@
         <w:t xml:space="preserve">المنهاج ، الكتاب المدرسي ، مراجع ، الحاسبة العلمية.</w:t>
       </w:r>
     </w:p>
+    <w:tbl>
+      <w:tblPr>
+        <w:tblStyle w:val="Table"/>
+        <w:tblW w:w="7681" w:type="dxa"/>
+        <w:jc w:val="center"/>
+        <w:tblBorders>
+          <w:top w:val="single" w:sz="4" w:space="0" w:color="000000"/>
+          <w:left w:val="single" w:sz="4" w:space="0" w:color="000000"/>
+          <w:bottom w:val="single" w:sz="4" w:space="0" w:color="000000"/>
+          <w:right w:val="single" w:sz="4" w:space="0" w:color="000000"/>
+          <w:insideH w:val="single" w:sz="4" w:space="0" w:color="000000"/>
+          <w:insideV w:val="single" w:sz="4" w:space="0" w:color="000000"/>
+        </w:tblBorders>
+        <w:tblLook w:firstRow="0" w:lastRow="0" w:firstColumn="0" w:lastColumn="0" w:noHBand="0" w:noVBand="0" w:val="0000"/>
+      </w:tblPr>
+      <w:tblGrid>
+        <w:gridCol w:w="1188"/>
+        <w:gridCol w:w="712"/>
+        <w:gridCol w:w="4593"/>
+        <w:gridCol w:w="1188"/>
+      </w:tblGrid>
+      <w:tr>
+        <w:tc>
+          <w:tcPr>
+            <w:shd w:val="clear" w:color="auto" w:fill="E4E7ED"/>
+          </w:tcPr>
+          <w:p>
+            <w:pPr>
+              <w:pStyle w:val="Compact"/>
+              <w:bidi/>
+              <w:jc w:val="left"/>
+            </w:pPr>
+            <w:r>
+              <w:rPr>
+                <w:rtl/>
+              </w:rPr>
+              <w:t xml:space="preserve"/>
+            </w:r>
+            <w:r>
+              <w:rPr>
+                <w:b/>
+                <w:bCs/>
+                <w:rtl/>
+              </w:rPr>
+              <w:t xml:space="preserve">توجيهات وتعاليق</w:t>
+            </w:r>
+          </w:p>
+        </w:tc>
+        <w:tc>
+          <w:tcPr>
+            <w:shd w:val="clear" w:color="auto" w:fill="E4E7ED"/>
+          </w:tcPr>
+          <w:p>
+            <w:pPr>
+              <w:pStyle w:val="Compact"/>
+              <w:bidi/>
+              <w:jc w:val="left"/>
+            </w:pPr>
+            <w:r>
+              <w:rPr>
+                <w:b/>
+                <w:bCs/>
+                <w:rtl/>
+              </w:rPr>
+              <w:t xml:space="preserve">المدة</w:t>
+            </w:r>
+          </w:p>
+        </w:tc>
+        <w:tc>
+          <w:tcPr>
+            <w:shd w:val="clear" w:color="auto" w:fill="E4E7ED"/>
+          </w:tcPr>
+          <w:p>
+            <w:pPr>
+              <w:pStyle w:val="Compact"/>
+              <w:bidi/>
+              <w:jc w:val="left"/>
+            </w:pPr>
+            <w:r>
+              <w:rPr>
+                <w:b/>
+                <w:bCs/>
+                <w:rtl/>
+              </w:rPr>
+              <w:t xml:space="preserve">سير الحصة</w:t>
+            </w:r>
+          </w:p>
+        </w:tc>
+        <w:tc>
+          <w:tcPr>
+            <w:shd w:val="clear" w:color="auto" w:fill="E4E7ED"/>
+          </w:tcPr>
+          <w:p>
+            <w:pPr>
+              <w:pStyle w:val="Compact"/>
+              <w:bidi/>
+              <w:jc w:val="left"/>
+            </w:pPr>
+            <w:r>
+              <w:rPr>
+                <w:b/>
+                <w:bCs/>
+                <w:rtl/>
+              </w:rPr>
+              <w:t xml:space="preserve">مراحل الحصة</w:t>
+            </w:r>
+          </w:p>
+        </w:tc>
+      </w:tr>
+      <w:tr>
+        <w:tc>
+          <w:tcPr/>
+          <w:p>
+            <w:pPr>
+              <w:pStyle w:val="Compact"/>
+              <w:bidi/>
+              <w:jc w:val="left"/>
+            </w:pPr>
+            <w:r>
+              <w:rPr>
+                <w:rtl/>
+              </w:rPr>
+              <w:t xml:space="preserve">تجربة حية.</w:t>
+            </w:r>
+          </w:p>
+        </w:tc>
+        <w:tc>
+          <w:tcPr/>
+          <w:p>
+            <w:pPr>
+              <w:pStyle w:val="Compact"/>
+              <w:bidi/>
+              <w:jc w:val="left"/>
+            </w:pPr>
+            <w:r>
+              <w:rPr>
+                <w:rtl/>
+              </w:rPr>
+              <w:t xml:space="preserve">10 د</w:t>
+            </w:r>
+          </w:p>
+        </w:tc>
+        <w:tc>
+          <w:tcPr/>
+          <w:p>
+            <w:pPr>
+              <w:pStyle w:val="Compact"/>
+              <w:bidi/>
+              <w:jc w:val="left"/>
+            </w:pPr>
+            <w:r>
+              <w:rPr>
+                <w:b/>
+                <w:bCs/>
+                <w:rtl/>
+              </w:rPr>
+              <w:t xml:space="preserve">التهيئة النفسية:</w:t>
+            </w:r>
+            <w:r>
+              <w:rPr>
+                <w:rtl/>
+              </w:rPr>
+              <w:t xml:space="preserve"> </w:t>
+            </w:r>
+            <w:r>
+              <w:rPr>
+                <w:rtl/>
+              </w:rPr>
+              <w:t xml:space="preserve">نرمي قطعة نقدية</w:t>
+            </w:r>
+            <w:r>
+              <w:rPr>
+                <w:rtl/>
+              </w:rPr>
+              <w:t xml:space="preserve"> </w:t>
+            </w:r>
+            <m:oMath>
+              <m:r>
+                <m:t>10</m:t>
+              </m:r>
+            </m:oMath>
+            <w:r>
+              <w:rPr>
+                <w:rtl/>
+              </w:rPr>
+              <w:t xml:space="preserve"> </w:t>
+            </w:r>
+            <w:r>
+              <w:rPr>
+                <w:rtl/>
+              </w:rPr>
+              <w:t xml:space="preserve">مرات: هل نحصل دائماً على</w:t>
+            </w:r>
+            <w:r>
+              <w:rPr>
+                <w:rtl/>
+              </w:rPr>
+              <w:t xml:space="preserve"> </w:t>
+            </w:r>
+            <m:oMath>
+              <m:r>
+                <m:t>5</m:t>
+              </m:r>
+            </m:oMath>
+            <w:r>
+              <w:rPr>
+                <w:rtl/>
+              </w:rPr>
+              <w:t xml:space="preserve"> </w:t>
+            </w:r>
+            <w:r>
+              <w:rPr>
+                <w:rtl/>
+              </w:rPr>
+              <w:t xml:space="preserve">وجوه؟</w:t>
+            </w:r>
+          </w:p>
+        </w:tc>
+        <w:tc>
+          <w:tcPr>
+            <w:shd w:val="clear" w:color="auto" w:fill="E4E7ED"/>
+          </w:tcPr>
+          <w:p>
+            <w:pPr>
+              <w:pStyle w:val="Compact"/>
+              <w:bidi/>
+              <w:jc w:val="left"/>
+            </w:pPr>
+            <w:r>
+              <w:rPr>
+                <w:rtl/>
+              </w:rPr>
+              <w:t xml:space="preserve"/>
+            </w:r>
+            <w:r>
+              <w:rPr>
+                <w:b/>
+                <w:bCs/>
+                <w:rtl/>
+              </w:rPr>
+              <w:t xml:space="preserve">مرحلة الانطلاق</w:t>
+            </w:r>
+          </w:p>
+        </w:tc>
+      </w:tr>
+      <w:tr>
+        <w:tc>
+          <w:tcPr/>
+          <w:p>
+            <w:pPr>
+              <w:pStyle w:val="Compact"/>
+              <w:bidi/>
+              <w:jc w:val="left"/>
+            </w:pPr>
+            <w:r>
+              <w:rPr>
+                <w:rtl/>
+              </w:rPr>
+              <w:t xml:space="preserve">عمل جماعي بكيس وكريات.</w:t>
+            </w:r>
+          </w:p>
+        </w:tc>
+        <w:tc>
+          <w:tcPr/>
+          <w:p>
+            <w:pPr>
+              <w:pStyle w:val="Compact"/>
+              <w:bidi/>
+              <w:jc w:val="left"/>
+            </w:pPr>
+            <w:r>
+              <w:rPr>
+                <w:rtl/>
+              </w:rPr>
+              <w:t xml:space="preserve">35 د</w:t>
+            </w:r>
+          </w:p>
+        </w:tc>
+        <w:tc>
+          <w:tcPr/>
+          <w:p>
+            <w:pPr>
+              <w:bidi/>
+              <w:jc w:val="left"/>
+            </w:pPr>
+            <w:r>
+              <w:rPr>
+                <w:b/>
+                <w:bCs/>
+                <w:rtl/>
+              </w:rPr>
+              <w:t xml:space="preserve">[مناقشة النشاطين 06 و 07 صفحة 140]</w:t>
+            </w:r>
+          </w:p>
+          <w:p>
+            <w:pPr>
+              <w:bidi/>
+              <w:jc w:val="left"/>
+            </w:pPr>
+            <w:r>
+              <w:rPr>
+                <w:rtl/>
+              </w:rPr>
+              <w:t xml:space="preserve">✓ كيس به كريات بألوان مختلفة: كل تلميذ يسحب عينة ويحسب التواترات: النتائج تختلف من عينة إلى أخرى (</w:t>
+            </w:r>
+            <w:r>
+              <w:rPr>
+                <w:b/>
+                <w:bCs/>
+                <w:rtl/>
+              </w:rPr>
+              <w:t xml:space="preserve">تذبذب العينات</w:t>
+            </w:r>
+            <w:r>
+              <w:rPr>
+                <w:rtl/>
+              </w:rPr>
+              <w:t xml:space="preserve">).</w:t>
+            </w:r>
+          </w:p>
+          <w:p>
+            <w:pPr>
+              <w:bidi/>
+              <w:jc w:val="left"/>
+            </w:pPr>
+            <w:r>
+              <w:rPr>
+                <w:rtl/>
+              </w:rPr>
+              <w:t xml:space="preserve">✓ بتجميع عينات القسم (عينة كبيرة) تقترب التواترات من قيم ثابتة.</w:t>
+            </w:r>
+          </w:p>
+        </w:tc>
+        <w:tc>
+          <w:tcPr>
+            <w:shd w:val="clear" w:color="auto" w:fill="E4E7ED"/>
+          </w:tcPr>
+          <w:p>
+            <w:pPr>
+              <w:pStyle w:val="Compact"/>
+              <w:bidi/>
+              <w:jc w:val="left"/>
+            </w:pPr>
+            <w:r>
+              <w:rPr>
+                <w:rtl/>
+              </w:rPr>
+              <w:t xml:space="preserve"/>
+            </w:r>
+            <w:r>
+              <w:rPr>
+                <w:b/>
+                <w:bCs/>
+                <w:rtl/>
+              </w:rPr>
+              <w:t xml:space="preserve">التشخيص والاكتشاف</w:t>
+            </w:r>
+          </w:p>
+        </w:tc>
+      </w:tr>
+      <w:tr>
+        <w:tc>
+          <w:tcPr/>
+          <w:p>
+            <w:pPr>
+              <w:pStyle w:val="Compact"/>
+              <w:bidi/>
+              <w:jc w:val="left"/>
+            </w:pPr>
+            <w:r>
+              <w:rPr>
+                <w:rtl/>
+              </w:rPr>
+              <w:t xml:space="preserve">نرسم تطور التواتر مع مقاس العينة.</w:t>
+            </w:r>
+          </w:p>
+        </w:tc>
+        <w:tc>
+          <w:tcPr/>
+          <w:p>
+            <w:pPr>
+              <w:pStyle w:val="Compact"/>
+              <w:bidi/>
+              <w:jc w:val="left"/>
+            </w:pPr>
+            <w:r>
+              <w:rPr>
+                <w:rtl/>
+              </w:rPr>
+              <w:t xml:space="preserve">50 د</w:t>
+            </w:r>
+          </w:p>
+        </w:tc>
+        <w:tc>
+          <w:tcPr/>
+          <w:p>
+            <w:pPr>
+              <w:bidi/>
+              <w:jc w:val="left"/>
+            </w:pPr>
+            <w:r>
+              <w:rPr>
+                <w:b/>
+                <w:bCs/>
+                <w:rtl/>
+              </w:rPr>
+              <w:t xml:space="preserve">[تعريف]</w:t>
+            </w:r>
+            <w:r>
+              <w:rPr>
+                <w:rtl/>
+              </w:rPr>
+              <w:t xml:space="preserve"> </w:t>
+            </w:r>
+            <w:r>
+              <w:rPr>
+                <w:b/>
+                <w:bCs/>
+                <w:rtl/>
+              </w:rPr>
+              <w:t xml:space="preserve">العينة</w:t>
+            </w:r>
+            <w:r>
+              <w:rPr>
+                <w:rtl/>
+              </w:rPr>
+              <w:t xml:space="preserve"> </w:t>
+            </w:r>
+            <w:r>
+              <w:rPr>
+                <w:rtl/>
+              </w:rPr>
+              <w:t xml:space="preserve">جزء من المجتمع ؛</w:t>
+            </w:r>
+            <w:r>
+              <w:rPr>
+                <w:rtl/>
+              </w:rPr>
+              <w:t xml:space="preserve"> </w:t>
+            </w:r>
+            <w:r>
+              <w:rPr>
+                <w:b/>
+                <w:bCs/>
+                <w:rtl/>
+              </w:rPr>
+              <w:t xml:space="preserve">مقاس العينة</w:t>
+            </w:r>
+            <w:r>
+              <w:rPr>
+                <w:rtl/>
+              </w:rPr>
+              <w:t xml:space="preserve"> </w:t>
+            </w:r>
+            <w:r>
+              <w:rPr>
+                <w:rtl/>
+              </w:rPr>
+              <w:t xml:space="preserve">عدد عناصرها ؛</w:t>
+            </w:r>
+            <w:r>
+              <w:rPr>
+                <w:rtl/>
+              </w:rPr>
+              <w:t xml:space="preserve"> </w:t>
+            </w:r>
+            <w:r>
+              <w:rPr>
+                <w:b/>
+                <w:bCs/>
+                <w:rtl/>
+              </w:rPr>
+              <w:t xml:space="preserve">المحاكاة</w:t>
+            </w:r>
+            <w:r>
+              <w:rPr>
+                <w:rtl/>
+              </w:rPr>
+              <w:t xml:space="preserve"> </w:t>
+            </w:r>
+            <w:r>
+              <w:rPr>
+                <w:rtl/>
+              </w:rPr>
+              <w:t xml:space="preserve">تعويض تجربة بتجربة أخرى لها نفس الخواص (قطعة نقدية ، نرد ، أعداد عشوائية بالحاسبة).</w:t>
+            </w:r>
+          </w:p>
+          <w:p>
+            <w:pPr>
+              <w:bidi/>
+              <w:jc w:val="left"/>
+            </w:pPr>
+            <w:r>
+              <w:rPr>
+                <w:b/>
+                <w:bCs/>
+                <w:rtl/>
+              </w:rPr>
+              <w:t xml:space="preserve">[ملاحظة تجريبية]</w:t>
+            </w:r>
+            <w:r>
+              <w:rPr>
+                <w:rtl/>
+              </w:rPr>
+              <w:t xml:space="preserve"> كلما كبر مقاس العينة قلّ تذبذب التواترات واقتربت من قيمة ثابتة.</w:t>
+            </w:r>
+          </w:p>
+        </w:tc>
+        <w:tc>
+          <w:tcPr>
+            <w:shd w:val="clear" w:color="auto" w:fill="E4E7ED"/>
+          </w:tcPr>
+          <w:p>
+            <w:pPr>
+              <w:pStyle w:val="Compact"/>
+              <w:bidi/>
+              <w:jc w:val="left"/>
+            </w:pPr>
+            <w:r>
+              <w:rPr>
+                <w:rtl/>
+              </w:rPr>
+              <w:t xml:space="preserve"/>
+            </w:r>
+            <w:r>
+              <w:rPr>
+                <w:b/>
+                <w:bCs/>
+                <w:rtl/>
+              </w:rPr>
+              <w:t xml:space="preserve">بناء المعارف</w:t>
+            </w:r>
+          </w:p>
+        </w:tc>
+      </w:tr>
+      <w:tr>
+        <w:tc>
+          <w:tcPr/>
+          <w:p>
+            <w:pPr>
+              <w:pStyle w:val="Compact"/>
+              <w:bidi/>
+              <w:jc w:val="center"/>
+            </w:pPr>
+          </w:p>
+        </w:tc>
+        <w:tc>
+          <w:tcPr/>
+          <w:p>
+            <w:pPr>
+              <w:pStyle w:val="Compact"/>
+              <w:bidi/>
+              <w:jc w:val="center"/>
+            </w:pPr>
+          </w:p>
+        </w:tc>
+        <w:tc>
+          <w:tcPr/>
+          <w:p>
+            <w:pPr>
+              <w:bidi/>
+              <w:jc w:val="left"/>
+            </w:pPr>
+            <w:r>
+              <w:rPr>
+                <w:b/>
+                <w:bCs/>
+                <w:rtl/>
+              </w:rPr>
+              <w:t xml:space="preserve">[مثال]</w:t>
+            </w:r>
+            <w:r>
+              <w:rPr>
+                <w:rtl/>
+              </w:rPr>
+              <w:t xml:space="preserve"> محاكاة رمي قطعة نقدية بالحاسبة: نولّد أعداداً عشوائية (الزر</w:t>
+            </w:r>
+            <w:r>
+              <w:rPr>
+                <w:rtl/>
+              </w:rPr>
+              <w:t xml:space="preserve"> </w:t>
+            </w:r>
+            <w:r>
+              <w:rPr>
+                <w:shd w:val="clear" w:color="auto" w:fill="E4EAF3"/>
+                <w:rtl/>
+              </w:rPr>
+              <w:t xml:space="preserve">‎Ran#</w:t>
+            </w:r>
+            <w:r>
+              <w:rPr>
+                <w:rtl/>
+              </w:rPr>
+              <w:t xml:space="preserve">) ونرفق «وجه» بالعدد إذا كان أقل من</w:t>
+            </w:r>
+            <w:r>
+              <w:rPr>
+                <w:rtl/>
+              </w:rPr>
+              <w:t xml:space="preserve"> </w:t>
+            </w:r>
+            <m:oMath>
+              <m:r>
+                <m:t>0</m:t>
+              </m:r>
+              <m:r>
+                <m:rPr>
+                  <m:sty m:val="p"/>
+                </m:rPr>
+                <m:t>,</m:t>
+              </m:r>
+              <m:r>
+                <m:t>5</m:t>
+              </m:r>
+            </m:oMath>
+            <w:r>
+              <w:rPr>
+                <w:rtl/>
+              </w:rPr>
+              <w:t xml:space="preserve">.</w:t>
+            </w:r>
+          </w:p>
+          <w:p>
+            <w:pPr>
+              <w:bidi/>
+              <w:jc w:val="left"/>
+            </w:pPr>
+            <w:r>
+              <w:rPr>
+                <w:b/>
+                <w:bCs/>
+                <w:rtl/>
+              </w:rPr>
+              <w:t xml:space="preserve">[حذار]</w:t>
+            </w:r>
+            <w:r>
+              <w:rPr>
+                <w:rtl/>
+              </w:rPr>
+              <w:t xml:space="preserve"> النتيجة الملاحظة على عينة صغيرة ليست قاعدة عامة.</w:t>
+            </w:r>
+          </w:p>
+        </w:tc>
+        <w:tc>
+          <w:tcPr>
+            <w:shd w:val="clear" w:color="auto" w:fill="E4E7ED"/>
+          </w:tcPr>
+          <w:p>
+            <w:pPr>
+              <w:pStyle w:val="Compact"/>
+              <w:bidi/>
+              <w:jc w:val="left"/>
+            </w:pPr>
+            <w:r>
+              <w:rPr>
+                <w:rtl/>
+              </w:rPr>
+              <w:t xml:space="preserve"/>
+            </w:r>
+          </w:p>
+        </w:tc>
+      </w:tr>
+      <w:tr>
+        <w:tc>
+          <w:tcPr/>
+          <w:p>
+            <w:pPr>
+              <w:pStyle w:val="Compact"/>
+              <w:bidi/>
+              <w:jc w:val="left"/>
+            </w:pPr>
+            <w:r>
+              <w:rPr>
+                <w:rtl/>
+              </w:rPr>
+              <w:t xml:space="preserve">نهاية المحور والسنة: فرض أو مراجعة.</w:t>
+            </w:r>
+          </w:p>
+        </w:tc>
+        <w:tc>
+          <w:tcPr/>
+          <w:p>
+            <w:pPr>
+              <w:pStyle w:val="Compact"/>
+              <w:bidi/>
+              <w:jc w:val="left"/>
+            </w:pPr>
+            <w:r>
+              <w:rPr>
+                <w:rtl/>
+              </w:rPr>
+              <w:t xml:space="preserve">25 د</w:t>
+            </w:r>
+          </w:p>
+        </w:tc>
+        <w:tc>
+          <w:tcPr/>
+          <w:p>
+            <w:pPr>
+              <w:bidi/>
+              <w:jc w:val="left"/>
+            </w:pPr>
+            <w:r>
+              <w:rPr>
+                <w:b/>
+                <w:bCs/>
+                <w:rtl/>
+              </w:rPr>
+              <w:t xml:space="preserve">[تطبيق]</w:t>
+            </w:r>
+          </w:p>
+          <w:p>
+            <w:pPr>
+              <w:bidi/>
+              <w:jc w:val="left"/>
+            </w:pPr>
+            <w:r>
+              <w:rPr>
+                <w:rtl/>
+              </w:rPr>
+              <w:t xml:space="preserve">كل تلميذ يرمي قطعة نقدية</w:t>
+            </w:r>
+            <w:r>
+              <w:rPr>
+                <w:rtl/>
+              </w:rPr>
+              <w:t xml:space="preserve"> </w:t>
+            </w:r>
+            <m:oMath>
+              <m:r>
+                <m:t>20</m:t>
+              </m:r>
+            </m:oMath>
+            <w:r>
+              <w:rPr>
+                <w:rtl/>
+              </w:rPr>
+              <w:t xml:space="preserve"> </w:t>
+            </w:r>
+            <w:r>
+              <w:rPr>
+                <w:rtl/>
+              </w:rPr>
+              <w:t xml:space="preserve">مرة ويسجل تواتر الوجه ، ثم نجمع نتائج القسم. قارن تواتر التلميذ بتواتر القسم.</w:t>
+            </w:r>
+          </w:p>
+          <w:p>
+            <w:pPr>
+              <w:bidi/>
+              <w:jc w:val="left"/>
+            </w:pPr>
+            <w:r>
+              <w:rPr>
+                <w:b/>
+                <w:bCs/>
+                <w:rtl/>
+              </w:rPr>
+              <w:t xml:space="preserve">الحل المنتظر:</w:t>
+            </w:r>
+            <w:r>
+              <w:rPr>
+                <w:rtl/>
+              </w:rPr>
+              <w:t xml:space="preserve"> </w:t>
+            </w:r>
+            <w:r>
+              <w:rPr>
+                <w:rtl/>
+              </w:rPr>
+              <w:t xml:space="preserve">تواترات التلاميذ متذبذبة (مثلاً من</w:t>
+            </w:r>
+            <w:r>
+              <w:rPr>
+                <w:rtl/>
+              </w:rPr>
+              <w:t xml:space="preserve"> </w:t>
+            </w:r>
+            <m:oMath>
+              <m:r>
+                <m:t>0</m:t>
+              </m:r>
+              <m:r>
+                <m:rPr>
+                  <m:sty m:val="p"/>
+                </m:rPr>
+                <m:t>,</m:t>
+              </m:r>
+              <m:r>
+                <m:t>3</m:t>
+              </m:r>
+            </m:oMath>
+            <w:r>
+              <w:rPr>
+                <w:rtl/>
+              </w:rPr>
+              <w:t xml:space="preserve"> </w:t>
+            </w:r>
+            <w:r>
+              <w:rPr>
+                <w:rtl/>
+              </w:rPr>
+              <w:t xml:space="preserve">إلى</w:t>
+            </w:r>
+            <w:r>
+              <w:rPr>
+                <w:rtl/>
+              </w:rPr>
+              <w:t xml:space="preserve"> </w:t>
+            </w:r>
+            <m:oMath>
+              <m:r>
+                <m:t>0</m:t>
+              </m:r>
+              <m:r>
+                <m:rPr>
+                  <m:sty m:val="p"/>
+                </m:rPr>
+                <m:t>,</m:t>
+              </m:r>
+              <m:r>
+                <m:t>7</m:t>
+              </m:r>
+            </m:oMath>
+            <w:r>
+              <w:rPr>
+                <w:rtl/>
+              </w:rPr>
+              <w:t xml:space="preserve">) ، وتواتر القسم قريب من</w:t>
+            </w:r>
+            <w:r>
+              <w:rPr>
+                <w:rtl/>
+              </w:rPr>
+              <w:t xml:space="preserve"> </w:t>
+            </w:r>
+            <m:oMath>
+              <m:r>
+                <m:t>0</m:t>
+              </m:r>
+              <m:r>
+                <m:rPr>
+                  <m:sty m:val="p"/>
+                </m:rPr>
+                <m:t>,</m:t>
+              </m:r>
+              <m:r>
+                <m:t>5</m:t>
+              </m:r>
+            </m:oMath>
+            <w:r>
+              <w:rPr>
+                <w:rtl/>
+              </w:rPr>
+              <w:t xml:space="preserve">.</w:t>
+            </w:r>
+          </w:p>
+          <w:p>
+            <w:pPr>
+              <w:bidi/>
+              <w:jc w:val="left"/>
+            </w:pPr>
+            <w:r>
+              <w:rPr>
+                <w:b/>
+                <w:bCs/>
+                <w:rtl/>
+              </w:rPr>
+              <w:t xml:space="preserve">واجب منزلي:</w:t>
+            </w:r>
+            <w:r>
+              <w:rPr>
+                <w:rtl/>
+              </w:rPr>
+              <w:t xml:space="preserve"> </w:t>
+            </w:r>
+            <w:r>
+              <w:rPr>
+                <w:rtl/>
+              </w:rPr>
+              <w:t xml:space="preserve">تمارين حوصلة المحور من الكتاب المدرسي.</w:t>
+            </w:r>
+          </w:p>
+          <w:p>
+            <w:pPr>
+              <w:bidi/>
+              <w:jc w:val="left"/>
+            </w:pPr>
+            <w:r>
+              <w:rPr>
+                <w:b/>
+                <w:bCs/>
+                <w:rtl/>
+              </w:rPr>
+              <w:t xml:space="preserve">ملاحظات حول سير الحصة:</w:t>
+            </w:r>
+            <w:r>
+              <w:rPr>
+                <w:rtl/>
+              </w:rPr>
+              <w:t xml:space="preserve"> </w:t>
+            </w:r>
+            <w:r>
+              <w:rPr>
+                <w:rtl/>
+              </w:rPr>
+              <w:t xml:space="preserve">..........</w:t>
+            </w:r>
+          </w:p>
+        </w:tc>
+        <w:tc>
+          <w:tcPr>
+            <w:shd w:val="clear" w:color="auto" w:fill="E4E7ED"/>
+          </w:tcPr>
+          <w:p>
+            <w:pPr>
+              <w:pStyle w:val="Compact"/>
+              <w:bidi/>
+              <w:jc w:val="left"/>
+            </w:pPr>
+            <w:r>
+              <w:rPr>
+                <w:rtl/>
+              </w:rPr>
+              <w:t xml:space="preserve"/>
+            </w:r>
+            <w:r>
+              <w:rPr>
+                <w:b/>
+                <w:bCs/>
+                <w:rtl/>
+              </w:rPr>
+              <w:t xml:space="preserve">التقويم</w:t>
+            </w:r>
+          </w:p>
+        </w:tc>
+      </w:tr>
+    </w:tbl>
     <w:sectPr>
-      <w:headerReference w:type="default" r:id="rId9"/>
-      <w:footerReference w:type="default" r:id="rId10"/>
+      <w:headerReference w:type="default" r:id="rId11"/>
+      <w:footerReference w:type="default" r:id="rId12"/>
       <w:pgSz w:h="16838" w:w="11906"/>
       <w:pgMar w:bottom="1134" w:left="964" w:right="964" w:top="1134" w:header="454" w:footer="454" w:gutter="0"/>
     </w:sectPr>
